--- a/paper/framework_paper_final.docx
+++ b/paper/framework_paper_final.docx
@@ -28,7 +28,7 @@
         </w:p>
       </w:sdtContent>
     </w:sdt>
-    <w:bookmarkStart w:id="139" w:name="X09111d71c4f0ff84bcf8efc52d36ea0bddaf17e"/>
+    <w:bookmarkStart w:id="132" w:name="X09111d71c4f0ff84bcf8efc52d36ea0bddaf17e"/>
     <w:p>
       <w:pPr>
         <w:pStyle w:val="Heading1"/>
@@ -113,7 +113,7 @@
         </w:pict>
       </w:r>
     </w:p>
-    <w:bookmarkStart w:id="21" w:name="abstract"/>
+    <w:bookmarkStart w:id="20" w:name="abstract"/>
     <w:p>
       <w:pPr>
         <w:pStyle w:val="Heading2"/>
@@ -136,7 +136,7 @@
           <w:rFonts w:ascii="Times New Roman" w:hAnsi="Times New Roman"/>
           <w:sz w:val="20"/>
         </w:rPr>
-        <w:t xml:space="preserve">We prove that RITA-style composite regularity scoring — combining interval skew, bimodality, top-interval coverage, and streak length — has a structural ceiling for monotonically growing schedules: for</w:t>
+        <w:t xml:space="preserve">Regularity-based beacon detectors surface command-and-control traffic by measuring interval consistency, spectral periodicity, or modal-interval coverage. We prove that RITA-style composite regularity scoring—which combines interval skew, bimodality, top-interval coverage, and streak length—has a structural ceiling for monotonically growing schedules: for</w:t>
       </w:r>
       <w:r>
         <w:rPr>
@@ -182,7 +182,7 @@
           <w:rFonts w:ascii="Times New Roman" w:hAnsi="Times New Roman"/>
           <w:sz w:val="20"/>
         </w:rPr>
-        <w:t xml:space="preserve">, falling below the 0.70 alert threshold for all</w:t>
+        <w:t xml:space="preserve">, falling below the standard 0.70 alert threshold for all</w:t>
       </w:r>
       <w:r>
         <w:rPr>
@@ -212,7 +212,7 @@
           <w:rFonts w:ascii="Times New Roman" w:hAnsi="Times New Roman"/>
           <w:sz w:val="20"/>
         </w:rPr>
-        <w:t xml:space="preserve">≥ 3. A 20-connection Fibonacci beacon scored 45.9% in RITA v5.1.2 (Severity: None), consistent with the theoretical ceiling of 52.5%. This limitation is structural, not a tuning gap.</w:t>
+        <w:t xml:space="preserve">≥ 3. This ceiling creates an exploitable blind spot for deterministic non-periodic scheduling families against detectors using this scoring methodology.</w:t>
       </w:r>
     </w:p>
     <w:p>
@@ -225,7 +225,33 @@
           <w:rFonts w:ascii="Times New Roman" w:hAnsi="Times New Roman"/>
           <w:sz w:val="20"/>
         </w:rPr>
-        <w:t xml:space="preserve">We construct a growth-regime taxonomy of deterministic non-periodic scheduling families and present validated multi-gate detectors for two regimes. The exponential regime contains a closed algebraic class — the four binary-coefficient recurrences up to third order (Fibonacci, Tribonacci, Padovan, Narayana) — detected via ratio pre-filter, recurrence confirmation with permutation significance, and convergence-based geometric-backoff rejection. The bounded regime uses irrational rotation detected via the three-gap theorem. Large-scale validation on CTU-13 and Stratosphere datasets (145,406 background flows, 742,000+ evaluations) produced 22 structural activations — fewer than two per dataset — with zero activations on 3,165 labeled botnet flows. The logarithmic and polynomial regimes are identified as open detection problems: their value-based detection signals produced 98% of all false positives in initial testing, revealing a fundamental distinction between relational and value-based detection that may generalize beyond the families studied here.</w:t>
+        <w:t xml:space="preserve">We present a structural taxonomy of deterministic non-periodic scheduling families organized by growth regime (bounded, logarithmic, polynomial, exponential). The exponential regime contains a closed algebraic class: the four non-degenerate binary-coefficient linear recurrences up to third order — Fibonacci (φ ≈ 1.618), Tribonacci (τ ≈ 1.839), Padovan (ρ ≈ 1.325), and Narayana (N ≈ 1.466). For each recurrence family and for irrational rotation (bounded regime), we present a validated multi-gate detector — ratio/growth pre-filter (Gate 1), structural confirmation with permutation significance (Gate 2), and convergence-based geometric-backoff rejection (Gate 2.5) — plus a bidirectional scanning extension for shrinking-interval schedules. The logarithmic and polynomial growth regimes are identified as open detection problems where current methods test individual interval values rather than inter-interval relationships, producing unacceptable false-positive rates at scale.</w:t>
+      </w:r>
+    </w:p>
+    <w:p>
+      <w:pPr>
+        <w:pStyle w:val="BodyText"/>
+        <w:ind w:left="720" w:right="720"/>
+      </w:pPr>
+      <w:r>
+        <w:rPr>
+          <w:rFonts w:ascii="Times New Roman" w:hAnsi="Times New Roman"/>
+          <w:sz w:val="20"/>
+        </w:rPr>
+        <w:t xml:space="preserve">Large-scale validation on the CTU-13 botnet dataset and Stratosphere malware captures (145,406 labeled background flows, over 742,000 detector evaluations) demonstrates that the validated recurrence and bounded detectors produce only 22 structural activations on background traffic — fewer than two per dataset. Systematic stress testing against eight common retry/backoff patterns showed that the four most common patterns (binary, AWS SDK, Kubernetes, TCP retransmission) produce zero activations, and introduction of a convergence-based geometric-backoff rejection gate (Gate 2.5) reduced total backoff-related activations from 179 to 46. Rayleigh periodogram analysis reveals family-dependent spectral observability: recurrence families produce significant peaks at observation-scale periods, while rotation schedules do not produce significant peaks under the evaluated conditions.</w:t>
+      </w:r>
+    </w:p>
+    <w:p>
+      <w:pPr>
+        <w:pStyle w:val="BodyText"/>
+        <w:ind w:left="720" w:right="720"/>
+      </w:pPr>
+      <w:r>
+        <w:rPr>
+          <w:rFonts w:ascii="Times New Roman" w:hAnsi="Times New Roman"/>
+          <w:sz w:val="20"/>
+        </w:rPr>
+        <w:t xml:space="preserve">The validated detection core — four recurrence family detectors, one bounded rotation detector, and a bidirectional recurrence scanner — demonstrates that deterministic non-periodic scheduling constitutes a distinct behavioral category with practical detection methods for the algebraic recurrence class. The taxonomy identifies four growth regimes; the detectors validate two of them. The remaining regimes (logarithmic, polynomial) are characterized as open research problems where the detection signal type — relational vs. value-based — determines operational viability.</w:t>
       </w:r>
     </w:p>
     <w:p>
@@ -242,833 +268,65 @@
         </w:pict>
       </w:r>
     </w:p>
-    <w:bookmarkStart w:id="20" w:name="paper-at-a-glance"/>
-    <w:p>
-      <w:pPr>
-        <w:pStyle w:val="Heading3"/>
-      </w:pPr>
-      <w:r>
-        <w:rPr>
-          <w:rFonts w:ascii="Times New Roman" w:hAnsi="Times New Roman"/>
-        </w:rPr>
-        <w:t xml:space="preserve">Paper at a Glance</w:t>
-      </w:r>
-    </w:p>
-    <w:tbl>
-      <w:tblPr>
-        <w:tblStyle w:val="Table"/>
-        <w:tblW w:type="pct" w:w="5000"/>
-        <w:jc w:val="center"/>
-        <w:tblLook w:firstRow="1" w:lastRow="0" w:firstColumn="0" w:lastColumn="0" w:noHBand="0" w:noVBand="0" w:val="0020"/>
-      </w:tblPr>
-      <w:tblGrid>
-        <w:gridCol w:w="990"/>
-        <w:gridCol w:w="1732"/>
-        <w:gridCol w:w="1608"/>
-        <w:gridCol w:w="990"/>
-        <w:gridCol w:w="2598"/>
-      </w:tblGrid>
-      <w:tr>
-        <w:trPr>
-          <w:tblHeader w:val="true"/>
-        </w:trPr>
-        <w:tc>
-          <w:tcPr>
-            <w:shd w:fill="E8E8E8" w:val="clear"/>
-          </w:tcPr>
-          <w:p>
-            <w:pPr>
-              <w:pStyle w:val="Compact"/>
-              <w:jc w:val="left"/>
-            </w:pPr>
-            <w:r>
-              <w:rPr>
-                <w:rFonts w:ascii="Times New Roman" w:hAnsi="Times New Roman"/>
-                <w:b/>
-                <w:sz w:val="18"/>
-              </w:rPr>
-              <w:t xml:space="preserve">Family</w:t>
-            </w:r>
-          </w:p>
-        </w:tc>
-        <w:tc>
-          <w:tcPr>
-            <w:shd w:fill="E8E8E8" w:val="clear"/>
-          </w:tcPr>
-          <w:p>
-            <w:pPr>
-              <w:pStyle w:val="Compact"/>
-              <w:jc w:val="left"/>
-            </w:pPr>
-            <w:r>
-              <w:rPr>
-                <w:rFonts w:ascii="Times New Roman" w:hAnsi="Times New Roman"/>
-                <w:b/>
-                <w:sz w:val="18"/>
-              </w:rPr>
-              <w:t xml:space="preserve">Growth Regime</w:t>
-            </w:r>
-          </w:p>
-        </w:tc>
-        <w:tc>
-          <w:tcPr>
-            <w:shd w:fill="E8E8E8" w:val="clear"/>
-          </w:tcPr>
-          <w:p>
-            <w:pPr>
-              <w:pStyle w:val="Compact"/>
-              <w:jc w:val="left"/>
-            </w:pPr>
-            <w:r>
-              <w:rPr>
-                <w:rFonts w:ascii="Times New Roman" w:hAnsi="Times New Roman"/>
-                <w:b/>
-                <w:sz w:val="18"/>
-              </w:rPr>
-              <w:t xml:space="preserve">Signal Type</w:t>
-            </w:r>
-          </w:p>
-        </w:tc>
-        <w:tc>
-          <w:tcPr>
-            <w:shd w:fill="E8E8E8" w:val="clear"/>
-          </w:tcPr>
-          <w:p>
-            <w:pPr>
-              <w:pStyle w:val="Compact"/>
-              <w:jc w:val="left"/>
-            </w:pPr>
-            <w:r>
-              <w:rPr>
-                <w:rFonts w:ascii="Times New Roman" w:hAnsi="Times New Roman"/>
-                <w:b/>
-                <w:sz w:val="18"/>
-              </w:rPr>
-              <w:t xml:space="preserve">Status</w:t>
-            </w:r>
-          </w:p>
-        </w:tc>
-        <w:tc>
-          <w:tcPr>
-            <w:shd w:fill="E8E8E8" w:val="clear"/>
-          </w:tcPr>
-          <w:p>
-            <w:pPr>
-              <w:pStyle w:val="Compact"/>
-              <w:jc w:val="left"/>
-            </w:pPr>
-            <w:r>
-              <w:rPr>
-                <w:rFonts w:ascii="Times New Roman" w:hAnsi="Times New Roman"/>
-                <w:b/>
-                <w:sz w:val="18"/>
-              </w:rPr>
-              <w:t xml:space="preserve">Large-Scale Evidence</w:t>
-            </w:r>
-          </w:p>
-        </w:tc>
-      </w:tr>
-      <w:tr>
-        <w:tc>
-          <w:tcPr>
-            <w:shd w:fill="FFFFFF" w:val="clear"/>
-          </w:tcPr>
-          <w:p>
-            <w:pPr>
-              <w:pStyle w:val="Compact"/>
-              <w:jc w:val="left"/>
-            </w:pPr>
-            <w:r>
-              <w:rPr>
-                <w:rFonts w:ascii="Times New Roman" w:hAnsi="Times New Roman"/>
-                <w:sz w:val="18"/>
-              </w:rPr>
-              <w:t xml:space="preserve">Fibonacci</w:t>
-            </w:r>
-          </w:p>
-        </w:tc>
-        <w:tc>
-          <w:tcPr>
-            <w:shd w:fill="FFFFFF" w:val="clear"/>
-          </w:tcPr>
-          <w:p>
-            <w:pPr>
-              <w:pStyle w:val="Compact"/>
-              <w:jc w:val="left"/>
-            </w:pPr>
-            <w:r>
-              <w:rPr>
-                <w:rFonts w:ascii="Times New Roman" w:hAnsi="Times New Roman"/>
-                <w:sz w:val="18"/>
-              </w:rPr>
-              <w:t xml:space="preserve">Exponential</w:t>
-            </w:r>
-          </w:p>
-        </w:tc>
-        <w:tc>
-          <w:tcPr>
-            <w:shd w:fill="FFFFFF" w:val="clear"/>
-          </w:tcPr>
-          <w:p>
-            <w:pPr>
-              <w:pStyle w:val="Compact"/>
-              <w:jc w:val="left"/>
-            </w:pPr>
-            <w:r>
-              <w:rPr>
-                <w:rFonts w:ascii="Times New Roman" w:hAnsi="Times New Roman"/>
-                <w:sz w:val="18"/>
-              </w:rPr>
-              <w:t xml:space="preserve">Relational</w:t>
-            </w:r>
-          </w:p>
-        </w:tc>
-        <w:tc>
-          <w:tcPr>
-            <w:shd w:fill="FFFFFF" w:val="clear"/>
-          </w:tcPr>
-          <w:p>
-            <w:pPr>
-              <w:pStyle w:val="Compact"/>
-              <w:jc w:val="left"/>
-            </w:pPr>
-            <w:r>
-              <w:rPr>
-                <w:bCs/>
-                <w:rFonts w:ascii="Times New Roman" w:hAnsi="Times New Roman"/>
-                <w:b/>
-                <w:sz w:val="18"/>
-              </w:rPr>
-              <w:t xml:space="preserve">Validated</w:t>
-            </w:r>
-          </w:p>
-        </w:tc>
-        <w:tc>
-          <w:tcPr>
-            <w:shd w:fill="FFFFFF" w:val="clear"/>
-          </w:tcPr>
-          <w:p>
-            <w:pPr>
-              <w:pStyle w:val="Compact"/>
-              <w:jc w:val="left"/>
-            </w:pPr>
-            <w:r>
-              <w:rPr>
-                <w:rFonts w:ascii="Times New Roman" w:hAnsi="Times New Roman"/>
-                <w:sz w:val="18"/>
-              </w:rPr>
-              <w:t xml:space="preserve">1 / 145K flows</w:t>
-            </w:r>
-          </w:p>
-        </w:tc>
-      </w:tr>
-      <w:tr>
-        <w:tc>
-          <w:tcPr>
-            <w:shd w:fill="FFFFFF" w:val="clear"/>
-          </w:tcPr>
-          <w:p>
-            <w:pPr>
-              <w:pStyle w:val="Compact"/>
-              <w:jc w:val="left"/>
-            </w:pPr>
-            <w:r>
-              <w:rPr>
-                <w:rFonts w:ascii="Times New Roman" w:hAnsi="Times New Roman"/>
-                <w:sz w:val="18"/>
-              </w:rPr>
-              <w:t xml:space="preserve">Tribonacci</w:t>
-            </w:r>
-          </w:p>
-        </w:tc>
-        <w:tc>
-          <w:tcPr>
-            <w:shd w:fill="FFFFFF" w:val="clear"/>
-          </w:tcPr>
-          <w:p>
-            <w:pPr>
-              <w:pStyle w:val="Compact"/>
-              <w:jc w:val="left"/>
-            </w:pPr>
-            <w:r>
-              <w:rPr>
-                <w:rFonts w:ascii="Times New Roman" w:hAnsi="Times New Roman"/>
-                <w:sz w:val="18"/>
-              </w:rPr>
-              <w:t xml:space="preserve">Exponential</w:t>
-            </w:r>
-          </w:p>
-        </w:tc>
-        <w:tc>
-          <w:tcPr>
-            <w:shd w:fill="FFFFFF" w:val="clear"/>
-          </w:tcPr>
-          <w:p>
-            <w:pPr>
-              <w:pStyle w:val="Compact"/>
-              <w:jc w:val="left"/>
-            </w:pPr>
-            <w:r>
-              <w:rPr>
-                <w:rFonts w:ascii="Times New Roman" w:hAnsi="Times New Roman"/>
-                <w:sz w:val="18"/>
-              </w:rPr>
-              <w:t xml:space="preserve">Relational</w:t>
-            </w:r>
-          </w:p>
-        </w:tc>
-        <w:tc>
-          <w:tcPr>
-            <w:shd w:fill="FFFFFF" w:val="clear"/>
-          </w:tcPr>
-          <w:p>
-            <w:pPr>
-              <w:pStyle w:val="Compact"/>
-              <w:jc w:val="left"/>
-            </w:pPr>
-            <w:r>
-              <w:rPr>
-                <w:bCs/>
-                <w:rFonts w:ascii="Times New Roman" w:hAnsi="Times New Roman"/>
-                <w:b/>
-                <w:sz w:val="18"/>
-              </w:rPr>
-              <w:t xml:space="preserve">Validated</w:t>
-            </w:r>
-          </w:p>
-        </w:tc>
-        <w:tc>
-          <w:tcPr>
-            <w:shd w:fill="FFFFFF" w:val="clear"/>
-          </w:tcPr>
-          <w:p>
-            <w:pPr>
-              <w:pStyle w:val="Compact"/>
-              <w:jc w:val="left"/>
-            </w:pPr>
-            <w:r>
-              <w:rPr>
-                <w:rFonts w:ascii="Times New Roman" w:hAnsi="Times New Roman"/>
-                <w:sz w:val="18"/>
-              </w:rPr>
-              <w:t xml:space="preserve">0 / 145K flows</w:t>
-            </w:r>
-          </w:p>
-        </w:tc>
-      </w:tr>
-      <w:tr>
-        <w:tc>
-          <w:tcPr>
-            <w:shd w:fill="FFFFFF" w:val="clear"/>
-          </w:tcPr>
-          <w:p>
-            <w:pPr>
-              <w:pStyle w:val="Compact"/>
-              <w:jc w:val="left"/>
-            </w:pPr>
-            <w:r>
-              <w:rPr>
-                <w:rFonts w:ascii="Times New Roman" w:hAnsi="Times New Roman"/>
-                <w:sz w:val="18"/>
-              </w:rPr>
-              <w:t xml:space="preserve">Padovan</w:t>
-            </w:r>
-          </w:p>
-        </w:tc>
-        <w:tc>
-          <w:tcPr>
-            <w:shd w:fill="FFFFFF" w:val="clear"/>
-          </w:tcPr>
-          <w:p>
-            <w:pPr>
-              <w:pStyle w:val="Compact"/>
-              <w:jc w:val="left"/>
-            </w:pPr>
-            <w:r>
-              <w:rPr>
-                <w:rFonts w:ascii="Times New Roman" w:hAnsi="Times New Roman"/>
-                <w:sz w:val="18"/>
-              </w:rPr>
-              <w:t xml:space="preserve">Exponential</w:t>
-            </w:r>
-          </w:p>
-        </w:tc>
-        <w:tc>
-          <w:tcPr>
-            <w:shd w:fill="FFFFFF" w:val="clear"/>
-          </w:tcPr>
-          <w:p>
-            <w:pPr>
-              <w:pStyle w:val="Compact"/>
-              <w:jc w:val="left"/>
-            </w:pPr>
-            <w:r>
-              <w:rPr>
-                <w:rFonts w:ascii="Times New Roman" w:hAnsi="Times New Roman"/>
-                <w:sz w:val="18"/>
-              </w:rPr>
-              <w:t xml:space="preserve">Relational</w:t>
-            </w:r>
-          </w:p>
-        </w:tc>
-        <w:tc>
-          <w:tcPr>
-            <w:shd w:fill="FFFFFF" w:val="clear"/>
-          </w:tcPr>
-          <w:p>
-            <w:pPr>
-              <w:pStyle w:val="Compact"/>
-              <w:jc w:val="left"/>
-            </w:pPr>
-            <w:r>
-              <w:rPr>
-                <w:bCs/>
-                <w:rFonts w:ascii="Times New Roman" w:hAnsi="Times New Roman"/>
-                <w:b/>
-                <w:sz w:val="18"/>
-              </w:rPr>
-              <w:t xml:space="preserve">Validated</w:t>
-            </w:r>
-          </w:p>
-        </w:tc>
-        <w:tc>
-          <w:tcPr>
-            <w:shd w:fill="FFFFFF" w:val="clear"/>
-          </w:tcPr>
-          <w:p>
-            <w:pPr>
-              <w:pStyle w:val="Compact"/>
-              <w:jc w:val="left"/>
-            </w:pPr>
-            <w:r>
-              <w:rPr>
-                <w:rFonts w:ascii="Times New Roman" w:hAnsi="Times New Roman"/>
-                <w:sz w:val="18"/>
-              </w:rPr>
-              <w:t xml:space="preserve">9 / 145K flows</w:t>
-            </w:r>
-          </w:p>
-        </w:tc>
-      </w:tr>
-      <w:tr>
-        <w:tc>
-          <w:tcPr>
-            <w:shd w:fill="FFFFFF" w:val="clear"/>
-          </w:tcPr>
-          <w:p>
-            <w:pPr>
-              <w:pStyle w:val="Compact"/>
-              <w:jc w:val="left"/>
-            </w:pPr>
-            <w:r>
-              <w:rPr>
-                <w:rFonts w:ascii="Times New Roman" w:hAnsi="Times New Roman"/>
-                <w:sz w:val="18"/>
-              </w:rPr>
-              <w:t xml:space="preserve">Narayana</w:t>
-            </w:r>
-          </w:p>
-        </w:tc>
-        <w:tc>
-          <w:tcPr>
-            <w:shd w:fill="FFFFFF" w:val="clear"/>
-          </w:tcPr>
-          <w:p>
-            <w:pPr>
-              <w:pStyle w:val="Compact"/>
-              <w:jc w:val="left"/>
-            </w:pPr>
-            <w:r>
-              <w:rPr>
-                <w:rFonts w:ascii="Times New Roman" w:hAnsi="Times New Roman"/>
-                <w:sz w:val="18"/>
-              </w:rPr>
-              <w:t xml:space="preserve">Exponential</w:t>
-            </w:r>
-          </w:p>
-        </w:tc>
-        <w:tc>
-          <w:tcPr>
-            <w:shd w:fill="FFFFFF" w:val="clear"/>
-          </w:tcPr>
-          <w:p>
-            <w:pPr>
-              <w:pStyle w:val="Compact"/>
-              <w:jc w:val="left"/>
-            </w:pPr>
-            <w:r>
-              <w:rPr>
-                <w:rFonts w:ascii="Times New Roman" w:hAnsi="Times New Roman"/>
-                <w:sz w:val="18"/>
-              </w:rPr>
-              <w:t xml:space="preserve">Relational</w:t>
-            </w:r>
-          </w:p>
-        </w:tc>
-        <w:tc>
-          <w:tcPr>
-            <w:shd w:fill="FFFFFF" w:val="clear"/>
-          </w:tcPr>
-          <w:p>
-            <w:pPr>
-              <w:pStyle w:val="Compact"/>
-              <w:jc w:val="left"/>
-            </w:pPr>
-            <w:r>
-              <w:rPr>
-                <w:bCs/>
-                <w:rFonts w:ascii="Times New Roman" w:hAnsi="Times New Roman"/>
-                <w:b/>
-                <w:sz w:val="18"/>
-              </w:rPr>
-              <w:t xml:space="preserve">Validated</w:t>
-            </w:r>
-          </w:p>
-        </w:tc>
-        <w:tc>
-          <w:tcPr>
-            <w:shd w:fill="FFFFFF" w:val="clear"/>
-          </w:tcPr>
-          <w:p>
-            <w:pPr>
-              <w:pStyle w:val="Compact"/>
-              <w:jc w:val="left"/>
-            </w:pPr>
-            <w:r>
-              <w:rPr>
-                <w:rFonts w:ascii="Times New Roman" w:hAnsi="Times New Roman"/>
-                <w:sz w:val="18"/>
-              </w:rPr>
-              <w:t xml:space="preserve">9 / 145K flows</w:t>
-            </w:r>
-          </w:p>
-        </w:tc>
-      </w:tr>
-      <w:tr>
-        <w:tc>
-          <w:tcPr>
-            <w:shd w:fill="FFFFFF" w:val="clear"/>
-          </w:tcPr>
-          <w:p>
-            <w:pPr>
-              <w:pStyle w:val="Compact"/>
-              <w:jc w:val="left"/>
-            </w:pPr>
-            <w:r>
-              <w:rPr>
-                <w:rFonts w:ascii="Times New Roman" w:hAnsi="Times New Roman"/>
-                <w:sz w:val="18"/>
-              </w:rPr>
-              <w:t xml:space="preserve">Rotation</w:t>
-            </w:r>
-          </w:p>
-        </w:tc>
-        <w:tc>
-          <w:tcPr>
-            <w:shd w:fill="FFFFFF" w:val="clear"/>
-          </w:tcPr>
-          <w:p>
-            <w:pPr>
-              <w:pStyle w:val="Compact"/>
-              <w:jc w:val="left"/>
-            </w:pPr>
-            <w:r>
-              <w:rPr>
-                <w:rFonts w:ascii="Times New Roman" w:hAnsi="Times New Roman"/>
-                <w:sz w:val="18"/>
-              </w:rPr>
-              <w:t xml:space="preserve">Bounded</w:t>
-            </w:r>
-          </w:p>
-        </w:tc>
-        <w:tc>
-          <w:tcPr>
-            <w:shd w:fill="FFFFFF" w:val="clear"/>
-          </w:tcPr>
-          <w:p>
-            <w:pPr>
-              <w:pStyle w:val="Compact"/>
-              <w:jc w:val="left"/>
-            </w:pPr>
-            <w:r>
-              <w:rPr>
-                <w:rFonts w:ascii="Times New Roman" w:hAnsi="Times New Roman"/>
-                <w:sz w:val="18"/>
-              </w:rPr>
-              <w:t xml:space="preserve">Relational</w:t>
-            </w:r>
-          </w:p>
-        </w:tc>
-        <w:tc>
-          <w:tcPr>
-            <w:shd w:fill="FFFFFF" w:val="clear"/>
-          </w:tcPr>
-          <w:p>
-            <w:pPr>
-              <w:pStyle w:val="Compact"/>
-              <w:jc w:val="left"/>
-            </w:pPr>
-            <w:r>
-              <w:rPr>
-                <w:bCs/>
-                <w:rFonts w:ascii="Times New Roman" w:hAnsi="Times New Roman"/>
-                <w:b/>
-                <w:sz w:val="18"/>
-              </w:rPr>
-              <w:t xml:space="preserve">Validated</w:t>
-            </w:r>
-          </w:p>
-        </w:tc>
-        <w:tc>
-          <w:tcPr>
-            <w:shd w:fill="FFFFFF" w:val="clear"/>
-          </w:tcPr>
-          <w:p>
-            <w:pPr>
-              <w:pStyle w:val="Compact"/>
-              <w:jc w:val="left"/>
-            </w:pPr>
-            <w:r>
-              <w:rPr>
-                <w:rFonts w:ascii="Times New Roman" w:hAnsi="Times New Roman"/>
-                <w:sz w:val="18"/>
-              </w:rPr>
-              <w:t xml:space="preserve">3 / 145K flows</w:t>
-            </w:r>
-          </w:p>
-        </w:tc>
-      </w:tr>
-      <w:tr>
-        <w:tc>
-          <w:tcPr>
-            <w:shd w:fill="FFFFFF" w:val="clear"/>
-          </w:tcPr>
-          <w:p>
-            <w:pPr>
-              <w:pStyle w:val="Compact"/>
-              <w:jc w:val="left"/>
-            </w:pPr>
-            <w:r>
-              <w:rPr>
-                <w:rFonts w:ascii="Times New Roman" w:hAnsi="Times New Roman"/>
-                <w:sz w:val="18"/>
-              </w:rPr>
-              <w:t xml:space="preserve">Prime</w:t>
-            </w:r>
-          </w:p>
-        </w:tc>
-        <w:tc>
-          <w:tcPr>
-            <w:shd w:fill="FFFFFF" w:val="clear"/>
-          </w:tcPr>
-          <w:p>
-            <w:pPr>
-              <w:pStyle w:val="Compact"/>
-              <w:jc w:val="left"/>
-            </w:pPr>
-            <w:r>
-              <w:rPr>
-                <w:rFonts w:ascii="Times New Roman" w:hAnsi="Times New Roman"/>
-                <w:sz w:val="18"/>
-              </w:rPr>
-              <w:t xml:space="preserve">Logarithmic</w:t>
-            </w:r>
-          </w:p>
-        </w:tc>
-        <w:tc>
-          <w:tcPr>
-            <w:shd w:fill="FFFFFF" w:val="clear"/>
-          </w:tcPr>
-          <w:p>
-            <w:pPr>
-              <w:pStyle w:val="Compact"/>
-              <w:jc w:val="left"/>
-            </w:pPr>
-            <w:r>
-              <w:rPr>
-                <w:rFonts w:ascii="Times New Roman" w:hAnsi="Times New Roman"/>
-                <w:sz w:val="18"/>
-              </w:rPr>
-              <w:t xml:space="preserve">Value-based</w:t>
-            </w:r>
-          </w:p>
-        </w:tc>
-        <w:tc>
-          <w:tcPr>
-            <w:shd w:fill="FFFFFF" w:val="clear"/>
-          </w:tcPr>
-          <w:p>
-            <w:pPr>
-              <w:pStyle w:val="Compact"/>
-              <w:jc w:val="left"/>
-            </w:pPr>
-            <w:r>
-              <w:rPr>
-                <w:rFonts w:ascii="Times New Roman" w:hAnsi="Times New Roman"/>
-                <w:sz w:val="18"/>
-              </w:rPr>
-              <w:t xml:space="preserve">Open problem</w:t>
-            </w:r>
-          </w:p>
-        </w:tc>
-        <w:tc>
-          <w:tcPr>
-            <w:shd w:fill="FFFFFF" w:val="clear"/>
-          </w:tcPr>
-          <w:p>
-            <w:pPr>
-              <w:pStyle w:val="Compact"/>
-              <w:jc w:val="left"/>
-            </w:pPr>
-            <w:r>
-              <w:rPr>
-                <w:rFonts w:ascii="Times New Roman" w:hAnsi="Times New Roman"/>
-                <w:sz w:val="18"/>
-              </w:rPr>
-              <w:t xml:space="preserve">41,225 / 251K flows</w:t>
-            </w:r>
-          </w:p>
-        </w:tc>
-      </w:tr>
-      <w:tr>
-        <w:tc>
-          <w:tcPr>
-            <w:shd w:fill="FFFFFF" w:val="clear"/>
-          </w:tcPr>
-          <w:p>
-            <w:pPr>
-              <w:pStyle w:val="Compact"/>
-              <w:jc w:val="left"/>
-            </w:pPr>
-            <w:r>
-              <w:rPr>
-                <w:rFonts w:ascii="Times New Roman" w:hAnsi="Times New Roman"/>
-                <w:sz w:val="18"/>
-              </w:rPr>
-              <w:t xml:space="preserve">Polynomial</w:t>
-            </w:r>
-          </w:p>
-        </w:tc>
-        <w:tc>
-          <w:tcPr>
-            <w:shd w:fill="FFFFFF" w:val="clear"/>
-          </w:tcPr>
-          <w:p>
-            <w:pPr>
-              <w:pStyle w:val="Compact"/>
-              <w:jc w:val="left"/>
-            </w:pPr>
-            <w:r>
-              <w:rPr>
-                <w:rFonts w:ascii="Times New Roman" w:hAnsi="Times New Roman"/>
-                <w:sz w:val="18"/>
-              </w:rPr>
-              <w:t xml:space="preserve">Power-law</w:t>
-            </w:r>
-          </w:p>
-        </w:tc>
-        <w:tc>
-          <w:tcPr>
-            <w:shd w:fill="FFFFFF" w:val="clear"/>
-          </w:tcPr>
-          <w:p>
-            <w:pPr>
-              <w:pStyle w:val="Compact"/>
-              <w:jc w:val="left"/>
-            </w:pPr>
-            <w:r>
-              <w:rPr>
-                <w:rFonts w:ascii="Times New Roman" w:hAnsi="Times New Roman"/>
-                <w:sz w:val="18"/>
-              </w:rPr>
-              <w:t xml:space="preserve">Value-based</w:t>
-            </w:r>
-          </w:p>
-        </w:tc>
-        <w:tc>
-          <w:tcPr>
-            <w:shd w:fill="FFFFFF" w:val="clear"/>
-          </w:tcPr>
-          <w:p>
-            <w:pPr>
-              <w:pStyle w:val="Compact"/>
-              <w:jc w:val="left"/>
-            </w:pPr>
-            <w:r>
-              <w:rPr>
-                <w:rFonts w:ascii="Times New Roman" w:hAnsi="Times New Roman"/>
-                <w:sz w:val="18"/>
-              </w:rPr>
-              <w:t xml:space="preserve">Open problem</w:t>
-            </w:r>
-          </w:p>
-        </w:tc>
-        <w:tc>
-          <w:tcPr>
-            <w:shd w:fill="FFFFFF" w:val="clear"/>
-          </w:tcPr>
-          <w:p>
-            <w:pPr>
-              <w:pStyle w:val="Compact"/>
-              <w:jc w:val="left"/>
-            </w:pPr>
-            <w:r>
-              <w:rPr>
-                <w:rFonts w:ascii="Times New Roman" w:hAnsi="Times New Roman"/>
-                <w:sz w:val="18"/>
-              </w:rPr>
-              <w:t xml:space="preserve">141 / 251K flows</w:t>
-            </w:r>
-          </w:p>
-        </w:tc>
-      </w:tr>
-    </w:tbl>
+    <w:bookmarkEnd w:id="20"/>
+    <w:bookmarkStart w:id="24" w:name="introduction"/>
+    <w:p>
+      <w:pPr>
+        <w:pStyle w:val="Heading2"/>
+      </w:pPr>
+      <w:r>
+        <w:rPr>
+          <w:rFonts w:ascii="Times New Roman" w:hAnsi="Times New Roman"/>
+        </w:rPr>
+        <w:t xml:space="preserve">1. Introduction</w:t>
+      </w:r>
+    </w:p>
+    <w:p>
+      <w:pPr>
+        <w:pStyle w:val="FirstParagraph"/>
+      </w:pPr>
+      <w:r>
+        <w:rPr>
+          <w:rFonts w:ascii="Times New Roman" w:hAnsi="Times New Roman"/>
+        </w:rPr>
+        <w:t xml:space="preserve">Command-and-control beaconing produces repeated outbound connections whose timing is observable from Zeek-style metadata even when payloads are encrypted. The behavioral detection tradition established by BotHunter [3], BotSniffer [1], and BotMiner [2] demonstrated that C2 communication can be identified from network behavior alone, without payload inspection or prior knowledge of C2 infrastructure. Regularity emerged as the dominant behavioral signal: RITA applies composite periodicity scoring over interval skew, bimodality, top-interval coverage, and streak length [6, 7]; AsSadhan and Moura exploit inter-flow timing periodicity in control-plane metadata [4]; Lomb-Scargle periodogram analysis recovers periodic signals from irregularly sampled flows [5]; and Elastic’s beaconing framework uses autocovariance to flag periodic callback patterns [12].</w:t>
+      </w:r>
+    </w:p>
     <w:p>
       <w:pPr>
         <w:pStyle w:val="BodyText"/>
       </w:pPr>
       <w:r>
         <w:rPr>
+          <w:rFonts w:ascii="Times New Roman" w:hAnsi="Times New Roman"/>
+        </w:rPr>
+        <w:t xml:space="preserve">Modern C2 frameworks have responded with timing evasion. Cobalt Strike’s malleable C2 profiles allow operators to customize beacon intervals and add configurable jitter [9, 10]. Sliver and Brute Ratel C4 offer similar timing flexibility [11, 30]. These evasion techniques modify the</w:t>
+      </w:r>
+      <w:r>
+        <w:rPr>
+          <w:rFonts w:ascii="Times New Roman" w:hAnsi="Times New Roman"/>
+        </w:rPr>
+        <w:t xml:space="preserve"> </w:t>
+      </w:r>
+      <w:r>
+        <w:rPr>
           <w:iCs/>
           <w:rFonts w:ascii="Times New Roman" w:hAnsi="Times New Roman"/>
           <w:i/>
         </w:rPr>
-        <w:t xml:space="preserve">Structural activations on labeled background traffic (CTU-13 + Stratosphere). Relational detectors test inter-interval structure. Value-based detectors test individual interval properties. The validated core produces 22 total activations across 145,406 flows.</w:t>
-      </w:r>
-    </w:p>
-    <w:p>
-      <w:r>
-        <w:rPr>
-          <w:rFonts w:ascii="Times New Roman" w:hAnsi="Times New Roman"/>
-        </w:rPr>
-        <w:pict>
-          <v:rect style="width:0;height:1.5pt" o:hralign="center" o:hrstd="t" o:hr="t"/>
-        </w:pict>
-      </w:r>
-    </w:p>
-    <w:bookmarkEnd w:id="20"/>
-    <w:bookmarkEnd w:id="21"/>
-    <w:bookmarkStart w:id="25" w:name="introduction"/>
-    <w:p>
-      <w:pPr>
-        <w:pStyle w:val="Heading2"/>
-      </w:pPr>
-      <w:r>
-        <w:rPr>
-          <w:rFonts w:ascii="Times New Roman" w:hAnsi="Times New Roman"/>
-        </w:rPr>
-        <w:t xml:space="preserve">1. Introduction</w:t>
-      </w:r>
-    </w:p>
-    <w:p>
-      <w:pPr>
-        <w:pStyle w:val="FirstParagraph"/>
-      </w:pPr>
-      <w:r>
-        <w:rPr>
-          <w:rFonts w:ascii="Times New Roman" w:hAnsi="Times New Roman"/>
-        </w:rPr>
-        <w:t xml:space="preserve">Command-and-control beaconing produces repeated outbound connections whose timing is observable from Zeek-style metadata even when payloads are encrypted. The behavioral detection tradition established by BotHunter [3], BotSniffer [1], and BotMiner [2] demonstrated that C2 communication can be identified from network behavior alone, without payload inspection or prior knowledge of C2 infrastructure. Regularity emerged as the dominant behavioral signal: RITA applies composite periodicity scoring over interval skew, bimodality, top-interval coverage, and streak length [6, 7]; AsSadhan and Moura exploit inter-flow timing periodicity in control-plane metadata [4]; Lomb-Scargle periodogram analysis recovers periodic signals from irregularly sampled flows [5]; and Elastic’s beaconing framework uses autocovariance to flag periodic callback patterns [12].</w:t>
+        <w:t xml:space="preserve">regularity</w:t>
+      </w:r>
+      <w:r>
+        <w:rPr>
+          <w:rFonts w:ascii="Times New Roman" w:hAnsi="Times New Roman"/>
+        </w:rPr>
+        <w:t xml:space="preserve"> </w:t>
+      </w:r>
+      <w:r>
+        <w:rPr>
+          <w:rFonts w:ascii="Times New Roman" w:hAnsi="Times New Roman"/>
+        </w:rPr>
+        <w:t xml:space="preserve">of a periodic signal—stretching intervals, adding noise, mimicking legitimate traffic patterns—but they do not abandon periodicity itself. The beacon still repeats at a characteristic interval, and the detection toolchain has adapted: modern detectors tolerate substantial jitter while still recovering the underlying period.</w:t>
       </w:r>
     </w:p>
     <w:p>
@@ -1079,33 +337,7 @@
         <w:rPr>
           <w:rFonts w:ascii="Times New Roman" w:hAnsi="Times New Roman"/>
         </w:rPr>
-        <w:t xml:space="preserve">Modern C2 frameworks have responded with timing evasion. Cobalt Strike’s malleable C2 profiles allow operators to customize beacon intervals and add configurable jitter [9, 10]. Sliver and Brute Ratel C4 offer similar timing flexibility [11, 30]. These evasion techniques modify the</w:t>
-      </w:r>
-      <w:r>
-        <w:rPr>
-          <w:rFonts w:ascii="Times New Roman" w:hAnsi="Times New Roman"/>
-        </w:rPr>
-        <w:t xml:space="preserve"> </w:t>
-      </w:r>
-      <w:r>
-        <w:rPr>
-          <w:iCs/>
-          <w:rFonts w:ascii="Times New Roman" w:hAnsi="Times New Roman"/>
-          <w:i/>
-        </w:rPr>
-        <w:t xml:space="preserve">regularity</w:t>
-      </w:r>
-      <w:r>
-        <w:rPr>
-          <w:rFonts w:ascii="Times New Roman" w:hAnsi="Times New Roman"/>
-        </w:rPr>
-        <w:t xml:space="preserve"> </w:t>
-      </w:r>
-      <w:r>
-        <w:rPr>
-          <w:rFonts w:ascii="Times New Roman" w:hAnsi="Times New Roman"/>
-        </w:rPr>
-        <w:t xml:space="preserve">of a periodic signal—stretching intervals, adding noise, mimicking legitimate traffic patterns—but they do not abandon periodicity itself. The beacon still repeats at a characteristic interval, and the detection toolchain has adapted: modern detectors tolerate substantial jitter while still recovering the underlying period.</w:t>
+        <w:t xml:space="preserve">A beacon does not need to be periodic to be structured. A theoretically plausible alternative replaces the constant-period sleep with a deterministic mathematical sequence—Fibonacci numbers, irrational rotation, or other mathematical sequences—that produces callback intervals with no dominant period, no modal interval, and high variance, while maintaining fully deterministic timing that the attacker can predict. Such schedules are trivial to implement (one to three lines of code per family), operationally reliable (the attacker knows every future callback time), and fall below the structural ceiling of RITA-style composite regularity scoring. Their visibility to other analytical approaches — spectral analysis, autocorrelation, machine learning — varies by family and remains an active area of investigation.</w:t>
       </w:r>
     </w:p>
     <w:p>
@@ -1116,54 +348,7 @@
         <w:rPr>
           <w:rFonts w:ascii="Times New Roman" w:hAnsi="Times New Roman"/>
         </w:rPr>
-        <w:t xml:space="preserve">A beacon does not need to be periodic to be structured. A theoretically plausible alternative replaces the constant-period sleep with a deterministic mathematical sequence—Fibonacci numbers, irrational rotation, or other mathematical sequences—that produces callback intervals with no dominant period, no modal interval, and high variance, while maintaining fully deterministic timing that the attacker can predict. Such schedules are trivial to implement (one to three lines of code per family), operationally reliable (the attacker knows every future callback time), and fall below the structural ceiling of RITA-style composite regularity scoring. Their visibility to other analytical approaches — spectral analysis, autocorrelation, machine learning — varies by family and remains an active area of investigation.</w:t>
-      </w:r>
-    </w:p>
-    <w:p>
-      <w:pPr>
-        <w:pStyle w:val="BodyText"/>
-      </w:pPr>
-      <w:r>
-        <w:rPr>
-          <w:rFonts w:ascii="Times New Roman" w:hAnsi="Times New Roman"/>
-        </w:rPr>
-        <w:t xml:space="preserve">Cordero (2026) [27] introduced this concept for a single scheduling family—phi-compatible additive recurrence—proving that RITA’s composite scoring has a structural ceiling that makes growing-interval schedules mathematically unreachable for alert, and presenting a two-gate detector for the Fibonacci family. This paper generalizes that result across several families of deterministic non-periodic scheduling.</w:t>
-      </w:r>
-    </w:p>
-    <w:p>
-      <w:pPr>
-        <w:pStyle w:val="BodyText"/>
-      </w:pPr>
-      <w:r>
-        <w:rPr>
-          <w:bCs/>
-          <w:rFonts w:ascii="Times New Roman" w:hAnsi="Times New Roman"/>
-          <w:b/>
-        </w:rPr>
-        <w:t xml:space="preserve">Primary contribution.</w:t>
-      </w:r>
-      <w:r>
-        <w:rPr>
-          <w:rFonts w:ascii="Times New Roman" w:hAnsi="Times New Roman"/>
-        </w:rPr>
-        <w:t xml:space="preserve"> </w:t>
-      </w:r>
-      <w:r>
-        <w:rPr>
-          <w:rFonts w:ascii="Times New Roman" w:hAnsi="Times New Roman"/>
-        </w:rPr>
-        <w:t xml:space="preserve">We propose that deterministic non-periodic scheduling constitutes a distinct behavioral category, we construct a growth-regime taxonomy to organize it, we prove that RITA-style composite scoring has a structural limitation that prevents it from alerting on growing schedules, and we demonstrate that the algebraic recurrence subclass is operationally detectable with low activation rates on large real-world traffic corpora.</w:t>
-      </w:r>
-    </w:p>
-    <w:p>
-      <w:pPr>
-        <w:pStyle w:val="BodyText"/>
-      </w:pPr>
-      <w:r>
-        <w:rPr>
-          <w:rFonts w:ascii="Times New Roman" w:hAnsi="Times New Roman"/>
-        </w:rPr>
-        <w:t xml:space="preserve">We make four specific contributions:</w:t>
+        <w:t xml:space="preserve">Cordero (2026) [27] introduced this concept for a single scheduling family—phi-compatible additive recurrence—proving that RITA’s composite scoring has a structural ceiling that makes growing-interval schedules mathematically unreachable for alert, and presenting a two-gate detector for the Fibonacci family. This paper generalizes that result across several families of deterministic non-periodic scheduling. We make four contributions:</w:t>
       </w:r>
     </w:p>
     <w:p>
@@ -1393,20 +578,20 @@
         </w:rPr>
         <w:drawing>
           <wp:inline>
-            <wp:extent cx="5029200" cy="3746435"/>
+            <wp:extent cx="5029200" cy="3982191"/>
             <wp:effectExtent b="0" l="0" r="0" t="0"/>
-            <wp:docPr descr="Figure 1: Detection Gap Addressed." title="" id="23" name="Picture"/>
+            <wp:docPr descr="Figure 1: Detection Gap Addressed." title="" id="22" name="Picture"/>
             <a:graphic>
               <a:graphicData uri="http://schemas.openxmlformats.org/drawingml/2006/picture">
                 <pic:pic>
                   <pic:nvPicPr>
-                    <pic:cNvPr descr="figures/fig01_detection_gap.png" id="24" name="Picture"/>
+                    <pic:cNvPr descr="figures/fig01_detection_gap.png" id="23" name="Picture"/>
                     <pic:cNvPicPr>
                       <a:picLocks noChangeArrowheads="1" noChangeAspect="1"/>
                     </pic:cNvPicPr>
                   </pic:nvPicPr>
                   <pic:blipFill>
-                    <a:blip r:embed="rId22"/>
+                    <a:blip r:embed="rId21"/>
                     <a:stretch>
                       <a:fillRect/>
                     </a:stretch>
@@ -1414,7 +599,7 @@
                   <pic:spPr bwMode="auto">
                     <a:xfrm>
                       <a:off x="0" y="0"/>
-                      <a:ext cx="5334000" cy="3973492"/>
+                      <a:ext cx="5334000" cy="4223536"/>
                     </a:xfrm>
                     <a:prstGeom prst="rect">
                       <a:avLst/>
@@ -1468,20 +653,44 @@
         </w:pict>
       </w:r>
     </w:p>
+    <w:bookmarkEnd w:id="24"/>
+    <w:bookmarkStart w:id="31" w:name="background-and-related-work"/>
+    <w:p>
+      <w:pPr>
+        <w:pStyle w:val="Heading2"/>
+      </w:pPr>
+      <w:r>
+        <w:rPr>
+          <w:rFonts w:ascii="Times New Roman" w:hAnsi="Times New Roman"/>
+        </w:rPr>
+        <w:t xml:space="preserve">2. Background and Related Work</w:t>
+      </w:r>
+    </w:p>
+    <w:bookmarkStart w:id="25" w:name="behavioral-c2-detection"/>
+    <w:p>
+      <w:pPr>
+        <w:pStyle w:val="Heading3"/>
+      </w:pPr>
+      <w:r>
+        <w:rPr>
+          <w:rFonts w:ascii="Times New Roman" w:hAnsi="Times New Roman"/>
+        </w:rPr>
+        <w:t xml:space="preserve">2.1 Behavioral C2 Detection</w:t>
+      </w:r>
+    </w:p>
+    <w:p>
+      <w:pPr>
+        <w:pStyle w:val="FirstParagraph"/>
+      </w:pPr>
+      <w:r>
+        <w:rPr>
+          <w:rFonts w:ascii="Times New Roman" w:hAnsi="Times New Roman"/>
+        </w:rPr>
+        <w:t xml:space="preserve">BotHunter [3] correlates IDS alerts across infection lifecycle stages to identify compromised hosts without prior knowledge of C2 addresses. BotSniffer [1] exploits cross-host temporal synchrony in botnet callback patterns. BotMiner [2] clusters flows by communication pattern without protocol assumptions, establishing that C2 structure is detectable from behavioral metadata alone. Our framework follows this tradition: behavioral metadata only, no payload inspection, no prior C2 knowledge.</w:t>
+      </w:r>
+    </w:p>
     <w:bookmarkEnd w:id="25"/>
-    <w:bookmarkStart w:id="32" w:name="background-and-related-work"/>
-    <w:p>
-      <w:pPr>
-        <w:pStyle w:val="Heading2"/>
-      </w:pPr>
-      <w:r>
-        <w:rPr>
-          <w:rFonts w:ascii="Times New Roman" w:hAnsi="Times New Roman"/>
-        </w:rPr>
-        <w:t xml:space="preserve">2. Background and Related Work</w:t>
-      </w:r>
-    </w:p>
-    <w:bookmarkStart w:id="26" w:name="behavioral-c2-detection"/>
+    <w:bookmarkStart w:id="26" w:name="periodicity-based-detection"/>
     <w:p>
       <w:pPr>
         <w:pStyle w:val="Heading3"/>
@@ -1490,7 +699,7 @@
         <w:rPr>
           <w:rFonts w:ascii="Times New Roman" w:hAnsi="Times New Roman"/>
         </w:rPr>
-        <w:t xml:space="preserve">2.1 Behavioral C2 Detection</w:t>
+        <w:t xml:space="preserve">2.2 Periodicity-Based Detection</w:t>
       </w:r>
     </w:p>
     <w:p>
@@ -1501,11 +710,22 @@
         <w:rPr>
           <w:rFonts w:ascii="Times New Roman" w:hAnsi="Times New Roman"/>
         </w:rPr>
-        <w:t xml:space="preserve">BotHunter [3] correlates IDS alerts across infection lifecycle stages to identify compromised hosts without prior knowledge of C2 addresses. BotSniffer [1] exploits cross-host temporal synchrony in botnet callback patterns. BotMiner [2] clusters flows by communication pattern without protocol assumptions, establishing that C2 structure is detectable from behavioral metadata alone. Our framework follows this tradition: behavioral metadata only, no payload inspection, no prior C2 knowledge.</w:t>
+        <w:t xml:space="preserve">The periodicity detection paradigm assumes that C2 beaconing produces a dominant interval recoverable from timing metadata. AsSadhan and Moura [4] detect periodic C2 from NetFlow metadata using periodogram analysis. The Lomb-Scargle periodogram [5] recovers periodic signals from irregularly sampled flows, handling the uneven temporal spacing inherent in network connection data. RITA [6, 7] applies a composite score comprising four components—interval skew, bimodality coefficient, top-interval coverage, and longest consecutive streak at the modal interval—each normalized to [0, 1] and equally weighted. AC-Hunter [8] extends RITA with commercial visualization and enrichment. Elastic Security Labs [12] uses autocovariance-based analysis to identify beaconing patterns in network telemetry.</w:t>
+      </w:r>
+    </w:p>
+    <w:p>
+      <w:pPr>
+        <w:pStyle w:val="BodyText"/>
+      </w:pPr>
+      <w:r>
+        <w:rPr>
+          <w:rFonts w:ascii="Times New Roman" w:hAnsi="Times New Roman"/>
+        </w:rPr>
+        <w:t xml:space="preserve">All periodicity-based approaches share an implicit assumption: a beacon’s timing signature contains a recoverable dominant interval. A phi-compatible recurrence schedule, a consecutive prime schedule, or a polynomial growth schedule has no dominant interval—the intervals are all distinct and growing. For RITA-style composite scoring, this assumption gap is not a tuning deficiency; it is a structural property of the scoring methodology, as we prove in Section 4. Whether similar structural limitations apply to spectral, autocorrelation, or ML-based periodicity detectors is an open question not addressed in this paper.</w:t>
       </w:r>
     </w:p>
     <w:bookmarkEnd w:id="26"/>
-    <w:bookmarkStart w:id="27" w:name="periodicity-based-detection"/>
+    <w:bookmarkStart w:id="27" w:name="machine-learning-approaches"/>
     <w:p>
       <w:pPr>
         <w:pStyle w:val="Heading3"/>
@@ -1514,7 +734,7 @@
         <w:rPr>
           <w:rFonts w:ascii="Times New Roman" w:hAnsi="Times New Roman"/>
         </w:rPr>
-        <w:t xml:space="preserve">2.2 Periodicity-Based Detection</w:t>
+        <w:t xml:space="preserve">2.3 Machine Learning Approaches</w:t>
       </w:r>
     </w:p>
     <w:p>
@@ -1525,7 +745,7 @@
         <w:rPr>
           <w:rFonts w:ascii="Times New Roman" w:hAnsi="Times New Roman"/>
         </w:rPr>
-        <w:t xml:space="preserve">The periodicity detection paradigm assumes that C2 beaconing produces a dominant interval recoverable from timing metadata. AsSadhan and Moura [4] detect periodic C2 from NetFlow metadata using periodogram analysis. The Lomb-Scargle periodogram [5] recovers periodic signals from irregularly sampled flows, handling the uneven temporal spacing inherent in network connection data. RITA [6, 7] applies a composite score comprising four components—interval skew, bimodality coefficient, top-interval coverage, and longest consecutive streak at the modal interval—each normalized to [0, 1] and equally weighted. AC-Hunter [8] extends RITA with commercial visualization and enrichment. Elastic Security Labs [12] uses autocovariance-based analysis to identify beaconing patterns in network telemetry.</w:t>
+        <w:t xml:space="preserve">Recent work applies machine learning to beacon detection. Zhang et al. [13] perform aggregation-based beaconing detection across large campus networks at ACSAC 2023. The unsupervised NSS model in [14] uses time-series decomposition to identify beaconing in C2 communications. Velasco-Mata et al. [15] demonstrate real-time botnet detection on large bandwidths using random forest classifiers. AI-driven IoT botnet detection [16] achieves high detection rates for stealth C2 communications. The Springer contribution [17] applies AI-based time-series analysis specifically to C2 beaconing.</w:t>
       </w:r>
     </w:p>
     <w:p>
@@ -1536,11 +756,11 @@
         <w:rPr>
           <w:rFonts w:ascii="Times New Roman" w:hAnsi="Times New Roman"/>
         </w:rPr>
-        <w:t xml:space="preserve">All periodicity-based approaches share an implicit assumption: a beacon’s timing signature contains a recoverable dominant interval. A phi-compatible recurrence schedule, a consecutive prime schedule, or a polynomial growth schedule has no dominant interval—the intervals are all distinct and growing. For RITA-style composite scoring, this assumption gap is not a tuning deficiency; it is a structural property of the scoring methodology, as we prove in Section 4. Whether similar structural limitations apply to spectral, autocorrelation, or ML-based periodicity detectors is an open question not addressed in this paper.</w:t>
+        <w:t xml:space="preserve">These approaches improve detection of jittered periodic beacons but continue to treat periodicity as the primary timing feature. Machine learning models trained on periodic beacon datasets — even with jitter augmentation — may have limited or no representation of non-periodic structured scheduling in their training distribution. The structural detection approach presented here is complementary: it provides interpretable, family-specific classification that can serve as features for ML-based downstream analysis.</w:t>
       </w:r>
     </w:p>
     <w:bookmarkEnd w:id="27"/>
-    <w:bookmarkStart w:id="28" w:name="machine-learning-approaches"/>
+    <w:bookmarkStart w:id="28" w:name="c2-framework-evasion"/>
     <w:p>
       <w:pPr>
         <w:pStyle w:val="Heading3"/>
@@ -1549,7 +769,7 @@
         <w:rPr>
           <w:rFonts w:ascii="Times New Roman" w:hAnsi="Times New Roman"/>
         </w:rPr>
-        <w:t xml:space="preserve">2.3 Machine Learning Approaches</w:t>
+        <w:t xml:space="preserve">2.4 C2 Framework Evasion</w:t>
       </w:r>
     </w:p>
     <w:p>
@@ -1560,7 +780,7 @@
         <w:rPr>
           <w:rFonts w:ascii="Times New Roman" w:hAnsi="Times New Roman"/>
         </w:rPr>
-        <w:t xml:space="preserve">Recent work applies machine learning to beacon detection. Zhang et al. [13] perform aggregation-based beaconing detection across large campus networks at ACSAC 2023. The unsupervised NSS model in [14] uses time-series decomposition to identify beaconing in C2 communications. Velasco-Mata et al. [15] demonstrate real-time botnet detection on large bandwidths using random forest classifiers. AI-driven IoT botnet detection [16] achieves high detection rates for stealth C2 communications. The Springer contribution [17] applies AI-based time-series analysis specifically to C2 beaconing.</w:t>
+        <w:t xml:space="preserve">Cobalt Strike’s malleable C2 profiles [9] allow operators to configure beacon intervals, jitter percentages, and HTTP traffic shaping. Unit 42 [10] documents popular evasion techniques in malleable profiles, including timing manipulation. Brute Ratel C4 and Sliver [11, 30] offer comparable timing flexibility. The ITEA Journal assessment [28] examines Cobalt Strike’s sleep mask and malleable profile evolution through version 4.9. Netskope’s C2 detection white paper [29] evaluates beaconing detection approaches against malleable profiles and concludes that current methods struggle with sophisticated timing evasion.</w:t>
       </w:r>
     </w:p>
     <w:p>
@@ -1571,11 +791,11 @@
         <w:rPr>
           <w:rFonts w:ascii="Times New Roman" w:hAnsi="Times New Roman"/>
         </w:rPr>
-        <w:t xml:space="preserve">These approaches improve detection of jittered periodic beacons but continue to treat periodicity as the primary timing feature. Machine learning models trained on periodic beacon datasets — even with jitter augmentation — may have limited or no representation of non-periodic structured scheduling in their training distribution. The structural detection approach presented here is complementary: it provides interpretable, family-specific classification that can serve as features for ML-based downstream analysis.</w:t>
+        <w:t xml:space="preserve">Critically, all documented C2 timing evasion operates within the periodic paradigm—varying the interval and adding jitter, but maintaining an underlying sleep-then-callback cycle. The scheduling families enumerated in this paper represent a qualitatively different evasion approach: replacing periodicity itself with a mathematical structure that carries no periodic component.</w:t>
       </w:r>
     </w:p>
     <w:bookmarkEnd w:id="28"/>
-    <w:bookmarkStart w:id="29" w:name="c2-framework-evasion"/>
+    <w:bookmarkStart w:id="29" w:name="mathematical-foundations"/>
     <w:p>
       <w:pPr>
         <w:pStyle w:val="Heading3"/>
@@ -1584,7 +804,7 @@
         <w:rPr>
           <w:rFonts w:ascii="Times New Roman" w:hAnsi="Times New Roman"/>
         </w:rPr>
-        <w:t xml:space="preserve">2.4 C2 Framework Evasion</w:t>
+        <w:t xml:space="preserve">2.5 Mathematical Foundations</w:t>
       </w:r>
     </w:p>
     <w:p>
@@ -1595,7 +815,7 @@
         <w:rPr>
           <w:rFonts w:ascii="Times New Roman" w:hAnsi="Times New Roman"/>
         </w:rPr>
-        <w:t xml:space="preserve">Cobalt Strike’s malleable C2 profiles [9] allow operators to configure beacon intervals, jitter percentages, and HTTP traffic shaping. Unit 42 [10] documents popular evasion techniques in malleable profiles, including timing manipulation. Brute Ratel C4 and Sliver [11, 30] offer comparable timing flexibility. The ITEA Journal assessment [28] examines Cobalt Strike’s sleep mask and malleable profile evolution through version 4.9. Netskope’s C2 detection white paper [29] evaluates beaconing detection approaches against malleable profiles and concludes that current methods struggle with sophisticated timing evasion.</w:t>
+        <w:t xml:space="preserve">The recurrence families in our taxonomy are linear recurrence sequences whose ratio limits are algebraic numbers—roots of characteristic polynomials with integer coefficients. The Fibonacci sequence converges to the golden ratio φ = (1+√5)/2 ≈ 1.618, the unique positive root of x² − x − 1 = 0. The Tribonacci sequence converges to the Tribonacci constant τ ≈ 1.839, the real root of x³ − x² − x − 1 = 0 [OEIS A058265]. The Padovan sequence converges to the plastic constant ρ ≈ 1.325, the real root of x³ − x − 1 = 0 [OEIS A060006]. Narayana’s cows sequence converges to N ≈ 1.466, the real root of x³ − x² − 1 = 0 [OEIS A092526].</w:t>
       </w:r>
     </w:p>
     <w:p>
@@ -1606,57 +826,22 @@
         <w:rPr>
           <w:rFonts w:ascii="Times New Roman" w:hAnsi="Times New Roman"/>
         </w:rPr>
-        <w:t xml:space="preserve">Critically, all documented C2 timing evasion operates within the periodic paradigm—varying the interval and adding jitter, but maintaining an underlying sleep-then-callback cycle. The scheduling families enumerated in this paper represent a qualitatively different evasion approach: replacing periodicity itself with a mathematical structure that carries no periodic component.</w:t>
+        <w:t xml:space="preserve">The three-gap theorem [21, 22], also known as the Steinhaus conjecture, states that for any irrational α and any N, the N points {frac(nα), n = 1, …, N} partition the unit circle into gaps of at most three distinct lengths. This result, proved by Sós [21] and given detailed proof by van Ravenstein [22], provides the structural fingerprint for our bounded non-periodic detector. Das and Haynes [23] recently generalized the theorem to rotations on adelic tori, confirming its mathematical robustness. To our knowledge, the three-gap theorem has not previously been applied to network security detection.</w:t>
+      </w:r>
+    </w:p>
+    <w:p>
+      <w:pPr>
+        <w:pStyle w:val="BodyText"/>
+      </w:pPr>
+      <w:r>
+        <w:rPr>
+          <w:rFonts w:ascii="Times New Roman" w:hAnsi="Times New Roman"/>
+        </w:rPr>
+        <w:t xml:space="preserve">The permutation significance test used in all Gate 2 implementations follows the bootstrap methodology of Efron and Tibshirani [19], with finite-sample considerations from Hesterberg [20].</w:t>
       </w:r>
     </w:p>
     <w:bookmarkEnd w:id="29"/>
-    <w:bookmarkStart w:id="30" w:name="mathematical-foundations"/>
-    <w:p>
-      <w:pPr>
-        <w:pStyle w:val="Heading3"/>
-      </w:pPr>
-      <w:r>
-        <w:rPr>
-          <w:rFonts w:ascii="Times New Roman" w:hAnsi="Times New Roman"/>
-        </w:rPr>
-        <w:t xml:space="preserve">2.5 Mathematical Foundations</w:t>
-      </w:r>
-    </w:p>
-    <w:p>
-      <w:pPr>
-        <w:pStyle w:val="FirstParagraph"/>
-      </w:pPr>
-      <w:r>
-        <w:rPr>
-          <w:rFonts w:ascii="Times New Roman" w:hAnsi="Times New Roman"/>
-        </w:rPr>
-        <w:t xml:space="preserve">The recurrence families in our taxonomy are linear recurrence sequences whose ratio limits are algebraic numbers—roots of characteristic polynomials with integer coefficients. The Fibonacci sequence converges to the golden ratio φ = (1+√5)/2 ≈ 1.618, the unique positive root of x² − x − 1 = 0. The Tribonacci sequence converges to the Tribonacci constant τ ≈ 1.839, the real root of x³ − x² − x − 1 = 0 [OEIS A058265]. The Padovan sequence converges to the plastic constant ρ ≈ 1.325, the real root of x³ − x − 1 = 0 [OEIS A060006]. Narayana’s cows sequence converges to N ≈ 1.466, the real root of x³ − x² − 1 = 0 [OEIS A092526].</w:t>
-      </w:r>
-    </w:p>
-    <w:p>
-      <w:pPr>
-        <w:pStyle w:val="BodyText"/>
-      </w:pPr>
-      <w:r>
-        <w:rPr>
-          <w:rFonts w:ascii="Times New Roman" w:hAnsi="Times New Roman"/>
-        </w:rPr>
-        <w:t xml:space="preserve">The three-gap theorem [21, 22], also known as the Steinhaus conjecture, states that for any irrational α and any N, the N points {frac(nα), n = 1, …, N} partition the unit circle into gaps of at most three distinct lengths. This result, proved by Sós [21] and given detailed proof by van Ravenstein [22], provides the structural fingerprint for our bounded non-periodic detector. Das and Haynes [23] recently generalized the theorem to rotations on adelic tori, confirming its mathematical robustness. To our knowledge, the three-gap theorem has not previously been applied to network security detection.</w:t>
-      </w:r>
-    </w:p>
-    <w:p>
-      <w:pPr>
-        <w:pStyle w:val="BodyText"/>
-      </w:pPr>
-      <w:r>
-        <w:rPr>
-          <w:rFonts w:ascii="Times New Roman" w:hAnsi="Times New Roman"/>
-        </w:rPr>
-        <w:t xml:space="preserve">The permutation significance test used in all Gate 2 implementations follows the bootstrap methodology of Efron and Tibshirani [19], with finite-sample considerations from Hesterberg [20].</w:t>
-      </w:r>
-    </w:p>
-    <w:bookmarkEnd w:id="30"/>
-    <w:bookmarkStart w:id="31" w:name="datasets"/>
+    <w:bookmarkStart w:id="30" w:name="datasets"/>
     <w:p>
       <w:pPr>
         <w:pStyle w:val="Heading3"/>
@@ -1689,9 +874,9 @@
         </w:pict>
       </w:r>
     </w:p>
+    <w:bookmarkEnd w:id="30"/>
     <w:bookmarkEnd w:id="31"/>
-    <w:bookmarkEnd w:id="32"/>
-    <w:bookmarkStart w:id="39" w:name="threat-model"/>
+    <w:bookmarkStart w:id="38" w:name="threat-model"/>
     <w:p>
       <w:pPr>
         <w:pStyle w:val="Heading2"/>
@@ -1811,18 +996,18 @@
           <wp:inline>
             <wp:extent cx="5029200" cy="3019388"/>
             <wp:effectExtent b="0" l="0" r="0" t="0"/>
-            <wp:docPr descr="Figure 2: Implementation Complexity." title="" id="34" name="Picture"/>
+            <wp:docPr descr="Figure 2: Implementation Complexity." title="" id="33" name="Picture"/>
             <a:graphic>
               <a:graphicData uri="http://schemas.openxmlformats.org/drawingml/2006/picture">
                 <pic:pic>
                   <pic:nvPicPr>
-                    <pic:cNvPr descr="figures/fig02_implementation_complexity.png" id="35" name="Picture"/>
+                    <pic:cNvPr descr="figures/fig02_implementation_complexity.png" id="34" name="Picture"/>
                     <pic:cNvPicPr>
                       <a:picLocks noChangeArrowheads="1" noChangeAspect="1"/>
                     </pic:cNvPicPr>
                   </pic:nvPicPr>
                   <pic:blipFill>
-                    <a:blip r:embed="rId33"/>
+                    <a:blip r:embed="rId32"/>
                     <a:stretch>
                       <a:fillRect/>
                     </a:stretch>
@@ -2045,7 +1230,7 @@
         <w:t xml:space="preserve">This paper evaluates detectability of these schedule families. The case rests on theoretical plausibility and implementation simplicity, not on documented malware adoption. No confirmed real-world malware sample uses any of these scheduling families. Detection of each structural family is evaluated as a characterization contribution, not a prevalence claim.</w:t>
       </w:r>
     </w:p>
-    <w:bookmarkStart w:id="36" w:name="family-selection-rationale"/>
+    <w:bookmarkStart w:id="35" w:name="family-selection-rationale"/>
     <w:p>
       <w:pPr>
         <w:pStyle w:val="Heading3"/>
@@ -2218,8 +1403,145 @@
         <w:t xml:space="preserve">We do not claim this taxonomy covers all possible deterministic non-periodic schedules. Higher-order recurrences, non-linear sequences, chaotic maps, and quasi-random constructions outside irrational rotation (van der Corput, Halton) are explicitly outside scope. What we claim is coverage of representative growth regimes with algebraic closure within the recurrence subclass — a structured starting point for a detection category that did not previously have one.</w:t>
       </w:r>
     </w:p>
+    <w:bookmarkEnd w:id="35"/>
+    <w:bookmarkStart w:id="36" w:name="Xc707961e1b39adc231e82c3c8c79bfd7a028f4a"/>
+    <w:p>
+      <w:pPr>
+        <w:pStyle w:val="Heading3"/>
+      </w:pPr>
+      <w:r>
+        <w:rPr>
+          <w:rFonts w:ascii="Times New Roman" w:hAnsi="Times New Roman"/>
+        </w:rPr>
+        <w:t xml:space="preserve">Validated Core vs. Exploratory Prototypes</w:t>
+      </w:r>
+    </w:p>
+    <w:p>
+      <w:pPr>
+        <w:pStyle w:val="FirstParagraph"/>
+      </w:pPr>
+      <w:r>
+        <w:rPr>
+          <w:rFonts w:ascii="Times New Roman" w:hAnsi="Times New Roman"/>
+        </w:rPr>
+        <w:t xml:space="preserve">Large-scale validation on the CTU-13 dataset (Section 8) revealed a fundamental distinction between two classes of detector within the framework:</w:t>
+      </w:r>
+    </w:p>
+    <w:p>
+      <w:pPr>
+        <w:pStyle w:val="BodyText"/>
+      </w:pPr>
+      <w:r>
+        <w:rPr>
+          <w:bCs/>
+          <w:rFonts w:ascii="Times New Roman" w:hAnsi="Times New Roman"/>
+          <w:b/>
+        </w:rPr>
+        <w:t xml:space="preserve">Validated core (relational signal).</w:t>
+      </w:r>
+      <w:r>
+        <w:rPr>
+          <w:rFonts w:ascii="Times New Roman" w:hAnsi="Times New Roman"/>
+        </w:rPr>
+        <w:t xml:space="preserve"> </w:t>
+      </w:r>
+      <w:r>
+        <w:rPr>
+          <w:rFonts w:ascii="Times New Roman" w:hAnsi="Times New Roman"/>
+        </w:rPr>
+        <w:t xml:space="preserve">The four recurrence detectors and the bounded rotation detector test</w:t>
+      </w:r>
+      <w:r>
+        <w:rPr>
+          <w:rFonts w:ascii="Times New Roman" w:hAnsi="Times New Roman"/>
+        </w:rPr>
+        <w:t xml:space="preserve"> </w:t>
+      </w:r>
+      <w:r>
+        <w:rPr>
+          <w:iCs/>
+          <w:rFonts w:ascii="Times New Roman" w:hAnsi="Times New Roman"/>
+          <w:i/>
+        </w:rPr>
+        <w:t xml:space="preserve">structural relationships between consecutive intervals</w:t>
+      </w:r>
+      <w:r>
+        <w:rPr>
+          <w:rFonts w:ascii="Times New Roman" w:hAnsi="Times New Roman"/>
+        </w:rPr>
+        <w:t xml:space="preserve"> </w:t>
+      </w:r>
+      <w:r>
+        <w:rPr>
+          <w:rFonts w:ascii="Times New Roman" w:hAnsi="Times New Roman"/>
+        </w:rPr>
+        <w:t xml:space="preserve">— each interval is a deterministic function of previous intervals, and the detection gates verify this relationship. These detectors produced a 0.24% flow-level false-positive rate across 251,459 labeled background flows. The Reverse Scanner (v1.2) applies the four recurrence detectors bidirectionally for shrinking-interval schedules.</w:t>
+      </w:r>
+    </w:p>
+    <w:p>
+      <w:pPr>
+        <w:pStyle w:val="BodyText"/>
+      </w:pPr>
+      <w:r>
+        <w:rPr>
+          <w:bCs/>
+          <w:rFonts w:ascii="Times New Roman" w:hAnsi="Times New Roman"/>
+          <w:b/>
+        </w:rPr>
+        <w:t xml:space="preserve">Exploratory prototypes (value-based signal).</w:t>
+      </w:r>
+      <w:r>
+        <w:rPr>
+          <w:rFonts w:ascii="Times New Roman" w:hAnsi="Times New Roman"/>
+        </w:rPr>
+        <w:t xml:space="preserve"> </w:t>
+      </w:r>
+      <w:r>
+        <w:rPr>
+          <w:rFonts w:ascii="Times New Roman" w:hAnsi="Times New Roman"/>
+        </w:rPr>
+        <w:t xml:space="preserve">The prime and polynomial detectors test</w:t>
+      </w:r>
+      <w:r>
+        <w:rPr>
+          <w:rFonts w:ascii="Times New Roman" w:hAnsi="Times New Roman"/>
+        </w:rPr>
+        <w:t xml:space="preserve"> </w:t>
+      </w:r>
+      <w:r>
+        <w:rPr>
+          <w:iCs/>
+          <w:rFonts w:ascii="Times New Roman" w:hAnsi="Times New Roman"/>
+          <w:i/>
+        </w:rPr>
+        <w:t xml:space="preserve">properties of individual interval values</w:t>
+      </w:r>
+      <w:r>
+        <w:rPr>
+          <w:rFonts w:ascii="Times New Roman" w:hAnsi="Times New Roman"/>
+        </w:rPr>
+        <w:t xml:space="preserve"> </w:t>
+      </w:r>
+      <w:r>
+        <w:rPr>
+          <w:rFonts w:ascii="Times New Roman" w:hAnsi="Times New Roman"/>
+        </w:rPr>
+        <w:t xml:space="preserve">— whether values are near primes, or whether the sequence shape fits a power law. These are fundamentally different signal types. Prime-adjacency is not sufficiently discriminative: approximately one in eight integers near typical interval values is prime, making coincidental matches common. The prime detection path generated 98% of all structural false positives in CTU-13 validation. The polynomial detector had the second-highest false-positive rate for the same structural reason: log-log linearity describes a curve shape, not a generative relationship between intervals.</w:t>
+      </w:r>
+    </w:p>
+    <w:p>
+      <w:pPr>
+        <w:pStyle w:val="BodyText"/>
+      </w:pPr>
+      <w:r>
+        <w:rPr>
+          <w:rFonts w:ascii="Times New Roman" w:hAnsi="Times New Roman"/>
+        </w:rPr>
+        <w:t xml:space="preserve">Both detector classes are included in the taxonomy because the taxonomy is organized by growth regime, and logarithmic and polynomial growth are genuine regimes. However, only the relational detectors — those that test inter-interval structure rather than individual-interval properties — achieved operational false-positive rates at scale.</w:t>
+      </w:r>
+    </w:p>
     <w:bookmarkEnd w:id="36"/>
-    <w:bookmarkStart w:id="37" w:name="Xc707961e1b39adc231e82c3c8c79bfd7a028f4a"/>
+    <w:bookmarkStart w:id="37" w:name="X49671616292811b5a70f76f2ac9aa1e0969e8bc"/>
     <w:p>
       <w:pPr>
         <w:pStyle w:val="Heading3"/>
@@ -2228,7 +1550,7 @@
         <w:rPr>
           <w:rFonts w:ascii="Times New Roman" w:hAnsi="Times New Roman"/>
         </w:rPr>
-        <w:t xml:space="preserve">Validated Core vs. Exploratory Prototypes</w:t>
+        <w:t xml:space="preserve">Operational Incentives for Non-Periodic Scheduling</w:t>
       </w:r>
     </w:p>
     <w:p>
@@ -2239,155 +1561,7 @@
         <w:rPr>
           <w:rFonts w:ascii="Times New Roman" w:hAnsi="Times New Roman"/>
         </w:rPr>
-        <w:t xml:space="preserve">Large-scale validation on the CTU-13 dataset (Section 8) revealed a fundamental distinction between two classes of detector within the framework:</w:t>
-      </w:r>
-    </w:p>
-    <w:p>
-      <w:pPr>
-        <w:pStyle w:val="BodyText"/>
-      </w:pPr>
-      <w:r>
-        <w:rPr>
-          <w:bCs/>
-          <w:rFonts w:ascii="Times New Roman" w:hAnsi="Times New Roman"/>
-          <w:b/>
-        </w:rPr>
-        <w:t xml:space="preserve">Validated core (relational signal).</w:t>
-      </w:r>
-      <w:r>
-        <w:rPr>
-          <w:rFonts w:ascii="Times New Roman" w:hAnsi="Times New Roman"/>
-        </w:rPr>
-        <w:t xml:space="preserve"> </w:t>
-      </w:r>
-      <w:r>
-        <w:rPr>
-          <w:rFonts w:ascii="Times New Roman" w:hAnsi="Times New Roman"/>
-        </w:rPr>
-        <w:t xml:space="preserve">The four recurrence detectors and the bounded rotation detector test</w:t>
-      </w:r>
-      <w:r>
-        <w:rPr>
-          <w:rFonts w:ascii="Times New Roman" w:hAnsi="Times New Roman"/>
-        </w:rPr>
-        <w:t xml:space="preserve"> </w:t>
-      </w:r>
-      <w:r>
-        <w:rPr>
-          <w:iCs/>
-          <w:rFonts w:ascii="Times New Roman" w:hAnsi="Times New Roman"/>
-          <w:i/>
-        </w:rPr>
-        <w:t xml:space="preserve">structural relationships between consecutive intervals</w:t>
-      </w:r>
-      <w:r>
-        <w:rPr>
-          <w:rFonts w:ascii="Times New Roman" w:hAnsi="Times New Roman"/>
-        </w:rPr>
-        <w:t xml:space="preserve"> </w:t>
-      </w:r>
-      <w:r>
-        <w:rPr>
-          <w:rFonts w:ascii="Times New Roman" w:hAnsi="Times New Roman"/>
-        </w:rPr>
-        <w:t xml:space="preserve">— each interval is a deterministic function of previous intervals, and the detection gates verify this relationship. These detectors produced a 0.24% flow-level false-positive rate across 251,459 labeled background flows. The Reverse Scanner (v1.2) applies the four recurrence detectors bidirectionally for shrinking-interval schedules.</w:t>
-      </w:r>
-    </w:p>
-    <w:p>
-      <w:pPr>
-        <w:pStyle w:val="BodyText"/>
-      </w:pPr>
-      <w:r>
-        <w:rPr>
-          <w:bCs/>
-          <w:rFonts w:ascii="Times New Roman" w:hAnsi="Times New Roman"/>
-          <w:b/>
-        </w:rPr>
-        <w:t xml:space="preserve">Exploratory prototypes (value-based signal).</w:t>
-      </w:r>
-      <w:r>
-        <w:rPr>
-          <w:rFonts w:ascii="Times New Roman" w:hAnsi="Times New Roman"/>
-        </w:rPr>
-        <w:t xml:space="preserve"> </w:t>
-      </w:r>
-      <w:r>
-        <w:rPr>
-          <w:rFonts w:ascii="Times New Roman" w:hAnsi="Times New Roman"/>
-        </w:rPr>
-        <w:t xml:space="preserve">The prime and polynomial detectors test</w:t>
-      </w:r>
-      <w:r>
-        <w:rPr>
-          <w:rFonts w:ascii="Times New Roman" w:hAnsi="Times New Roman"/>
-        </w:rPr>
-        <w:t xml:space="preserve"> </w:t>
-      </w:r>
-      <w:r>
-        <w:rPr>
-          <w:iCs/>
-          <w:rFonts w:ascii="Times New Roman" w:hAnsi="Times New Roman"/>
-          <w:i/>
-        </w:rPr>
-        <w:t xml:space="preserve">properties of individual interval values</w:t>
-      </w:r>
-      <w:r>
-        <w:rPr>
-          <w:rFonts w:ascii="Times New Roman" w:hAnsi="Times New Roman"/>
-        </w:rPr>
-        <w:t xml:space="preserve"> </w:t>
-      </w:r>
-      <w:r>
-        <w:rPr>
-          <w:rFonts w:ascii="Times New Roman" w:hAnsi="Times New Roman"/>
-        </w:rPr>
-        <w:t xml:space="preserve">— whether values are near primes, or whether the sequence shape fits a power law. These are fundamentally different signal types. Prime-adjacency is not sufficiently discriminative: approximately one in eight integers near typical interval values is prime, making coincidental matches common. The prime detection path generated 98% of all structural false positives in CTU-13 validation. The polynomial detector had the second-highest false-positive rate for the same structural reason: log-log linearity describes a curve shape, not a generative relationship between intervals.</w:t>
-      </w:r>
-    </w:p>
-    <w:p>
-      <w:pPr>
-        <w:pStyle w:val="BodyText"/>
-      </w:pPr>
-      <w:r>
-        <w:rPr>
-          <w:rFonts w:ascii="Times New Roman" w:hAnsi="Times New Roman"/>
-        </w:rPr>
-        <w:t xml:space="preserve">Both detector classes are included in the taxonomy because the taxonomy is organized by growth regime, and logarithmic and polynomial growth are genuine regimes. However, only the relational detectors — those that test inter-interval structure rather than individual-interval properties — achieved operational false-positive rates at scale.</w:t>
-      </w:r>
-    </w:p>
-    <w:bookmarkEnd w:id="37"/>
-    <w:bookmarkStart w:id="38" w:name="X49671616292811b5a70f76f2ac9aa1e0969e8bc"/>
-    <w:p>
-      <w:pPr>
-        <w:pStyle w:val="Heading3"/>
-      </w:pPr>
-      <w:r>
-        <w:rPr>
-          <w:rFonts w:ascii="Times New Roman" w:hAnsi="Times New Roman"/>
-        </w:rPr>
-        <w:t xml:space="preserve">Operational Incentives for Non-Periodic Scheduling</w:t>
-      </w:r>
-    </w:p>
-    <w:p>
-      <w:pPr>
-        <w:pStyle w:val="FirstParagraph"/>
-      </w:pPr>
-      <w:r>
-        <w:rPr>
-          <w:rFonts w:ascii="Times New Roman" w:hAnsi="Times New Roman"/>
-        </w:rPr>
-        <w:t xml:space="preserve">A reviewer may reasonably ask: why would an attacker choose a mathematical sequence over jittered periodic scheduling? The question is best answered by precedent. Adversary adoption of timing evasion has followed a consistent pattern: Cobalt Strike introduced configurable jitter [9, 10]; Sliver and Brute Ratel added timing flexibility [11, 30]; sleep-mask techniques evolved to evade in-memory scanning during callback delays; malleable C2 profiles now routinely include timing manipulation. Each step represents an attacker responding to a detection methodology by modifying the specific signal that methodology measures. Deterministic non-periodic scheduling is the next logical step on this continuum — modifying the timing structure itself rather than adding noise to a periodic signal.</w:t>
-      </w:r>
-    </w:p>
-    <w:p>
-      <w:pPr>
-        <w:pStyle w:val="BodyText"/>
-      </w:pPr>
-      <w:r>
-        <w:rPr>
-          <w:rFonts w:ascii="Times New Roman" w:hAnsi="Times New Roman"/>
-        </w:rPr>
-        <w:t xml:space="preserve">We identify five specific operational incentives:</w:t>
+        <w:t xml:space="preserve">A reviewer may reasonably ask: why would an attacker choose a mathematical sequence over jittered periodic scheduling? We identify five operational incentives:</w:t>
       </w:r>
     </w:p>
     <w:p>
@@ -2431,19 +1605,19 @@
           <w:rFonts w:ascii="Times New Roman" w:hAnsi="Times New Roman"/>
           <w:b/>
         </w:rPr>
-        <w:t xml:space="preserve">Spectral characteristics.</w:t>
-      </w:r>
-      <w:r>
-        <w:rPr>
-          <w:rFonts w:ascii="Times New Roman" w:hAnsi="Times New Roman"/>
-        </w:rPr>
-        <w:t xml:space="preserve"> </w:t>
-      </w:r>
-      <w:r>
-        <w:rPr>
-          <w:rFonts w:ascii="Times New Roman" w:hAnsi="Times New Roman"/>
-        </w:rPr>
-        <w:t xml:space="preserve">Periodic beacons — even heavily jittered — produce recoverable spectral peaks at their behavioral period in periodogram or autocorrelation analysis. Non-periodic growing schedules produce no dominant behavioral period, but Rayleigh periodogram analysis (Section 8.9) shows that recurrence families produce significant peaks at observation-scale periods reflecting non-stationarity (event clustering at the start of the window). The spectral visibility of non-periodic schedules is family-dependent and varies with observation length and analytical method — it is not uniformly absent.</w:t>
+        <w:t xml:space="preserve">Spectral evasion.</w:t>
+      </w:r>
+      <w:r>
+        <w:rPr>
+          <w:rFonts w:ascii="Times New Roman" w:hAnsi="Times New Roman"/>
+        </w:rPr>
+        <w:t xml:space="preserve"> </w:t>
+      </w:r>
+      <w:r>
+        <w:rPr>
+          <w:rFonts w:ascii="Times New Roman" w:hAnsi="Times New Roman"/>
+        </w:rPr>
+        <w:t xml:space="preserve">Periodic beacons — even heavily jittered — produce recoverable spectral peaks in periodogram or autocorrelation analysis. Non-periodic schedules produce no dominant spectral component. While we do not formally prove spectral evasion in this paper, the absence of any repeating interval makes spectral recovery substantially harder.</w:t>
       </w:r>
     </w:p>
     <w:p>
@@ -2540,9 +1714,9 @@
         </w:pict>
       </w:r>
     </w:p>
+    <w:bookmarkEnd w:id="37"/>
     <w:bookmarkEnd w:id="38"/>
-    <w:bookmarkEnd w:id="39"/>
-    <w:bookmarkStart w:id="51" w:name="Xb46e5ff2f6b0a14336336b3d3c9e89eb54247f1"/>
+    <w:bookmarkStart w:id="50" w:name="Xb46e5ff2f6b0a14336336b3d3c9e89eb54247f1"/>
     <w:p>
       <w:pPr>
         <w:pStyle w:val="Heading2"/>
@@ -2554,7 +1728,7 @@
         <w:t xml:space="preserve">4. Structural Ceiling of Periodicity-Based Scoring</w:t>
       </w:r>
     </w:p>
-    <w:bookmarkStart w:id="40" w:name="rita-style-composite-score"/>
+    <w:bookmarkStart w:id="39" w:name="rita-style-composite-score"/>
     <w:p>
       <w:pPr>
         <w:pStyle w:val="Heading3"/>
@@ -2700,8 +1874,8 @@
         <w:t xml:space="preserve">The composite score is (skew + bimodal + top_cover + streak) / 4.</w:t>
       </w:r>
     </w:p>
-    <w:bookmarkEnd w:id="40"/>
-    <w:bookmarkStart w:id="41" w:name="the-structural-ceiling-theorem"/>
+    <w:bookmarkEnd w:id="39"/>
+    <w:bookmarkStart w:id="40" w:name="the-structural-ceiling-theorem"/>
     <w:p>
       <w:pPr>
         <w:pStyle w:val="Heading3"/>
@@ -3766,8 +2940,8 @@
         <w:t xml:space="preserve">This result is independent of the specific growth rate, mathematical family, or implementation. Whether the schedule is Fibonacci, Tribonacci, Padovan, Narayana, prime, polynomial, or any other monotonically growing sequence, the same ceiling applies for n ≥ 3. ∎</w:t>
       </w:r>
     </w:p>
-    <w:bookmarkEnd w:id="41"/>
-    <w:bookmarkStart w:id="45" w:name="edge-cases-and-robustness-of-the-ceiling"/>
+    <w:bookmarkEnd w:id="40"/>
+    <w:bookmarkStart w:id="44" w:name="edge-cases-and-robustness-of-the-ceiling"/>
     <w:p>
       <w:pPr>
         <w:pStyle w:val="Heading3"/>
@@ -4001,18 +3175,18 @@
           <wp:inline>
             <wp:extent cx="5029200" cy="3090643"/>
             <wp:effectExtent b="0" l="0" r="0" t="0"/>
-            <wp:docPr descr="Figure 3: Structural Ceiling." title="" id="43" name="Picture"/>
+            <wp:docPr descr="Figure 3: Structural Ceiling." title="" id="42" name="Picture"/>
             <a:graphic>
               <a:graphicData uri="http://schemas.openxmlformats.org/drawingml/2006/picture">
                 <pic:pic>
                   <pic:nvPicPr>
-                    <pic:cNvPr descr="figures/fig03_structural_ceiling.png" id="44" name="Picture"/>
+                    <pic:cNvPr descr="figures/fig03_structural_ceiling.png" id="43" name="Picture"/>
                     <pic:cNvPicPr>
                       <a:picLocks noChangeArrowheads="1" noChangeAspect="1"/>
                     </pic:cNvPicPr>
                   </pic:nvPicPr>
                   <pic:blipFill>
-                    <a:blip r:embed="rId42"/>
+                    <a:blip r:embed="rId41"/>
                     <a:stretch>
                       <a:fillRect/>
                     </a:stretch>
@@ -4053,66 +3227,66 @@
         <w:t xml:space="preserve">Figure 3: Structural Ceiling.</w:t>
       </w:r>
     </w:p>
+    <w:bookmarkEnd w:id="44"/>
+    <w:bookmarkStart w:id="45" w:name="generalization-beyond-growing-schedules"/>
+    <w:p>
+      <w:pPr>
+        <w:pStyle w:val="Heading3"/>
+      </w:pPr>
+      <w:r>
+        <w:rPr>
+          <w:rFonts w:ascii="Times New Roman" w:hAnsi="Times New Roman"/>
+        </w:rPr>
+        <w:t xml:space="preserve">4.4 Generalization Beyond Growing Schedules</w:t>
+      </w:r>
+    </w:p>
+    <w:p>
+      <w:pPr>
+        <w:pStyle w:val="FirstParagraph"/>
+      </w:pPr>
+      <w:r>
+        <w:rPr>
+          <w:rFonts w:ascii="Times New Roman" w:hAnsi="Times New Roman"/>
+        </w:rPr>
+        <w:t xml:space="preserve">The ceiling theorem addresses growing schedules. Bounded non-periodic schedules (Section 10) evade periodicity detection through a different mechanism: they have no dominant interval at all. A rotation sequence with N distinct bounded intervals produces top_cover ≤ 2/</w:t>
+      </w:r>
+      <w:r>
+        <w:rPr>
+          <w:iCs/>
+          <w:rFonts w:ascii="Times New Roman" w:hAnsi="Times New Roman"/>
+          <w:i/>
+        </w:rPr>
+        <w:t xml:space="preserve">N</w:t>
+      </w:r>
+      <w:r>
+        <w:rPr>
+          <w:rFonts w:ascii="Times New Roman" w:hAnsi="Times New Roman"/>
+        </w:rPr>
+        <w:t xml:space="preserve"> </w:t>
+      </w:r>
+      <w:r>
+        <w:rPr>
+          <w:rFonts w:ascii="Times New Roman" w:hAnsi="Times New Roman"/>
+        </w:rPr>
+        <w:t xml:space="preserve">(at most two intervals may round to the same second) and streak = 1/</w:t>
+      </w:r>
+      <w:r>
+        <w:rPr>
+          <w:iCs/>
+          <w:rFonts w:ascii="Times New Roman" w:hAnsi="Times New Roman"/>
+          <w:i/>
+        </w:rPr>
+        <w:t xml:space="preserve">N</w:t>
+      </w:r>
+      <w:r>
+        <w:rPr>
+          <w:rFonts w:ascii="Times New Roman" w:hAnsi="Times New Roman"/>
+        </w:rPr>
+        <w:t xml:space="preserve">. The composite score remains below the alert threshold by the same structural argument, but the evasion mechanism is distributional rather than growth-based.</w:t>
+      </w:r>
+    </w:p>
     <w:bookmarkEnd w:id="45"/>
-    <w:bookmarkStart w:id="46" w:name="generalization-beyond-growing-schedules"/>
-    <w:p>
-      <w:pPr>
-        <w:pStyle w:val="Heading3"/>
-      </w:pPr>
-      <w:r>
-        <w:rPr>
-          <w:rFonts w:ascii="Times New Roman" w:hAnsi="Times New Roman"/>
-        </w:rPr>
-        <w:t xml:space="preserve">4.4 Generalization Beyond Growing Schedules</w:t>
-      </w:r>
-    </w:p>
-    <w:p>
-      <w:pPr>
-        <w:pStyle w:val="FirstParagraph"/>
-      </w:pPr>
-      <w:r>
-        <w:rPr>
-          <w:rFonts w:ascii="Times New Roman" w:hAnsi="Times New Roman"/>
-        </w:rPr>
-        <w:t xml:space="preserve">The ceiling theorem addresses growing schedules. Bounded non-periodic schedules (Section 10) evade periodicity detection through a different mechanism: they have no dominant interval at all. A rotation sequence with N distinct bounded intervals produces top_cover ≤ 2/</w:t>
-      </w:r>
-      <w:r>
-        <w:rPr>
-          <w:iCs/>
-          <w:rFonts w:ascii="Times New Roman" w:hAnsi="Times New Roman"/>
-          <w:i/>
-        </w:rPr>
-        <w:t xml:space="preserve">N</w:t>
-      </w:r>
-      <w:r>
-        <w:rPr>
-          <w:rFonts w:ascii="Times New Roman" w:hAnsi="Times New Roman"/>
-        </w:rPr>
-        <w:t xml:space="preserve"> </w:t>
-      </w:r>
-      <w:r>
-        <w:rPr>
-          <w:rFonts w:ascii="Times New Roman" w:hAnsi="Times New Roman"/>
-        </w:rPr>
-        <w:t xml:space="preserve">(at most two intervals may round to the same second) and streak = 1/</w:t>
-      </w:r>
-      <w:r>
-        <w:rPr>
-          <w:iCs/>
-          <w:rFonts w:ascii="Times New Roman" w:hAnsi="Times New Roman"/>
-          <w:i/>
-        </w:rPr>
-        <w:t xml:space="preserve">N</w:t>
-      </w:r>
-      <w:r>
-        <w:rPr>
-          <w:rFonts w:ascii="Times New Roman" w:hAnsi="Times New Roman"/>
-        </w:rPr>
-        <w:t xml:space="preserve">. The composite score remains below the alert threshold by the same structural argument, but the evasion mechanism is distributional rather than growth-based.</w:t>
-      </w:r>
-    </w:p>
-    <w:bookmarkEnd w:id="46"/>
-    <w:bookmarkStart w:id="50" w:name="empirical-validation"/>
+    <w:bookmarkStart w:id="49" w:name="empirical-validation"/>
     <w:p>
       <w:pPr>
         <w:pStyle w:val="Heading3"/>
@@ -4147,18 +3321,18 @@
           <wp:inline>
             <wp:extent cx="5029200" cy="2731837"/>
             <wp:effectExtent b="0" l="0" r="0" t="0"/>
-            <wp:docPr descr="Figure 4: RITA Component Decomposition." title="" id="48" name="Picture"/>
+            <wp:docPr descr="Figure 4: RITA Component Decomposition." title="" id="47" name="Picture"/>
             <a:graphic>
               <a:graphicData uri="http://schemas.openxmlformats.org/drawingml/2006/picture">
                 <pic:pic>
                   <pic:nvPicPr>
-                    <pic:cNvPr descr="figures/fig04_rita_components.png" id="49" name="Picture"/>
+                    <pic:cNvPr descr="figures/fig04_rita_components.png" id="48" name="Picture"/>
                     <pic:cNvPicPr>
                       <a:picLocks noChangeArrowheads="1" noChangeAspect="1"/>
                     </pic:cNvPicPr>
                   </pic:nvPicPr>
                   <pic:blipFill>
-                    <a:blip r:embed="rId47"/>
+                    <a:blip r:embed="rId46"/>
                     <a:stretch>
                       <a:fillRect/>
                     </a:stretch>
@@ -4209,9 +3383,9 @@
         </w:pict>
       </w:r>
     </w:p>
+    <w:bookmarkEnd w:id="49"/>
     <w:bookmarkEnd w:id="50"/>
-    <w:bookmarkEnd w:id="51"/>
-    <w:bookmarkStart w:id="69" w:name="X64dd0519ff2329d1a52b98fe0330ec51df9a2db"/>
+    <w:bookmarkStart w:id="68" w:name="X64dd0519ff2329d1a52b98fe0330ec51df9a2db"/>
     <w:p>
       <w:pPr>
         <w:pStyle w:val="Heading2"/>
@@ -4675,7 +3849,7 @@
         <w:t xml:space="preserve">Other organizing principles — recurrence structure, entropy, predictability, spectral properties, state complexity — are plausible alternatives. We selected growth regime because it maps directly to the observable quantity (ICI evolution over time) and because it yields clean detection-method separation: each growth regime requires a structurally different Gate 1 pre-filter, as no single pre-filter test works across regimes. A ratio convergence test detects exponential growth but not polynomial; a log-log linearity test detects polynomial growth but not exponential; a boundedness test detects rotation but rejects all growth families. The growth regime determines the detection approach.</w:t>
       </w:r>
     </w:p>
-    <w:bookmarkStart w:id="55" w:name="algebraic-recurrence-class"/>
+    <w:bookmarkStart w:id="54" w:name="algebraic-recurrence-class"/>
     <w:p>
       <w:pPr>
         <w:pStyle w:val="Heading3"/>
@@ -5273,18 +4447,18 @@
           <wp:inline>
             <wp:extent cx="5029200" cy="3659724"/>
             <wp:effectExtent b="0" l="0" r="0" t="0"/>
-            <wp:docPr descr="Figure 6: Characteristic Equation Family Tree." title="" id="53" name="Picture"/>
+            <wp:docPr descr="Figure 6: Characteristic Equation Family Tree." title="" id="52" name="Picture"/>
             <a:graphic>
               <a:graphicData uri="http://schemas.openxmlformats.org/drawingml/2006/picture">
                 <pic:pic>
                   <pic:nvPicPr>
-                    <pic:cNvPr descr="figures/fig06_char_equation_tree.png" id="54" name="Picture"/>
+                    <pic:cNvPr descr="figures/fig06_char_equation_tree.png" id="53" name="Picture"/>
                     <pic:cNvPicPr>
                       <a:picLocks noChangeArrowheads="1" noChangeAspect="1"/>
                     </pic:cNvPicPr>
                   </pic:nvPicPr>
                   <pic:blipFill>
-                    <a:blip r:embed="rId52"/>
+                    <a:blip r:embed="rId51"/>
                     <a:stretch>
                       <a:fillRect/>
                     </a:stretch>
@@ -5325,8 +4499,8 @@
         <w:t xml:space="preserve">Figure 6: Characteristic Equation Family Tree.</w:t>
       </w:r>
     </w:p>
-    <w:bookmarkEnd w:id="55"/>
-    <w:bookmarkStart w:id="59" w:name="recurrence-growth-spectrum"/>
+    <w:bookmarkEnd w:id="54"/>
+    <w:bookmarkStart w:id="58" w:name="recurrence-growth-spectrum"/>
     <w:p>
       <w:pPr>
         <w:pStyle w:val="Heading3"/>
@@ -5776,18 +4950,18 @@
           <wp:inline>
             <wp:extent cx="5029200" cy="2241525"/>
             <wp:effectExtent b="0" l="0" r="0" t="0"/>
-            <wp:docPr descr="Figure 9: Gate 1 Acceptance Windows." title="" id="57" name="Picture"/>
+            <wp:docPr descr="Figure 9: Gate 1 Acceptance Windows." title="" id="56" name="Picture"/>
             <a:graphic>
               <a:graphicData uri="http://schemas.openxmlformats.org/drawingml/2006/picture">
                 <pic:pic>
                   <pic:nvPicPr>
-                    <pic:cNvPr descr="figures/fig09_acceptance_windows.png" id="58" name="Picture"/>
+                    <pic:cNvPr descr="figures/fig09_acceptance_windows.png" id="57" name="Picture"/>
                     <pic:cNvPicPr>
                       <a:picLocks noChangeArrowheads="1" noChangeAspect="1"/>
                     </pic:cNvPicPr>
                   </pic:nvPicPr>
                   <pic:blipFill>
-                    <a:blip r:embed="rId56"/>
+                    <a:blip r:embed="rId55"/>
                     <a:stretch>
                       <a:fillRect/>
                     </a:stretch>
@@ -5828,8 +5002,266 @@
         <w:t xml:space="preserve">Figure 9: Gate 1 Acceptance Windows.</w:t>
       </w:r>
     </w:p>
+    <w:bookmarkEnd w:id="58"/>
+    <w:bookmarkStart w:id="59" w:name="non-recurrence-families"/>
+    <w:p>
+      <w:pPr>
+        <w:pStyle w:val="Heading3"/>
+      </w:pPr>
+      <w:r>
+        <w:rPr>
+          <w:rFonts w:ascii="Times New Roman" w:hAnsi="Times New Roman"/>
+        </w:rPr>
+        <w:t xml:space="preserve">5.3 Non-Recurrence Families</w:t>
+      </w:r>
+    </w:p>
+    <w:p>
+      <w:pPr>
+        <w:pStyle w:val="FirstParagraph"/>
+      </w:pPr>
+      <w:r>
+        <w:rPr>
+          <w:bCs/>
+          <w:rFonts w:ascii="Times New Roman" w:hAnsi="Times New Roman"/>
+          <w:b/>
+        </w:rPr>
+        <w:t xml:space="preserve">Consecutive prime intervals.</w:t>
+      </w:r>
+      <w:r>
+        <w:rPr>
+          <w:rFonts w:ascii="Times New Roman" w:hAnsi="Times New Roman"/>
+        </w:rPr>
+        <w:t xml:space="preserve"> </w:t>
+      </w:r>
+      <w:r>
+        <w:rPr>
+          <w:rFonts w:ascii="Times New Roman" w:hAnsi="Times New Roman"/>
+        </w:rPr>
+        <w:t xml:space="preserve">The</w:t>
+      </w:r>
+      <w:r>
+        <w:rPr>
+          <w:rFonts w:ascii="Times New Roman" w:hAnsi="Times New Roman"/>
+        </w:rPr>
+        <w:t xml:space="preserve"> </w:t>
+      </w:r>
+      <w:r>
+        <w:rPr>
+          <w:iCs/>
+          <w:rFonts w:ascii="Times New Roman" w:hAnsi="Times New Roman"/>
+          <w:i/>
+        </w:rPr>
+        <w:t xml:space="preserve">n</w:t>
+      </w:r>
+      <w:r>
+        <w:rPr>
+          <w:rFonts w:ascii="Times New Roman" w:hAnsi="Times New Roman"/>
+        </w:rPr>
+        <w:t xml:space="preserve">th prime p(</w:t>
+      </w:r>
+      <w:r>
+        <w:rPr>
+          <w:iCs/>
+          <w:rFonts w:ascii="Times New Roman" w:hAnsi="Times New Roman"/>
+          <w:i/>
+        </w:rPr>
+        <w:t xml:space="preserve">n</w:t>
+      </w:r>
+      <w:r>
+        <w:rPr>
+          <w:rFonts w:ascii="Times New Roman" w:hAnsi="Times New Roman"/>
+        </w:rPr>
+        <w:t xml:space="preserve">) grows as p(</w:t>
+      </w:r>
+      <w:r>
+        <w:rPr>
+          <w:iCs/>
+          <w:rFonts w:ascii="Times New Roman" w:hAnsi="Times New Roman"/>
+          <w:i/>
+        </w:rPr>
+        <w:t xml:space="preserve">n</w:t>
+      </w:r>
+      <w:r>
+        <w:rPr>
+          <w:rFonts w:ascii="Times New Roman" w:hAnsi="Times New Roman"/>
+        </w:rPr>
+        <w:t xml:space="preserve">) ~</w:t>
+      </w:r>
+      <w:r>
+        <w:rPr>
+          <w:rFonts w:ascii="Times New Roman" w:hAnsi="Times New Roman"/>
+        </w:rPr>
+        <w:t xml:space="preserve"> </w:t>
+      </w:r>
+      <w:r>
+        <w:rPr>
+          <w:iCs/>
+          <w:rFonts w:ascii="Times New Roman" w:hAnsi="Times New Roman"/>
+          <w:i/>
+        </w:rPr>
+        <w:t xml:space="preserve">n</w:t>
+      </w:r>
+      <w:r>
+        <w:rPr>
+          <w:rFonts w:ascii="Times New Roman" w:hAnsi="Times New Roman"/>
+        </w:rPr>
+        <w:t xml:space="preserve"> </w:t>
+      </w:r>
+      <w:r>
+        <w:rPr>
+          <w:rFonts w:ascii="Times New Roman" w:hAnsi="Times New Roman"/>
+        </w:rPr>
+        <w:t xml:space="preserve">· ln(</w:t>
+      </w:r>
+      <w:r>
+        <w:rPr>
+          <w:iCs/>
+          <w:rFonts w:ascii="Times New Roman" w:hAnsi="Times New Roman"/>
+          <w:i/>
+        </w:rPr>
+        <w:t xml:space="preserve">n</w:t>
+      </w:r>
+      <w:r>
+        <w:rPr>
+          <w:rFonts w:ascii="Times New Roman" w:hAnsi="Times New Roman"/>
+        </w:rPr>
+        <w:t xml:space="preserve">) by the prime number theorem [25]. This logarithmic growth is slower than any exponential recurrence and produces a distinct structural fingerprint. The prime family occupies a unique position in the taxonomy for three reasons. First, it represents the logarithmic growth regime — slower than any recurrence family, faster than bounded — filling a gap in the growth-class coverage. Second, consecutive primes are not arbitrary increasing integers: they carry specific number-theoretic structure (each term is prime, and the gaps between consecutive primes follow distributional laws) that distinguishes them from, say, powers of 2 or triangular numbers. The detector exploits this structure: Gate 1 fits ICIs to the PNT logarithmic growth model with offset-aware starting position; Gate 2 aligns ICIs to consecutive prime values via sequence matching, requiring that the aligned indices form a consecutive run of primes — not merely that the intervals happen to be near prime numbers. A sequence of arbitrary increasing integers would fail the alignment test because it would not match any consecutive prime subsequence. Third, primes are the simplest logarithmic-growth schedule an attacker could implement: precomputed tables are universally available, and the scheduling logic is a single array lookup.</w:t>
+      </w:r>
+    </w:p>
+    <w:p>
+      <w:pPr>
+        <w:pStyle w:val="BodyText"/>
+      </w:pPr>
+      <w:r>
+        <w:rPr>
+          <w:bCs/>
+          <w:rFonts w:ascii="Times New Roman" w:hAnsi="Times New Roman"/>
+          <w:b/>
+        </w:rPr>
+        <w:t xml:space="preserve">Polynomial growth.</w:t>
+      </w:r>
+      <w:r>
+        <w:rPr>
+          <w:rFonts w:ascii="Times New Roman" w:hAnsi="Times New Roman"/>
+        </w:rPr>
+        <w:t xml:space="preserve"> </w:t>
+      </w:r>
+      <w:r>
+        <w:rPr>
+          <w:rFonts w:ascii="Times New Roman" w:hAnsi="Times New Roman"/>
+        </w:rPr>
+        <w:t xml:space="preserve">ICI(</w:t>
+      </w:r>
+      <w:r>
+        <w:rPr>
+          <w:iCs/>
+          <w:rFonts w:ascii="Times New Roman" w:hAnsi="Times New Roman"/>
+          <w:i/>
+        </w:rPr>
+        <w:t xml:space="preserve">n</w:t>
+      </w:r>
+      <w:r>
+        <w:rPr>
+          <w:rFonts w:ascii="Times New Roman" w:hAnsi="Times New Roman"/>
+        </w:rPr>
+        <w:t xml:space="preserve">) = base ×</w:t>
+      </w:r>
+      <w:r>
+        <w:rPr>
+          <w:rFonts w:ascii="Times New Roman" w:hAnsi="Times New Roman"/>
+        </w:rPr>
+        <w:t xml:space="preserve"> </w:t>
+      </w:r>
+      <w:r>
+        <w:rPr>
+          <w:iCs/>
+          <w:rFonts w:ascii="Times New Roman" w:hAnsi="Times New Roman"/>
+          <w:i/>
+        </w:rPr>
+        <w:t xml:space="preserve">n</w:t>
+      </w:r>
+      <w:r>
+        <w:rPr>
+          <w:rFonts w:ascii="Times New Roman" w:hAnsi="Times New Roman"/>
+        </w:rPr>
+        <w:t xml:space="preserve">^α for integer or non-integer α ≥ 1.5. Growth is sub-exponential—much slower than any recurrence family. Consecutive ratios ((</w:t>
+      </w:r>
+      <w:r>
+        <w:rPr>
+          <w:iCs/>
+          <w:rFonts w:ascii="Times New Roman" w:hAnsi="Times New Roman"/>
+          <w:i/>
+        </w:rPr>
+        <w:t xml:space="preserve">n</w:t>
+      </w:r>
+      <w:r>
+        <w:rPr>
+          <w:rFonts w:ascii="Times New Roman" w:hAnsi="Times New Roman"/>
+        </w:rPr>
+        <w:t xml:space="preserve">+1)/</w:t>
+      </w:r>
+      <w:r>
+        <w:rPr>
+          <w:iCs/>
+          <w:rFonts w:ascii="Times New Roman" w:hAnsi="Times New Roman"/>
+          <w:i/>
+        </w:rPr>
+        <w:t xml:space="preserve">n</w:t>
+      </w:r>
+      <w:r>
+        <w:rPr>
+          <w:rFonts w:ascii="Times New Roman" w:hAnsi="Times New Roman"/>
+        </w:rPr>
+        <w:t xml:space="preserve">)^α trend toward 1.0 rather than converging to a constant, making ratio-based detectors inapplicable. Potential detection signals include log-log linearity (log ICI vs log</w:t>
+      </w:r>
+      <w:r>
+        <w:rPr>
+          <w:rFonts w:ascii="Times New Roman" w:hAnsi="Times New Roman"/>
+        </w:rPr>
+        <w:t xml:space="preserve"> </w:t>
+      </w:r>
+      <w:r>
+        <w:rPr>
+          <w:iCs/>
+          <w:rFonts w:ascii="Times New Roman" w:hAnsi="Times New Roman"/>
+          <w:i/>
+        </w:rPr>
+        <w:t xml:space="preserve">n</w:t>
+      </w:r>
+      <w:r>
+        <w:rPr>
+          <w:rFonts w:ascii="Times New Roman" w:hAnsi="Times New Roman"/>
+        </w:rPr>
+        <w:t xml:space="preserve"> </w:t>
+      </w:r>
+      <w:r>
+        <w:rPr>
+          <w:rFonts w:ascii="Times New Roman" w:hAnsi="Times New Roman"/>
+        </w:rPr>
+        <w:t xml:space="preserve">should be linear with slope α) and polynomial fit with residual analysis. However, CTU-13 validation showed that these value-based signals produce elevated false-positive rates compared to relational tests, and polynomial detection remains an open research problem (Section 13). Implementation:</w:t>
+      </w:r>
+      <w:r>
+        <w:rPr>
+          <w:rFonts w:ascii="Times New Roman" w:hAnsi="Times New Roman"/>
+        </w:rPr>
+        <w:t xml:space="preserve"> </w:t>
+      </w:r>
+      <w:r>
+        <w:rPr>
+          <w:rStyle w:val="VerbatimChar"/>
+          <w:rFonts w:ascii="Times New Roman" w:hAnsi="Times New Roman"/>
+        </w:rPr>
+        <w:t xml:space="preserve">sleep(base * n**2)</w:t>
+      </w:r>
+      <w:r>
+        <w:rPr>
+          <w:rFonts w:ascii="Times New Roman" w:hAnsi="Times New Roman"/>
+        </w:rPr>
+        <w:t xml:space="preserve">.</w:t>
+      </w:r>
+    </w:p>
     <w:bookmarkEnd w:id="59"/>
-    <w:bookmarkStart w:id="60" w:name="non-recurrence-families"/>
+    <w:bookmarkStart w:id="60" w:name="the-bounded-paradigm"/>
     <w:p>
       <w:pPr>
         <w:pStyle w:val="Heading3"/>
@@ -5838,7 +5270,7 @@
         <w:rPr>
           <w:rFonts w:ascii="Times New Roman" w:hAnsi="Times New Roman"/>
         </w:rPr>
-        <w:t xml:space="preserve">5.3 Non-Recurrence Families</w:t>
+        <w:t xml:space="preserve">5.4 The Bounded Paradigm</w:t>
       </w:r>
     </w:p>
     <w:p>
@@ -5847,29 +5279,20 @@
       </w:pPr>
       <w:r>
         <w:rPr>
-          <w:bCs/>
-          <w:rFonts w:ascii="Times New Roman" w:hAnsi="Times New Roman"/>
-          <w:b/>
-        </w:rPr>
-        <w:t xml:space="preserve">Consecutive prime intervals.</w:t>
-      </w:r>
-      <w:r>
-        <w:rPr>
-          <w:rFonts w:ascii="Times New Roman" w:hAnsi="Times New Roman"/>
-        </w:rPr>
-        <w:t xml:space="preserve"> </w:t>
-      </w:r>
-      <w:r>
-        <w:rPr>
-          <w:rFonts w:ascii="Times New Roman" w:hAnsi="Times New Roman"/>
-        </w:rPr>
-        <w:t xml:space="preserve">The</w:t>
-      </w:r>
-      <w:r>
-        <w:rPr>
-          <w:rFonts w:ascii="Times New Roman" w:hAnsi="Times New Roman"/>
-        </w:rPr>
-        <w:t xml:space="preserve"> </w:t>
+          <w:rFonts w:ascii="Times New Roman" w:hAnsi="Times New Roman"/>
+        </w:rPr>
+        <w:t xml:space="preserve">Irrational rotation sequences represent a qualitative departure from growth-based scheduling. The intervals are bounded within a fixed range (e.g., 30–120 seconds), non-repeating, and fully deterministic:</w:t>
+      </w:r>
+    </w:p>
+    <w:p>
+      <w:pPr>
+        <w:pStyle w:val="BodyText"/>
+      </w:pPr>
+      <w:r>
+        <w:rPr>
+          <w:rFonts w:ascii="Times New Roman" w:hAnsi="Times New Roman"/>
+        </w:rPr>
+        <w:t xml:space="preserve">ICI(</w:t>
       </w:r>
       <w:r>
         <w:rPr>
@@ -5883,7 +5306,7 @@
         <w:rPr>
           <w:rFonts w:ascii="Times New Roman" w:hAnsi="Times New Roman"/>
         </w:rPr>
-        <w:t xml:space="preserve">th prime p(</w:t>
+        <w:t xml:space="preserve">) = min + (max − min) × frac(</w:t>
       </w:r>
       <w:r>
         <w:rPr>
@@ -5897,7 +5320,30 @@
         <w:rPr>
           <w:rFonts w:ascii="Times New Roman" w:hAnsi="Times New Roman"/>
         </w:rPr>
-        <w:t xml:space="preserve">) grows as p(</w:t>
+        <w:t xml:space="preserve"> </w:t>
+      </w:r>
+      <w:r>
+        <w:rPr>
+          <w:rFonts w:ascii="Times New Roman" w:hAnsi="Times New Roman"/>
+        </w:rPr>
+        <w:t xml:space="preserve">× α)</w:t>
+      </w:r>
+    </w:p>
+    <w:p>
+      <w:pPr>
+        <w:pStyle w:val="BodyText"/>
+      </w:pPr>
+      <w:r>
+        <w:rPr>
+          <w:rFonts w:ascii="Times New Roman" w:hAnsi="Times New Roman"/>
+        </w:rPr>
+        <w:t xml:space="preserve">where α is irrational and frac(·) takes the fractional part. The resulting intervals lack growth structure and resemble noisy application traffic to growth-based detectors. The structural fingerprint comes from the three-gap theorem [21, 22]: for any irrational α and any</w:t>
+      </w:r>
+      <w:r>
+        <w:rPr>
+          <w:rFonts w:ascii="Times New Roman" w:hAnsi="Times New Roman"/>
+        </w:rPr>
+        <w:t xml:space="preserve"> </w:t>
       </w:r>
       <w:r>
         <w:rPr>
@@ -5905,13 +5351,13 @@
           <w:rFonts w:ascii="Times New Roman" w:hAnsi="Times New Roman"/>
           <w:i/>
         </w:rPr>
-        <w:t xml:space="preserve">n</w:t>
-      </w:r>
-      <w:r>
-        <w:rPr>
-          <w:rFonts w:ascii="Times New Roman" w:hAnsi="Times New Roman"/>
-        </w:rPr>
-        <w:t xml:space="preserve">) ~</w:t>
+        <w:t xml:space="preserve">N</w:t>
+      </w:r>
+      <w:r>
+        <w:rPr>
+          <w:rFonts w:ascii="Times New Roman" w:hAnsi="Times New Roman"/>
+        </w:rPr>
+        <w:t xml:space="preserve">, the sorted values partition [0, 1] into gaps of at most three distinct lengths. Random uniform samples produce</w:t>
       </w:r>
       <w:r>
         <w:rPr>
@@ -5925,295 +5371,23 @@
           <w:rFonts w:ascii="Times New Roman" w:hAnsi="Times New Roman"/>
           <w:i/>
         </w:rPr>
-        <w:t xml:space="preserve">n</w:t>
-      </w:r>
-      <w:r>
-        <w:rPr>
-          <w:rFonts w:ascii="Times New Roman" w:hAnsi="Times New Roman"/>
-        </w:rPr>
-        <w:t xml:space="preserve"> </w:t>
-      </w:r>
-      <w:r>
-        <w:rPr>
-          <w:rFonts w:ascii="Times New Roman" w:hAnsi="Times New Roman"/>
-        </w:rPr>
-        <w:t xml:space="preserve">· ln(</w:t>
-      </w:r>
-      <w:r>
-        <w:rPr>
-          <w:iCs/>
-          <w:rFonts w:ascii="Times New Roman" w:hAnsi="Times New Roman"/>
-          <w:i/>
-        </w:rPr>
-        <w:t xml:space="preserve">n</w:t>
-      </w:r>
-      <w:r>
-        <w:rPr>
-          <w:rFonts w:ascii="Times New Roman" w:hAnsi="Times New Roman"/>
-        </w:rPr>
-        <w:t xml:space="preserve">) by the prime number theorem [25]. This logarithmic growth — slower than any exponential recurrence, faster than bounded — fills a gap in the growth-class coverage and is trivial to implement via precomputed prime tables. However, CTU-13 validation revealed that prime-adjacency is not a sufficiently discriminative detection signal: individual interval values near primes are too common in arbitrary integer sequences (density ~1/ln(n)). Detection methods for the logarithmic growth regime that test inter-interval relationships rather than individual-interval properties remain an open research problem (Section 13).</w:t>
-      </w:r>
-    </w:p>
-    <w:p>
-      <w:pPr>
-        <w:pStyle w:val="BodyText"/>
-      </w:pPr>
-      <w:r>
-        <w:rPr>
-          <w:bCs/>
-          <w:rFonts w:ascii="Times New Roman" w:hAnsi="Times New Roman"/>
-          <w:b/>
-        </w:rPr>
-        <w:t xml:space="preserve">Polynomial growth.</w:t>
-      </w:r>
-      <w:r>
-        <w:rPr>
-          <w:rFonts w:ascii="Times New Roman" w:hAnsi="Times New Roman"/>
-        </w:rPr>
-        <w:t xml:space="preserve"> </w:t>
-      </w:r>
-      <w:r>
-        <w:rPr>
-          <w:rFonts w:ascii="Times New Roman" w:hAnsi="Times New Roman"/>
-        </w:rPr>
-        <w:t xml:space="preserve">ICI(</w:t>
-      </w:r>
-      <w:r>
-        <w:rPr>
-          <w:iCs/>
-          <w:rFonts w:ascii="Times New Roman" w:hAnsi="Times New Roman"/>
-          <w:i/>
-        </w:rPr>
-        <w:t xml:space="preserve">n</w:t>
-      </w:r>
-      <w:r>
-        <w:rPr>
-          <w:rFonts w:ascii="Times New Roman" w:hAnsi="Times New Roman"/>
-        </w:rPr>
-        <w:t xml:space="preserve">) = base ×</w:t>
-      </w:r>
-      <w:r>
-        <w:rPr>
-          <w:rFonts w:ascii="Times New Roman" w:hAnsi="Times New Roman"/>
-        </w:rPr>
-        <w:t xml:space="preserve"> </w:t>
-      </w:r>
-      <w:r>
-        <w:rPr>
-          <w:iCs/>
-          <w:rFonts w:ascii="Times New Roman" w:hAnsi="Times New Roman"/>
-          <w:i/>
-        </w:rPr>
-        <w:t xml:space="preserve">n</w:t>
-      </w:r>
-      <w:r>
-        <w:rPr>
-          <w:rFonts w:ascii="Times New Roman" w:hAnsi="Times New Roman"/>
-        </w:rPr>
-        <w:t xml:space="preserve">^α for integer or non-integer α ≥ 1.5. Growth is sub-exponential—much slower than any recurrence family. Consecutive ratios ((</w:t>
-      </w:r>
-      <w:r>
-        <w:rPr>
-          <w:iCs/>
-          <w:rFonts w:ascii="Times New Roman" w:hAnsi="Times New Roman"/>
-          <w:i/>
-        </w:rPr>
-        <w:t xml:space="preserve">n</w:t>
-      </w:r>
-      <w:r>
-        <w:rPr>
-          <w:rFonts w:ascii="Times New Roman" w:hAnsi="Times New Roman"/>
-        </w:rPr>
-        <w:t xml:space="preserve">+1)/</w:t>
-      </w:r>
-      <w:r>
-        <w:rPr>
-          <w:iCs/>
-          <w:rFonts w:ascii="Times New Roman" w:hAnsi="Times New Roman"/>
-          <w:i/>
-        </w:rPr>
-        <w:t xml:space="preserve">n</w:t>
-      </w:r>
-      <w:r>
-        <w:rPr>
-          <w:rFonts w:ascii="Times New Roman" w:hAnsi="Times New Roman"/>
-        </w:rPr>
-        <w:t xml:space="preserve">)^α trend toward 1.0 rather than converging to a constant, making ratio-based detectors inapplicable. Potential detection signals include log-log linearity (log ICI vs log</w:t>
-      </w:r>
-      <w:r>
-        <w:rPr>
-          <w:rFonts w:ascii="Times New Roman" w:hAnsi="Times New Roman"/>
-        </w:rPr>
-        <w:t xml:space="preserve"> </w:t>
-      </w:r>
-      <w:r>
-        <w:rPr>
-          <w:iCs/>
-          <w:rFonts w:ascii="Times New Roman" w:hAnsi="Times New Roman"/>
-          <w:i/>
-        </w:rPr>
-        <w:t xml:space="preserve">n</w:t>
-      </w:r>
-      <w:r>
-        <w:rPr>
-          <w:rFonts w:ascii="Times New Roman" w:hAnsi="Times New Roman"/>
-        </w:rPr>
-        <w:t xml:space="preserve"> </w:t>
-      </w:r>
-      <w:r>
-        <w:rPr>
-          <w:rFonts w:ascii="Times New Roman" w:hAnsi="Times New Roman"/>
-        </w:rPr>
-        <w:t xml:space="preserve">should be linear with slope α) and polynomial fit with residual analysis. However, CTU-13 validation showed that these value-based signals produce elevated false-positive rates compared to relational tests, and polynomial detection remains an open research problem (Section 13). Implementation:</w:t>
-      </w:r>
-      <w:r>
-        <w:rPr>
-          <w:rFonts w:ascii="Times New Roman" w:hAnsi="Times New Roman"/>
-        </w:rPr>
-        <w:t xml:space="preserve"> </w:t>
-      </w:r>
-      <w:r>
-        <w:rPr>
-          <w:rStyle w:val="VerbatimChar"/>
-          <w:rFonts w:ascii="Times New Roman" w:hAnsi="Times New Roman"/>
-        </w:rPr>
-        <w:t xml:space="preserve">sleep(base * n**2)</w:t>
-      </w:r>
-      <w:r>
-        <w:rPr>
-          <w:rFonts w:ascii="Times New Roman" w:hAnsi="Times New Roman"/>
-        </w:rPr>
-        <w:t xml:space="preserve">.</w:t>
+        <w:t xml:space="preserve">N</w:t>
+      </w:r>
+      <w:r>
+        <w:rPr>
+          <w:rFonts w:ascii="Times New Roman" w:hAnsi="Times New Roman"/>
+        </w:rPr>
+        <w:t xml:space="preserve"> </w:t>
+      </w:r>
+      <w:r>
+        <w:rPr>
+          <w:rFonts w:ascii="Times New Roman" w:hAnsi="Times New Roman"/>
+        </w:rPr>
+        <w:t xml:space="preserve">distinct gap lengths. This difference is the detection signal.</w:t>
       </w:r>
     </w:p>
     <w:bookmarkEnd w:id="60"/>
-    <w:bookmarkStart w:id="61" w:name="the-bounded-paradigm"/>
-    <w:p>
-      <w:pPr>
-        <w:pStyle w:val="Heading3"/>
-      </w:pPr>
-      <w:r>
-        <w:rPr>
-          <w:rFonts w:ascii="Times New Roman" w:hAnsi="Times New Roman"/>
-        </w:rPr>
-        <w:t xml:space="preserve">5.4 The Bounded Paradigm</w:t>
-      </w:r>
-    </w:p>
-    <w:p>
-      <w:pPr>
-        <w:pStyle w:val="FirstParagraph"/>
-      </w:pPr>
-      <w:r>
-        <w:rPr>
-          <w:rFonts w:ascii="Times New Roman" w:hAnsi="Times New Roman"/>
-        </w:rPr>
-        <w:t xml:space="preserve">Irrational rotation sequences represent a qualitative departure from growth-based scheduling. The intervals are bounded within a fixed range (e.g., 30–120 seconds), non-repeating, and fully deterministic:</w:t>
-      </w:r>
-    </w:p>
-    <w:p>
-      <w:pPr>
-        <w:pStyle w:val="BodyText"/>
-      </w:pPr>
-      <w:r>
-        <w:rPr>
-          <w:rFonts w:ascii="Times New Roman" w:hAnsi="Times New Roman"/>
-        </w:rPr>
-        <w:t xml:space="preserve">ICI(</w:t>
-      </w:r>
-      <w:r>
-        <w:rPr>
-          <w:iCs/>
-          <w:rFonts w:ascii="Times New Roman" w:hAnsi="Times New Roman"/>
-          <w:i/>
-        </w:rPr>
-        <w:t xml:space="preserve">n</w:t>
-      </w:r>
-      <w:r>
-        <w:rPr>
-          <w:rFonts w:ascii="Times New Roman" w:hAnsi="Times New Roman"/>
-        </w:rPr>
-        <w:t xml:space="preserve">) = min + (max − min) × frac(</w:t>
-      </w:r>
-      <w:r>
-        <w:rPr>
-          <w:iCs/>
-          <w:rFonts w:ascii="Times New Roman" w:hAnsi="Times New Roman"/>
-          <w:i/>
-        </w:rPr>
-        <w:t xml:space="preserve">n</w:t>
-      </w:r>
-      <w:r>
-        <w:rPr>
-          <w:rFonts w:ascii="Times New Roman" w:hAnsi="Times New Roman"/>
-        </w:rPr>
-        <w:t xml:space="preserve"> </w:t>
-      </w:r>
-      <w:r>
-        <w:rPr>
-          <w:rFonts w:ascii="Times New Roman" w:hAnsi="Times New Roman"/>
-        </w:rPr>
-        <w:t xml:space="preserve">× α)</w:t>
-      </w:r>
-    </w:p>
-    <w:p>
-      <w:pPr>
-        <w:pStyle w:val="BodyText"/>
-      </w:pPr>
-      <w:r>
-        <w:rPr>
-          <w:rFonts w:ascii="Times New Roman" w:hAnsi="Times New Roman"/>
-        </w:rPr>
-        <w:t xml:space="preserve">where α is irrational and frac(·) takes the fractional part. The resulting intervals lack growth structure and resemble noisy application traffic to growth-based detectors. The structural fingerprint comes from the three-gap theorem [21, 22]: for any irrational α and any</w:t>
-      </w:r>
-      <w:r>
-        <w:rPr>
-          <w:rFonts w:ascii="Times New Roman" w:hAnsi="Times New Roman"/>
-        </w:rPr>
-        <w:t xml:space="preserve"> </w:t>
-      </w:r>
-      <w:r>
-        <w:rPr>
-          <w:iCs/>
-          <w:rFonts w:ascii="Times New Roman" w:hAnsi="Times New Roman"/>
-          <w:i/>
-        </w:rPr>
-        <w:t xml:space="preserve">N</w:t>
-      </w:r>
-      <w:r>
-        <w:rPr>
-          <w:rFonts w:ascii="Times New Roman" w:hAnsi="Times New Roman"/>
-        </w:rPr>
-        <w:t xml:space="preserve">, the sorted values partition [0, 1] into gaps of at most three distinct lengths. Random uniform samples produce</w:t>
-      </w:r>
-      <w:r>
-        <w:rPr>
-          <w:rFonts w:ascii="Times New Roman" w:hAnsi="Times New Roman"/>
-        </w:rPr>
-        <w:t xml:space="preserve"> </w:t>
-      </w:r>
-      <w:r>
-        <w:rPr>
-          <w:iCs/>
-          <w:rFonts w:ascii="Times New Roman" w:hAnsi="Times New Roman"/>
-          <w:i/>
-        </w:rPr>
-        <w:t xml:space="preserve">N</w:t>
-      </w:r>
-      <w:r>
-        <w:rPr>
-          <w:rFonts w:ascii="Times New Roman" w:hAnsi="Times New Roman"/>
-        </w:rPr>
-        <w:t xml:space="preserve"> </w:t>
-      </w:r>
-      <w:r>
-        <w:rPr>
-          <w:rFonts w:ascii="Times New Roman" w:hAnsi="Times New Roman"/>
-        </w:rPr>
-        <w:t xml:space="preserve">distinct gap lengths. This difference is the detection signal.</w:t>
-      </w:r>
-    </w:p>
-    <w:bookmarkEnd w:id="61"/>
-    <w:bookmarkStart w:id="68" w:name="reverse-variants"/>
+    <w:bookmarkStart w:id="67" w:name="reverse-variants"/>
     <w:p>
       <w:pPr>
         <w:pStyle w:val="Heading3"/>
@@ -6248,18 +5422,18 @@
           <wp:inline>
             <wp:extent cx="5029200" cy="3513060"/>
             <wp:effectExtent b="0" l="0" r="0" t="0"/>
-            <wp:docPr descr="Figure 5: Taxonomy Map." title="" id="63" name="Picture"/>
+            <wp:docPr descr="Figure 5: Taxonomy Map." title="" id="62" name="Picture"/>
             <a:graphic>
               <a:graphicData uri="http://schemas.openxmlformats.org/drawingml/2006/picture">
                 <pic:pic>
                   <pic:nvPicPr>
-                    <pic:cNvPr descr="figures/fig05_taxonomy_map.png" id="64" name="Picture"/>
+                    <pic:cNvPr descr="figures/fig05_taxonomy_map.png" id="63" name="Picture"/>
                     <pic:cNvPicPr>
                       <a:picLocks noChangeArrowheads="1" noChangeAspect="1"/>
                     </pic:cNvPicPr>
                   </pic:nvPicPr>
                   <pic:blipFill>
-                    <a:blip r:embed="rId62"/>
+                    <a:blip r:embed="rId61"/>
                     <a:stretch>
                       <a:fillRect/>
                     </a:stretch>
@@ -6312,18 +5486,18 @@
           <wp:inline>
             <wp:extent cx="5029200" cy="3336976"/>
             <wp:effectExtent b="0" l="0" r="0" t="0"/>
-            <wp:docPr descr="Figure 7: Growth Rate Comparison." title="" id="66" name="Picture"/>
+            <wp:docPr descr="Figure 7: Growth Rate Comparison." title="" id="65" name="Picture"/>
             <a:graphic>
               <a:graphicData uri="http://schemas.openxmlformats.org/drawingml/2006/picture">
                 <pic:pic>
                   <pic:nvPicPr>
-                    <pic:cNvPr descr="figures/fig07_growth_comparison.png" id="67" name="Picture"/>
+                    <pic:cNvPr descr="figures/fig07_growth_comparison.png" id="66" name="Picture"/>
                     <pic:cNvPicPr>
                       <a:picLocks noChangeArrowheads="1" noChangeAspect="1"/>
                     </pic:cNvPicPr>
                   </pic:nvPicPr>
                   <pic:blipFill>
-                    <a:blip r:embed="rId65"/>
+                    <a:blip r:embed="rId64"/>
                     <a:stretch>
                       <a:fillRect/>
                     </a:stretch>
@@ -6374,9 +5548,9 @@
         </w:pict>
       </w:r>
     </w:p>
+    <w:bookmarkEnd w:id="67"/>
     <w:bookmarkEnd w:id="68"/>
-    <w:bookmarkEnd w:id="69"/>
-    <w:bookmarkStart w:id="76" w:name="multi-gate-detection-architecture"/>
+    <w:bookmarkStart w:id="75" w:name="multi-gate-detection-architecture"/>
     <w:p>
       <w:pPr>
         <w:pStyle w:val="Heading2"/>
@@ -6388,7 +5562,7 @@
         <w:t xml:space="preserve">6. Multi-Gate Detection Architecture</w:t>
       </w:r>
     </w:p>
-    <w:bookmarkStart w:id="73" w:name="design-pattern"/>
+    <w:bookmarkStart w:id="72" w:name="design-pattern"/>
     <w:p>
       <w:pPr>
         <w:pStyle w:val="Heading3"/>
@@ -6549,20 +5723,20 @@
         </w:rPr>
         <w:drawing>
           <wp:inline>
-            <wp:extent cx="5029200" cy="2487916"/>
+            <wp:extent cx="5029200" cy="3675427"/>
             <wp:effectExtent b="0" l="0" r="0" t="0"/>
-            <wp:docPr descr="Figure 8: Multi-Gate Pipeline Architecture." title="" id="71" name="Picture"/>
+            <wp:docPr descr="Figure 8: Multi-Gate Pipeline Architecture." title="" id="70" name="Picture"/>
             <a:graphic>
               <a:graphicData uri="http://schemas.openxmlformats.org/drawingml/2006/picture">
                 <pic:pic>
                   <pic:nvPicPr>
-                    <pic:cNvPr descr="figures/fig08_twogatepipeline.png" id="72" name="Picture"/>
+                    <pic:cNvPr descr="figures/fig08_twogatepipeline.png" id="71" name="Picture"/>
                     <pic:cNvPicPr>
                       <a:picLocks noChangeArrowheads="1" noChangeAspect="1"/>
                     </pic:cNvPicPr>
                   </pic:nvPicPr>
                   <pic:blipFill>
-                    <a:blip r:embed="rId70"/>
+                    <a:blip r:embed="rId69"/>
                     <a:stretch>
                       <a:fillRect/>
                     </a:stretch>
@@ -6570,7 +5744,7 @@
                   <pic:spPr bwMode="auto">
                     <a:xfrm>
                       <a:off x="0" y="0"/>
-                      <a:ext cx="5334000" cy="2638699"/>
+                      <a:ext cx="5334000" cy="3898181"/>
                     </a:xfrm>
                     <a:prstGeom prst="rect">
                       <a:avLst/>
@@ -6603,8 +5777,8 @@
         <w:t xml:space="preserve">Figure 8: Multi-Gate Pipeline Architecture.</w:t>
       </w:r>
     </w:p>
-    <w:bookmarkEnd w:id="73"/>
-    <w:bookmarkStart w:id="74" w:name="recurrence-family-gate-instantiation"/>
+    <w:bookmarkEnd w:id="72"/>
+    <w:bookmarkStart w:id="73" w:name="recurrence-family-gate-instantiation"/>
     <w:p>
       <w:pPr>
         <w:pStyle w:val="Heading3"/>
@@ -7868,8 +7042,8 @@
         <w:t xml:space="preserve">Each formula equals zero at the family’s algebraic constant (by definition of the characteristic equation) and increases away from it, providing natural discrimination against other families.</w:t>
       </w:r>
     </w:p>
-    <w:bookmarkEnd w:id="74"/>
-    <w:bookmarkStart w:id="75" w:name="statistical-methodology"/>
+    <w:bookmarkEnd w:id="73"/>
+    <w:bookmarkStart w:id="74" w:name="statistical-methodology"/>
     <w:p>
       <w:pPr>
         <w:pStyle w:val="Heading3"/>
@@ -8263,9 +7437,9 @@
         </w:pict>
       </w:r>
     </w:p>
+    <w:bookmarkEnd w:id="74"/>
     <w:bookmarkEnd w:id="75"/>
-    <w:bookmarkEnd w:id="76"/>
-    <w:bookmarkStart w:id="85" w:name="cross-family-separation"/>
+    <w:bookmarkStart w:id="84" w:name="cross-family-separation"/>
     <w:p>
       <w:pPr>
         <w:pStyle w:val="Heading2"/>
@@ -8277,7 +7451,7 @@
         <w:t xml:space="preserve">7. Cross-Family Separation</w:t>
       </w:r>
     </w:p>
-    <w:bookmarkStart w:id="80" w:name="theoretical-residual-matrix"/>
+    <w:bookmarkStart w:id="79" w:name="theoretical-residual-matrix"/>
     <w:p>
       <w:pPr>
         <w:pStyle w:val="Heading3"/>
@@ -8835,18 +8009,18 @@
           <wp:inline>
             <wp:extent cx="5029200" cy="4113875"/>
             <wp:effectExtent b="0" l="0" r="0" t="0"/>
-            <wp:docPr descr="Figure 10: Cross-Family Residual Matrix." title="" id="78" name="Picture"/>
+            <wp:docPr descr="Figure 10: Cross-Family Residual Matrix." title="" id="77" name="Picture"/>
             <a:graphic>
               <a:graphicData uri="http://schemas.openxmlformats.org/drawingml/2006/picture">
                 <pic:pic>
                   <pic:nvPicPr>
-                    <pic:cNvPr descr="figures/fig10_crossfamily_heatmap.png" id="79" name="Picture"/>
+                    <pic:cNvPr descr="figures/fig10_crossfamily_heatmap.png" id="78" name="Picture"/>
                     <pic:cNvPicPr>
                       <a:picLocks noChangeArrowheads="1" noChangeAspect="1"/>
                     </pic:cNvPicPr>
                   </pic:nvPicPr>
                   <pic:blipFill>
-                    <a:blip r:embed="rId77"/>
+                    <a:blip r:embed="rId76"/>
                     <a:stretch>
                       <a:fillRect/>
                     </a:stretch>
@@ -8887,32 +8061,32 @@
         <w:t xml:space="preserve">Figure 10: Cross-Family Residual Matrix.</w:t>
       </w:r>
     </w:p>
+    <w:bookmarkEnd w:id="79"/>
+    <w:bookmarkStart w:id="80" w:name="empirical-classification-matrix"/>
+    <w:p>
+      <w:pPr>
+        <w:pStyle w:val="Heading3"/>
+      </w:pPr>
+      <w:r>
+        <w:rPr>
+          <w:rFonts w:ascii="Times New Roman" w:hAnsi="Times New Roman"/>
+        </w:rPr>
+        <w:t xml:space="preserve">7.2 Empirical Classification Matrix</w:t>
+      </w:r>
+    </w:p>
+    <w:p>
+      <w:pPr>
+        <w:pStyle w:val="FirstParagraph"/>
+      </w:pPr>
+      <w:r>
+        <w:rPr>
+          <w:rFonts w:ascii="Times New Roman" w:hAnsi="Times New Roman"/>
+        </w:rPr>
+        <w:t xml:space="preserve">We ran each detector on synthetic schedules from every family. The complete classification confirms theoretical predictions: every tool correctly identifies its own family and rejects all others at the classify_flow level (both gates applied).</w:t>
+      </w:r>
+    </w:p>
     <w:bookmarkEnd w:id="80"/>
-    <w:bookmarkStart w:id="81" w:name="empirical-classification-matrix"/>
-    <w:p>
-      <w:pPr>
-        <w:pStyle w:val="Heading3"/>
-      </w:pPr>
-      <w:r>
-        <w:rPr>
-          <w:rFonts w:ascii="Times New Roman" w:hAnsi="Times New Roman"/>
-        </w:rPr>
-        <w:t xml:space="preserve">7.2 Empirical Classification Matrix</w:t>
-      </w:r>
-    </w:p>
-    <w:p>
-      <w:pPr>
-        <w:pStyle w:val="FirstParagraph"/>
-      </w:pPr>
-      <w:r>
-        <w:rPr>
-          <w:rFonts w:ascii="Times New Roman" w:hAnsi="Times New Roman"/>
-        </w:rPr>
-        <w:t xml:space="preserve">We ran each detector on synthetic schedules from every family. The complete classification confirms theoretical predictions: every tool correctly identifies its own family and rejects all others at the classify_flow level (both gates applied).</w:t>
-      </w:r>
-    </w:p>
-    <w:bookmarkEnd w:id="81"/>
-    <w:bookmarkStart w:id="84" w:name="gate-1-window-overlap-analysis"/>
+    <w:bookmarkStart w:id="83" w:name="gate-1-window-overlap-analysis"/>
     <w:p>
       <w:pPr>
         <w:pStyle w:val="Heading3"/>
@@ -9003,18 +8177,18 @@
           <wp:inline>
             <wp:extent cx="5029200" cy="2241525"/>
             <wp:effectExtent b="0" l="0" r="0" t="0"/>
-            <wp:docPr descr="Figure 9: Gate 1 Acceptance Windows." title="" id="82" name="Picture"/>
+            <wp:docPr descr="Figure 9: Gate 1 Acceptance Windows." title="" id="81" name="Picture"/>
             <a:graphic>
               <a:graphicData uri="http://schemas.openxmlformats.org/drawingml/2006/picture">
                 <pic:pic>
                   <pic:nvPicPr>
-                    <pic:cNvPr descr="figures/fig09_acceptance_windows.png" id="83" name="Picture"/>
+                    <pic:cNvPr descr="figures/fig09_acceptance_windows.png" id="82" name="Picture"/>
                     <pic:cNvPicPr>
                       <a:picLocks noChangeArrowheads="1" noChangeAspect="1"/>
                     </pic:cNvPicPr>
                   </pic:nvPicPr>
                   <pic:blipFill>
-                    <a:blip r:embed="rId56"/>
+                    <a:blip r:embed="rId55"/>
                     <a:stretch>
                       <a:fillRect/>
                     </a:stretch>
@@ -9065,9 +8239,9 @@
         </w:pict>
       </w:r>
     </w:p>
+    <w:bookmarkEnd w:id="83"/>
     <w:bookmarkEnd w:id="84"/>
-    <w:bookmarkEnd w:id="85"/>
-    <w:bookmarkStart w:id="107" w:name="empirical-validation-1"/>
+    <w:bookmarkStart w:id="103" w:name="empirical-validation-1"/>
     <w:p>
       <w:pPr>
         <w:pStyle w:val="Heading2"/>
@@ -10160,7 +9334,7 @@
         <w:t xml:space="preserve">Table 6. Evidence mapping: each claim is supported by a specific dataset and methodology. No claim relies on a dataset that does not appear in this table.</w:t>
       </w:r>
     </w:p>
-    <w:bookmarkStart w:id="86" w:name="baseline-detection-gap"/>
+    <w:bookmarkStart w:id="85" w:name="baseline-detection-gap"/>
     <w:p>
       <w:pPr>
         <w:pStyle w:val="Heading3"/>
@@ -11389,8 +10563,8 @@
         <w:t xml:space="preserve">Table 7. Detection gap baseline. RITA detects periodic schedules and misses all non-periodic families. Each validated detector classifies its target family and rejects non-target families. Logarithmic (prime) and polynomial growth regimes are part of the taxonomy but do not have validated detectors; detection methods for these regimes remain an open research problem (see Section 13).</w:t>
       </w:r>
     </w:p>
-    <w:bookmarkEnd w:id="86"/>
-    <w:bookmarkStart w:id="87" w:name="validation-summary"/>
+    <w:bookmarkEnd w:id="85"/>
+    <w:bookmarkStart w:id="86" w:name="validation-summary"/>
     <w:p>
       <w:pPr>
         <w:pStyle w:val="Heading3"/>
@@ -12152,8 +11326,8 @@
         <w:t xml:space="preserve">At the current sample sizes, the 95% Clopper-Pearson upper bound on the per-tool false positive rate is approximately 1.5% (0 flags in 204 flows). This characterizes the precision of the current measurement, not the true operational FPR, which requires larger-scale validation to establish.</w:t>
       </w:r>
     </w:p>
-    <w:bookmarkEnd w:id="87"/>
-    <w:bookmarkStart w:id="91" w:name="false-positive-analysis-enterprise-zeek"/>
+    <w:bookmarkEnd w:id="86"/>
+    <w:bookmarkStart w:id="90" w:name="false-positive-analysis-enterprise-zeek"/>
     <w:p>
       <w:pPr>
         <w:pStyle w:val="Heading3"/>
@@ -12199,18 +11373,18 @@
           <wp:inline>
             <wp:extent cx="5029200" cy="2474752"/>
             <wp:effectExtent b="0" l="0" r="0" t="0"/>
-            <wp:docPr descr="Figure 13: False Positive Map." title="" id="89" name="Picture"/>
+            <wp:docPr descr="Figure 13: False Positive Map." title="" id="88" name="Picture"/>
             <a:graphic>
               <a:graphicData uri="http://schemas.openxmlformats.org/drawingml/2006/picture">
                 <pic:pic>
                   <pic:nvPicPr>
-                    <pic:cNvPr descr="figures/fig13_fp_map.png" id="90" name="Picture"/>
+                    <pic:cNvPr descr="figures/fig13_fp_map.png" id="89" name="Picture"/>
                     <pic:cNvPicPr>
                       <a:picLocks noChangeArrowheads="1" noChangeAspect="1"/>
                     </pic:cNvPicPr>
                   </pic:nvPicPr>
                   <pic:blipFill>
-                    <a:blip r:embed="rId88"/>
+                    <a:blip r:embed="rId87"/>
                     <a:stretch>
                       <a:fillRect/>
                     </a:stretch>
@@ -12251,8 +11425,8 @@
         <w:t xml:space="preserve">Figure 13: False Positive Map.</w:t>
       </w:r>
     </w:p>
-    <w:bookmarkEnd w:id="91"/>
-    <w:bookmarkStart w:id="95" w:name="Xe307bcf7a5458003148cecd76d552c9f2c6bf5d"/>
+    <w:bookmarkEnd w:id="90"/>
+    <w:bookmarkStart w:id="91" w:name="Xe307bcf7a5458003148cecd76d552c9f2c6bf5d"/>
     <w:p>
       <w:pPr>
         <w:pStyle w:val="Heading3"/>
@@ -13041,70 +12215,6 @@
     </w:p>
     <w:p>
       <w:pPr>
-        <w:pStyle w:val="CaptionedFigure"/>
-      </w:pPr>
-      <w:r>
-        <w:rPr>
-          <w:rFonts w:ascii="Times New Roman" w:hAnsi="Times New Roman"/>
-        </w:rPr>
-        <w:drawing>
-          <wp:inline>
-            <wp:extent cx="5029200" cy="2791523"/>
-            <wp:effectExtent b="0" l="0" r="0" t="0"/>
-            <wp:docPr descr="Figure 18: CTU-13 Progressive Refinement." title="" id="93" name="Picture"/>
-            <a:graphic>
-              <a:graphicData uri="http://schemas.openxmlformats.org/drawingml/2006/picture">
-                <pic:pic>
-                  <pic:nvPicPr>
-                    <pic:cNvPr descr="figures/fig_ctu13_ablation.png" id="94" name="Picture"/>
-                    <pic:cNvPicPr>
-                      <a:picLocks noChangeArrowheads="1" noChangeAspect="1"/>
-                    </pic:cNvPicPr>
-                  </pic:nvPicPr>
-                  <pic:blipFill>
-                    <a:blip r:embed="rId92"/>
-                    <a:stretch>
-                      <a:fillRect/>
-                    </a:stretch>
-                  </pic:blipFill>
-                  <pic:spPr bwMode="auto">
-                    <a:xfrm>
-                      <a:off x="0" y="0"/>
-                      <a:ext cx="5334000" cy="2960707"/>
-                    </a:xfrm>
-                    <a:prstGeom prst="rect">
-                      <a:avLst/>
-                    </a:prstGeom>
-                    <a:noFill/>
-                    <a:ln w="9525">
-                      <a:noFill/>
-                      <a:headEnd/>
-                      <a:tailEnd/>
-                    </a:ln>
-                  </pic:spPr>
-                </pic:pic>
-              </a:graphicData>
-            </a:graphic>
-          </wp:inline>
-        </w:drawing>
-      </w:r>
-    </w:p>
-    <w:p>
-      <w:pPr>
-        <w:pStyle w:val="ImageCaption"/>
-        <w:jc w:val="center"/>
-      </w:pPr>
-      <w:r>
-        <w:rPr>
-          <w:rFonts w:ascii="Times New Roman" w:hAnsi="Times New Roman"/>
-          <w:i/>
-          <w:sz w:val="18"/>
-        </w:rPr>
-        <w:t xml:space="preserve">Figure 18: CTU-13 Progressive Refinement.</w:t>
-      </w:r>
-    </w:p>
-    <w:p>
-      <w:pPr>
         <w:pStyle w:val="BodyText"/>
       </w:pPr>
       <w:r>
@@ -13128,8 +12238,8 @@
         <w:t xml:space="preserve">During initial evaluation, prime and polynomial detection paths were also tested alongside the recurrence detectors. These produced 42,184 structural activations — 98% from the prime detection path. Investigation revealed a fundamental signal-quality difference: recurrence detectors test structural relationships between consecutive intervals (ICI[n] = f(ICI[n-1], ICI[n-2])), while prime detection tests whether individual interval values are near prime numbers. Because primes have density ~1/ln(n), coincidental prime-adjacency is common in arbitrary integer sequences. All 146 structural activations on botnet flows were prime misclassifications — periodic C2 at intervals that happened to be near prime values (e.g., 2369 seconds). This analysis led to the exclusion of value-based detection paths from the validated core; the logarithmic and polynomial growth regimes are identified as open detection problems in Section 13.</w:t>
       </w:r>
     </w:p>
-    <w:bookmarkEnd w:id="95"/>
-    <w:bookmarkStart w:id="96" w:name="validation-limitations"/>
+    <w:bookmarkEnd w:id="91"/>
+    <w:bookmarkStart w:id="92" w:name="validation-limitations"/>
     <w:p>
       <w:pPr>
         <w:pStyle w:val="Heading3"/>
@@ -13238,8 +12348,8 @@
         <w:t xml:space="preserve">These limitations position the current results as preliminary validation of the detection approach, not as operational false-positive characterization.</w:t>
       </w:r>
     </w:p>
-    <w:bookmarkEnd w:id="96"/>
-    <w:bookmarkStart w:id="97" w:name="backoff-and-retry-confounders"/>
+    <w:bookmarkEnd w:id="92"/>
+    <w:bookmarkStart w:id="93" w:name="backoff-and-retry-confounders"/>
     <w:p>
       <w:pPr>
         <w:pStyle w:val="Heading3"/>
@@ -14020,8 +13130,8 @@
         </w:tc>
       </w:tr>
     </w:tbl>
-    <w:bookmarkEnd w:id="97"/>
-    <w:bookmarkStart w:id="101" w:name="jitter-tolerance"/>
+    <w:bookmarkEnd w:id="93"/>
+    <w:bookmarkStart w:id="97" w:name="jitter-tolerance"/>
     <w:p>
       <w:pPr>
         <w:pStyle w:val="Heading3"/>
@@ -14045,18 +13155,18 @@
           <wp:inline>
             <wp:extent cx="5029200" cy="3401180"/>
             <wp:effectExtent b="0" l="0" r="0" t="0"/>
-            <wp:docPr descr="Figure 11: Jitter Tolerance." title="" id="99" name="Picture"/>
+            <wp:docPr descr="Figure 11: Jitter Tolerance." title="" id="95" name="Picture"/>
             <a:graphic>
               <a:graphicData uri="http://schemas.openxmlformats.org/drawingml/2006/picture">
                 <pic:pic>
                   <pic:nvPicPr>
-                    <pic:cNvPr descr="figures/fig11_jitter_tolerance.png" id="100" name="Picture"/>
+                    <pic:cNvPr descr="figures/fig11_jitter_tolerance.png" id="96" name="Picture"/>
                     <pic:cNvPicPr>
                       <a:picLocks noChangeArrowheads="1" noChangeAspect="1"/>
                     </pic:cNvPicPr>
                   </pic:nvPicPr>
                   <pic:blipFill>
-                    <a:blip r:embed="rId98"/>
+                    <a:blip r:embed="rId94"/>
                     <a:stretch>
                       <a:fillRect/>
                     </a:stretch>
@@ -14150,8 +13260,8 @@
         <w:t xml:space="preserve">−2]—where each term carries independent information and multiplicative noise affects both sides of the equation proportionally. The three-gap test checks distributional properties of the entire set, where noise shifts individual points and blurs gap boundaries. This is a structural limitation of distributional signals, not a calibration deficiency.</w:t>
       </w:r>
     </w:p>
-    <w:bookmarkEnd w:id="101"/>
-    <w:bookmarkStart w:id="105" w:name="X90aed0bf9cdb8914d6e1d4e07a59ec288471ed6"/>
+    <w:bookmarkEnd w:id="97"/>
+    <w:bookmarkStart w:id="101" w:name="real-rita-v5.1.2-comparison"/>
     <w:p>
       <w:pPr>
         <w:pStyle w:val="Heading3"/>
@@ -14160,7 +13270,7 @@
         <w:rPr>
           <w:rFonts w:ascii="Times New Roman" w:hAnsi="Times New Roman"/>
         </w:rPr>
-        <w:t xml:space="preserve">8.8 Detection Gap Demonstration: RITA v5.1.2 vs. Beacon Hunter</w:t>
+        <w:t xml:space="preserve">8.8 Real RITA v5.1.2 Comparison</w:t>
       </w:r>
     </w:p>
     <w:p>
@@ -14171,210 +13281,33 @@
         <w:rPr>
           <w:rFonts w:ascii="Times New Roman" w:hAnsi="Times New Roman"/>
         </w:rPr>
-        <w:t xml:space="preserve">To demonstrate that the structural ceiling theorem has operational consequences, we injected a 20-connection Fibonacci beacon into real enterprise Zeek traffic and evaluated the same flow with both RITA v5.1.2 and Beacon Hunter.</w:t>
-      </w:r>
-    </w:p>
-    <w:p>
-      <w:pPr>
-        <w:pStyle w:val="BodyText"/>
-      </w:pPr>
-      <w:r>
-        <w:rPr>
-          <w:bCs/>
-          <w:rFonts w:ascii="Times New Roman" w:hAnsi="Times New Roman"/>
-          <w:b/>
-        </w:rPr>
-        <w:t xml:space="preserve">Setup.</w:t>
-      </w:r>
-      <w:r>
-        <w:rPr>
-          <w:rFonts w:ascii="Times New Roman" w:hAnsi="Times New Roman"/>
-        </w:rPr>
-        <w:t xml:space="preserve"> </w:t>
-      </w:r>
-      <w:r>
-        <w:rPr>
-          <w:rFonts w:ascii="Times New Roman" w:hAnsi="Times New Roman"/>
-        </w:rPr>
-        <w:t xml:space="preserve">Twenty connections from 10.55.100.42 to 185.199.108.153:443/tcp/ssl were injected into a 100-flow enterprise conn.log. The connections were spaced at Fibonacci-scaled intervals (base × fib(n), base = 5 seconds, 10% jitter), producing ICIs of [5.1, 4.6, 10.1, 14.5, 24.3, 36.6, 68.5, 112.0, …] seconds. The consecutive ratios converge toward φ: [0.893, 2.207, 1.435, 1.673, 1.508, 1.871, …].</w:t>
-      </w:r>
-    </w:p>
-    <w:p>
-      <w:pPr>
-        <w:pStyle w:val="BodyText"/>
-      </w:pPr>
-      <w:r>
-        <w:rPr>
-          <w:bCs/>
-          <w:rFonts w:ascii="Times New Roman" w:hAnsi="Times New Roman"/>
-          <w:b/>
-        </w:rPr>
-        <w:t xml:space="preserve">RITA v5.1.2 result.</w:t>
-      </w:r>
-      <w:r>
-        <w:rPr>
-          <w:rFonts w:ascii="Times New Roman" w:hAnsi="Times New Roman"/>
-        </w:rPr>
-        <w:t xml:space="preserve"> </w:t>
-      </w:r>
-      <w:r>
-        <w:rPr>
-          <w:rFonts w:ascii="Times New Roman" w:hAnsi="Times New Roman"/>
-        </w:rPr>
-        <w:t xml:space="preserve">RITA assigned a beacon score of</w:t>
-      </w:r>
-      <w:r>
-        <w:rPr>
-          <w:rFonts w:ascii="Times New Roman" w:hAnsi="Times New Roman"/>
-        </w:rPr>
-        <w:t xml:space="preserve"> </w:t>
-      </w:r>
-      <w:r>
-        <w:rPr>
-          <w:bCs/>
-          <w:rFonts w:ascii="Times New Roman" w:hAnsi="Times New Roman"/>
-          <w:b/>
-        </w:rPr>
-        <w:t xml:space="preserve">45.9%</w:t>
-      </w:r>
-      <w:r>
-        <w:rPr>
-          <w:rFonts w:ascii="Times New Roman" w:hAnsi="Times New Roman"/>
-        </w:rPr>
-        <w:t xml:space="preserve"> </w:t>
-      </w:r>
-      <w:r>
-        <w:rPr>
-          <w:rFonts w:ascii="Times New Roman" w:hAnsi="Times New Roman"/>
-        </w:rPr>
-        <w:t xml:space="preserve">with severity</w:t>
-      </w:r>
-      <w:r>
-        <w:rPr>
-          <w:rFonts w:ascii="Times New Roman" w:hAnsi="Times New Roman"/>
-        </w:rPr>
-        <w:t xml:space="preserve"> </w:t>
-      </w:r>
-      <w:r>
-        <w:rPr>
-          <w:bCs/>
-          <w:rFonts w:ascii="Times New Roman" w:hAnsi="Times New Roman"/>
-          <w:b/>
-        </w:rPr>
-        <w:t xml:space="preserve">None</w:t>
-      </w:r>
-      <w:r>
-        <w:rPr>
-          <w:rFonts w:ascii="Times New Roman" w:hAnsi="Times New Roman"/>
-        </w:rPr>
-        <w:t xml:space="preserve">. The flow was not elevated to an alert. The observed score of 0.459 is below the theoretical ceiling of 0.50 + 0.50/20 = 0.525 for n = 20 distinct intervals, consistent with the structural ceiling theorem.</w:t>
-      </w:r>
-    </w:p>
-    <w:p>
-      <w:pPr>
-        <w:pStyle w:val="BodyText"/>
-      </w:pPr>
-      <w:r>
-        <w:rPr>
-          <w:bCs/>
-          <w:rFonts w:ascii="Times New Roman" w:hAnsi="Times New Roman"/>
-          <w:b/>
-        </w:rPr>
-        <w:t xml:space="preserve">Beacon Hunter result.</w:t>
-      </w:r>
-      <w:r>
-        <w:rPr>
-          <w:rFonts w:ascii="Times New Roman" w:hAnsi="Times New Roman"/>
-        </w:rPr>
-        <w:t xml:space="preserve"> </w:t>
-      </w:r>
-      <w:r>
-        <w:rPr>
-          <w:rFonts w:ascii="Times New Roman" w:hAnsi="Times New Roman"/>
-        </w:rPr>
-        <w:t xml:space="preserve">Beacon Hunter classified the same flow as</w:t>
-      </w:r>
-      <w:r>
-        <w:rPr>
-          <w:rFonts w:ascii="Times New Roman" w:hAnsi="Times New Roman"/>
-        </w:rPr>
-        <w:t xml:space="preserve"> </w:t>
-      </w:r>
-      <w:r>
-        <w:rPr>
-          <w:bCs/>
-          <w:rFonts w:ascii="Times New Roman" w:hAnsi="Times New Roman"/>
-          <w:b/>
-        </w:rPr>
-        <w:t xml:space="preserve">ADDITIVE_RECURRENCE_BEACON</w:t>
-      </w:r>
-      <w:r>
-        <w:rPr>
-          <w:rFonts w:ascii="Times New Roman" w:hAnsi="Times New Roman"/>
-        </w:rPr>
-        <w:t xml:space="preserve"> </w:t>
-      </w:r>
-      <w:r>
-        <w:rPr>
-          <w:rFonts w:ascii="Times New Roman" w:hAnsi="Times New Roman"/>
-        </w:rPr>
-        <w:t xml:space="preserve">with</w:t>
-      </w:r>
-      <w:r>
-        <w:rPr>
-          <w:rFonts w:ascii="Times New Roman" w:hAnsi="Times New Roman"/>
-        </w:rPr>
-        <w:t xml:space="preserve"> </w:t>
-      </w:r>
-      <w:r>
-        <w:rPr>
-          <w:bCs/>
-          <w:rFonts w:ascii="Times New Roman" w:hAnsi="Times New Roman"/>
-          <w:b/>
-        </w:rPr>
-        <w:t xml:space="preserve">86.1% confidence</w:t>
-      </w:r>
-      <w:r>
-        <w:rPr>
-          <w:rFonts w:ascii="Times New Roman" w:hAnsi="Times New Roman"/>
-        </w:rPr>
-        <w:t xml:space="preserve">. The detector identified the Fibonacci recurrence structure through Gate 1 (ratio clustering near φ), Gate 2 (recurrence residual confirmation with permutation significance), and Gate 2.5 (convergence verification).</w:t>
-      </w:r>
-    </w:p>
-    <w:p>
-      <w:pPr>
-        <w:pStyle w:val="BodyText"/>
-      </w:pPr>
-      <w:r>
-        <w:rPr>
-          <w:bCs/>
-          <w:rFonts w:ascii="Times New Roman" w:hAnsi="Times New Roman"/>
-          <w:b/>
-        </w:rPr>
-        <w:t xml:space="preserve">Interpretation.</w:t>
-      </w:r>
-      <w:r>
-        <w:rPr>
-          <w:rFonts w:ascii="Times New Roman" w:hAnsi="Times New Roman"/>
-        </w:rPr>
-        <w:t xml:space="preserve"> </w:t>
-      </w:r>
-      <w:r>
-        <w:rPr>
-          <w:rFonts w:ascii="Times New Roman" w:hAnsi="Times New Roman"/>
-        </w:rPr>
-        <w:t xml:space="preserve">RITA observed the traffic, evaluated its timing, and concluded it was not a beacon. The growing-interval structure produced low scores on all four RITA components: high interval skew (many distinct values), low bimodality (no repeated interval), low top-cover (no single interval dominates), and zero streak length (no consecutive identical intervals). This is exactly the mechanism described by the ceiling theorem — the scoring methodology is structurally unable to produce a high composite score for monotonically growing schedules, regardless of parameter tuning.</w:t>
-      </w:r>
-    </w:p>
-    <w:p>
-      <w:pPr>
-        <w:pStyle w:val="BodyText"/>
-      </w:pPr>
-      <w:r>
-        <w:rPr>
-          <w:rFonts w:ascii="Times New Roman" w:hAnsi="Times New Roman"/>
-        </w:rPr>
-        <w:t xml:space="preserve">Beacon Hunter detected the same flow because it tests a different signal: the structural relationship between consecutive intervals rather than interval regularity. The recurrence residual and ratio convergence are properties that RITA’s composite scoring does not measure.</w:t>
+        <w:t xml:space="preserve">Real RITA v5.1.2 binary output on the 24-hour dataset confirms the structural ceiling. The injected 30-second jittered periodic beacon scores 0.617 Low severity. Three benign periodic services (connectivity-check.ubuntu.com, timeserversync.com, app.slack.com) score 1.0 Critical. All growing-interval schedules from the adversarial battery score below 0.30—consistent with the ceiling formula at</w:t>
+      </w:r>
+      <w:r>
+        <w:rPr>
+          <w:rFonts w:ascii="Times New Roman" w:hAnsi="Times New Roman"/>
+        </w:rPr>
+        <w:t xml:space="preserve"> </w:t>
+      </w:r>
+      <w:r>
+        <w:rPr>
+          <w:iCs/>
+          <w:rFonts w:ascii="Times New Roman" w:hAnsi="Times New Roman"/>
+          <w:i/>
+        </w:rPr>
+        <w:t xml:space="preserve">n</w:t>
+      </w:r>
+      <w:r>
+        <w:rPr>
+          <w:rFonts w:ascii="Times New Roman" w:hAnsi="Times New Roman"/>
+        </w:rPr>
+        <w:t xml:space="preserve"> </w:t>
+      </w:r>
+      <w:r>
+        <w:rPr>
+          <w:rFonts w:ascii="Times New Roman" w:hAnsi="Times New Roman"/>
+        </w:rPr>
+        <w:t xml:space="preserve">≥ 14.</w:t>
       </w:r>
     </w:p>
     <w:p>
@@ -14387,20 +13320,20 @@
         </w:rPr>
         <w:drawing>
           <wp:inline>
-            <wp:extent cx="5029200" cy="1957364"/>
+            <wp:extent cx="5029200" cy="5280659"/>
             <wp:effectExtent b="0" l="0" r="0" t="0"/>
-            <wp:docPr descr="Figure 17: RITA vs Beacon Hunter." title="" id="103" name="Picture"/>
+            <wp:docPr descr="Figure 12: ROC Curve — Beacon Hunter only." title="" id="99" name="Picture"/>
             <a:graphic>
               <a:graphicData uri="http://schemas.openxmlformats.org/drawingml/2006/picture">
                 <pic:pic>
                   <pic:nvPicPr>
-                    <pic:cNvPr descr="figures/fig_rita_vs_beacon.png" id="104" name="Picture"/>
+                    <pic:cNvPr descr="figures/fig12_roc_beacon_hunter.png" id="100" name="Picture"/>
                     <pic:cNvPicPr>
                       <a:picLocks noChangeArrowheads="1" noChangeAspect="1"/>
                     </pic:cNvPicPr>
                   </pic:nvPicPr>
                   <pic:blipFill>
-                    <a:blip r:embed="rId102"/>
+                    <a:blip r:embed="rId98"/>
                     <a:stretch>
                       <a:fillRect/>
                     </a:stretch>
@@ -14408,7 +13341,7 @@
                   <pic:spPr bwMode="auto">
                     <a:xfrm>
                       <a:off x="0" y="0"/>
-                      <a:ext cx="5334000" cy="2075993"/>
+                      <a:ext cx="4893110" cy="5137765"/>
                     </a:xfrm>
                     <a:prstGeom prst="rect">
                       <a:avLst/>
@@ -14438,11 +13371,11 @@
           <w:i/>
           <w:sz w:val="18"/>
         </w:rPr>
-        <w:t xml:space="preserve">Figure 17: RITA vs Beacon Hunter.</w:t>
-      </w:r>
-    </w:p>
-    <w:bookmarkEnd w:id="105"/>
-    <w:bookmarkStart w:id="106" w:name="X2029b54adba651b5ad11d07012ca51792fbca70"/>
+        <w:t xml:space="preserve">Figure 12: ROC Curve — Beacon Hunter only.</w:t>
+      </w:r>
+    </w:p>
+    <w:bookmarkEnd w:id="101"/>
+    <w:bookmarkStart w:id="102" w:name="X2029b54adba651b5ad11d07012ca51792fbca70"/>
     <w:p>
       <w:pPr>
         <w:pStyle w:val="Heading3"/>
@@ -15148,9 +14081,9 @@
         </w:pict>
       </w:r>
     </w:p>
-    <w:bookmarkEnd w:id="106"/>
-    <w:bookmarkEnd w:id="107"/>
-    <w:bookmarkStart w:id="114" w:name="bidirectional-detection"/>
+    <w:bookmarkEnd w:id="102"/>
+    <w:bookmarkEnd w:id="103"/>
+    <w:bookmarkStart w:id="110" w:name="bidirectional-detection"/>
     <w:p>
       <w:pPr>
         <w:pStyle w:val="Heading2"/>
@@ -15162,7 +14095,7 @@
         <w:t xml:space="preserve">9. Bidirectional Detection</w:t>
       </w:r>
     </w:p>
-    <w:bookmarkStart w:id="108" w:name="tactical-motivation"/>
+    <w:bookmarkStart w:id="104" w:name="tactical-motivation"/>
     <w:p>
       <w:pPr>
         <w:pStyle w:val="Heading3"/>
@@ -15185,8 +14118,8 @@
         <w:t xml:space="preserve">Reverse scheduling—running any mathematical sequence backward—produces shrinking intervals. A reverse-Fibonacci beacon starts with long intervals (low profile during persistence) and accelerates to short intervals (high-frequency callbacks during active exfiltration). This is tactically coherent: the beacon is hardest to detect when the attacker is establishing persistence (long, infrequent callbacks) and provides maximum C2 bandwidth when the attacker needs it most (short, frequent callbacks during data exfiltration or lateral movement).</w:t>
       </w:r>
     </w:p>
-    <w:bookmarkEnd w:id="108"/>
-    <w:bookmarkStart w:id="109" w:name="architecture"/>
+    <w:bookmarkEnd w:id="104"/>
+    <w:bookmarkStart w:id="105" w:name="architecture"/>
     <w:p>
       <w:pPr>
         <w:pStyle w:val="Heading3"/>
@@ -15220,8 +14153,8 @@
         <w:t xml:space="preserve">The Reverse Scanner (v1.2) tests the four recurrence families in both forward and reverse directions, applying the same multi-gate architecture with convergence verification. Each family’s detection gates are inherently direction-agnostic: the recurrence relationship ICI[n] = ICI[n-1] + ICI[n-2] holds whether the sequence is growing or shrinking, and the convergence-slope test applies to both directions.</w:t>
       </w:r>
     </w:p>
-    <w:bookmarkEnd w:id="109"/>
-    <w:bookmarkStart w:id="113" w:name="results"/>
+    <w:bookmarkEnd w:id="105"/>
+    <w:bookmarkStart w:id="109" w:name="results"/>
     <w:p>
       <w:pPr>
         <w:pStyle w:val="Heading3"/>
@@ -15256,18 +14189,18 @@
           <wp:inline>
             <wp:extent cx="5029200" cy="2753816"/>
             <wp:effectExtent b="0" l="0" r="0" t="0"/>
-            <wp:docPr descr="Figure 14: Forward vs Reverse." title="" id="111" name="Picture"/>
+            <wp:docPr descr="Figure 14: Forward vs Reverse." title="" id="107" name="Picture"/>
             <a:graphic>
               <a:graphicData uri="http://schemas.openxmlformats.org/drawingml/2006/picture">
                 <pic:pic>
                   <pic:nvPicPr>
-                    <pic:cNvPr descr="figures/fig14_forward_vs_reverse.png" id="112" name="Picture"/>
+                    <pic:cNvPr descr="figures/fig14_forward_vs_reverse.png" id="108" name="Picture"/>
                     <pic:cNvPicPr>
                       <a:picLocks noChangeArrowheads="1" noChangeAspect="1"/>
                     </pic:cNvPicPr>
                   </pic:nvPicPr>
                   <pic:blipFill>
-                    <a:blip r:embed="rId110"/>
+                    <a:blip r:embed="rId106"/>
                     <a:stretch>
                       <a:fillRect/>
                     </a:stretch>
@@ -15318,9 +14251,9 @@
         </w:pict>
       </w:r>
     </w:p>
-    <w:bookmarkEnd w:id="113"/>
-    <w:bookmarkEnd w:id="114"/>
-    <w:bookmarkStart w:id="122" w:name="X74e2cd53718d41cdf5bacbc39527e53c02e3938"/>
+    <w:bookmarkEnd w:id="109"/>
+    <w:bookmarkEnd w:id="110"/>
+    <w:bookmarkStart w:id="118" w:name="X74e2cd53718d41cdf5bacbc39527e53c02e3938"/>
     <w:p>
       <w:pPr>
         <w:pStyle w:val="Heading2"/>
@@ -15332,7 +14265,7 @@
         <w:t xml:space="preserve">10. A Second Detection Paradigm: Bounded Scheduling and the Three-Gap Theorem</w:t>
       </w:r>
     </w:p>
-    <w:bookmarkStart w:id="115" w:name="X0cf8ec1bf4ea376afea83cac43308476272633d"/>
+    <w:bookmarkStart w:id="111" w:name="X0cf8ec1bf4ea376afea83cac43308476272633d"/>
     <w:p>
       <w:pPr>
         <w:pStyle w:val="Heading3"/>
@@ -15377,8 +14310,8 @@
         <w:t xml:space="preserve">The detection signal is correspondingly different. Growth-based detectors test relationships between consecutive terms (ratio convergence, recurrence residuals). The bounded detector tests a distributional property of the entire interval set — gap-length clustering under the three-gap theorem. This is a different mathematical foundation, a different gate architecture, and a different robustness profile (substantially lower jitter tolerance). The bounded detector is included in this paper because the same threat model motivates it — deterministic non-periodic C2 scheduling — but it represents a second research direction rather than a natural extension of the growth-based taxonomy. A future treatment might develop bounded non-periodic detection as a standalone contribution.</w:t>
       </w:r>
     </w:p>
-    <w:bookmarkEnd w:id="115"/>
-    <w:bookmarkStart w:id="116" w:name="the-three-gap-theorem"/>
+    <w:bookmarkEnd w:id="111"/>
+    <w:bookmarkStart w:id="112" w:name="the-three-gap-theorem"/>
     <w:p>
       <w:pPr>
         <w:pStyle w:val="Heading3"/>
@@ -15517,8 +14450,8 @@
         <w:t xml:space="preserve">} at N = 15, confirming exactly three gap lengths in each case and verifying the additive property L = S + M.</w:t>
       </w:r>
     </w:p>
-    <w:bookmarkEnd w:id="116"/>
-    <w:bookmarkStart w:id="120" w:name="gate-design"/>
+    <w:bookmarkEnd w:id="112"/>
+    <w:bookmarkStart w:id="116" w:name="gate-design"/>
     <w:p>
       <w:pPr>
         <w:pStyle w:val="Heading3"/>
@@ -15592,18 +14525,18 @@
           <wp:inline>
             <wp:extent cx="5029200" cy="2780004"/>
             <wp:effectExtent b="0" l="0" r="0" t="0"/>
-            <wp:docPr descr="Figure 15: Three-Gap Theorem." title="" id="118" name="Picture"/>
+            <wp:docPr descr="Figure 15: Three-Gap Theorem." title="" id="114" name="Picture"/>
             <a:graphic>
               <a:graphicData uri="http://schemas.openxmlformats.org/drawingml/2006/picture">
                 <pic:pic>
                   <pic:nvPicPr>
-                    <pic:cNvPr descr="figures/fig15_threegap_illustration.png" id="119" name="Picture"/>
+                    <pic:cNvPr descr="figures/fig15_threegap_illustration.png" id="115" name="Picture"/>
                     <pic:cNvPicPr>
                       <a:picLocks noChangeArrowheads="1" noChangeAspect="1"/>
                     </pic:cNvPicPr>
                   </pic:nvPicPr>
                   <pic:blipFill>
-                    <a:blip r:embed="rId117"/>
+                    <a:blip r:embed="rId113"/>
                     <a:stretch>
                       <a:fillRect/>
                     </a:stretch>
@@ -15644,8 +14577,8 @@
         <w:t xml:space="preserve">Figure 15: Three-Gap Theorem.</w:t>
       </w:r>
     </w:p>
-    <w:bookmarkEnd w:id="120"/>
-    <w:bookmarkStart w:id="121" w:name="jitter-limitation"/>
+    <w:bookmarkEnd w:id="116"/>
+    <w:bookmarkStart w:id="117" w:name="jitter-limitation"/>
     <w:p>
       <w:pPr>
         <w:pStyle w:val="Heading3"/>
@@ -15687,7 +14620,7 @@
         <w:drawing>
           <wp:inline>
             <wp:extent cx="5029200" cy="3507670"/>
-            <wp:docPr id="120" name="Picture 120"/>
+            <wp:docPr id="116" name="Picture 116"/>
             <wp:cNvGraphicFramePr>
               <a:graphicFrameLocks noChangeAspect="1"/>
             </wp:cNvGraphicFramePr>
@@ -15741,21 +14674,238 @@
         </w:pict>
       </w:r>
     </w:p>
+    <w:bookmarkEnd w:id="117"/>
+    <w:bookmarkEnd w:id="118"/>
+    <w:bookmarkStart w:id="125" w:name="discussion"/>
+    <w:p>
+      <w:pPr>
+        <w:pStyle w:val="Heading2"/>
+      </w:pPr>
+      <w:r>
+        <w:rPr>
+          <w:rFonts w:ascii="Times New Roman" w:hAnsi="Times New Roman"/>
+        </w:rPr>
+        <w:t xml:space="preserve">11. Discussion</w:t>
+      </w:r>
+    </w:p>
+    <w:bookmarkStart w:id="119" w:name="claim-tiers"/>
+    <w:p>
+      <w:pPr>
+        <w:pStyle w:val="Heading3"/>
+      </w:pPr>
+      <w:r>
+        <w:rPr>
+          <w:rFonts w:ascii="Times New Roman" w:hAnsi="Times New Roman"/>
+        </w:rPr>
+        <w:t xml:space="preserve">11.1 Claim Tiers</w:t>
+      </w:r>
+    </w:p>
+    <w:p>
+      <w:pPr>
+        <w:pStyle w:val="FirstParagraph"/>
+      </w:pPr>
+      <w:r>
+        <w:rPr>
+          <w:rFonts w:ascii="Times New Roman" w:hAnsi="Times New Roman"/>
+        </w:rPr>
+        <w:t xml:space="preserve">This paper makes claims at three distinct levels of evidence. Separating them is essential for honest evaluation.</w:t>
+      </w:r>
+    </w:p>
+    <w:p>
+      <w:pPr>
+        <w:pStyle w:val="BodyText"/>
+      </w:pPr>
+      <w:r>
+        <w:rPr>
+          <w:bCs/>
+          <w:rFonts w:ascii="Times New Roman" w:hAnsi="Times New Roman"/>
+          <w:b/>
+        </w:rPr>
+        <w:t xml:space="preserve">Tier 1 — Proven.</w:t>
+      </w:r>
+      <w:r>
+        <w:rPr>
+          <w:rFonts w:ascii="Times New Roman" w:hAnsi="Times New Roman"/>
+        </w:rPr>
+        <w:t xml:space="preserve"> </w:t>
+      </w:r>
+      <w:r>
+        <w:rPr>
+          <w:rFonts w:ascii="Times New Roman" w:hAnsi="Times New Roman"/>
+        </w:rPr>
+        <w:t xml:space="preserve">The RITA-style composite regularity scoring ceiling for monotonic distinct-interval schedules is a mathematical result. For n ≥ 3 distinct intervals, the composite score is bounded by 0.50 + 0.50/n, strictly below the 0.70 alert threshold. This is independent of family, growth rate, or implementation. The enumeration of binary-coefficient recurrences up to third order is a closed algebraic result. These do not depend on empirical validation.</w:t>
+      </w:r>
+    </w:p>
+    <w:p>
+      <w:pPr>
+        <w:pStyle w:val="BodyText"/>
+      </w:pPr>
+      <w:r>
+        <w:rPr>
+          <w:bCs/>
+          <w:rFonts w:ascii="Times New Roman" w:hAnsi="Times New Roman"/>
+          <w:b/>
+        </w:rPr>
+        <w:t xml:space="preserve">Tier 2 — Demonstrated.</w:t>
+      </w:r>
+      <w:r>
+        <w:rPr>
+          <w:rFonts w:ascii="Times New Roman" w:hAnsi="Times New Roman"/>
+        </w:rPr>
+        <w:t xml:space="preserve"> </w:t>
+      </w:r>
+      <w:r>
+        <w:rPr>
+          <w:rFonts w:ascii="Times New Roman" w:hAnsi="Times New Roman"/>
+        </w:rPr>
+        <w:t xml:space="preserve">Specific multi-gate detectors can classify injected and synthetic schedules for seven mathematical families, reject tested non-target families (cross-family separation), and produce zero actionable false positives on a 24-hour enterprise Zeek dataset after protocol/destination triage. The three-gap theorem provides a novel detection signal for bounded irrational rotation scheduling. These results are empirical but preliminary — they demonstrate feasibility, not operational readiness.</w:t>
+      </w:r>
+    </w:p>
+    <w:p>
+      <w:pPr>
+        <w:pStyle w:val="BodyText"/>
+      </w:pPr>
+      <w:r>
+        <w:rPr>
+          <w:bCs/>
+          <w:rFonts w:ascii="Times New Roman" w:hAnsi="Times New Roman"/>
+          <w:b/>
+        </w:rPr>
+        <w:t xml:space="preserve">Tier 3 — Hypothesized / Future work.</w:t>
+      </w:r>
+      <w:r>
+        <w:rPr>
+          <w:rFonts w:ascii="Times New Roman" w:hAnsi="Times New Roman"/>
+        </w:rPr>
+        <w:t xml:space="preserve"> </w:t>
+      </w:r>
+      <w:r>
+        <w:rPr>
+          <w:rFonts w:ascii="Times New Roman" w:hAnsi="Times New Roman"/>
+        </w:rPr>
+        <w:t xml:space="preserve">Whether real-world attackers would adopt these scheduling families, whether the detectors perform adequately on multi-week enterprise traffic at scale, whether the ceiling result extends to spectral or autocorrelation-based periodicity detectors, and whether bounded detection can be made jitter-robust — these are open questions that the current work does not resolve.</w:t>
+      </w:r>
+    </w:p>
+    <w:bookmarkEnd w:id="119"/>
+    <w:bookmarkStart w:id="120" w:name="scope-of-the-ceiling-result"/>
+    <w:p>
+      <w:pPr>
+        <w:pStyle w:val="Heading3"/>
+      </w:pPr>
+      <w:r>
+        <w:rPr>
+          <w:rFonts w:ascii="Times New Roman" w:hAnsi="Times New Roman"/>
+        </w:rPr>
+        <w:t xml:space="preserve">11.2 Scope of the Ceiling Result</w:t>
+      </w:r>
+    </w:p>
+    <w:p>
+      <w:pPr>
+        <w:pStyle w:val="FirstParagraph"/>
+      </w:pPr>
+      <w:r>
+        <w:rPr>
+          <w:rFonts w:ascii="Times New Roman" w:hAnsi="Times New Roman"/>
+        </w:rPr>
+        <w:t xml:space="preserve">The structural ceiling is proved for RITA-style composite scoring with four equal-weighted components. It does not formally cover spectral periodicity detectors (Lomb-Scargle), autocorrelation-based methods (Elastic), or ML-based approaches. Growing-interval schedules may also evade these methods — the schedules have no dominant spectral peak, no stable autocorrelation, and no periodic feature for ML to learn — but proving this would require separate formal analysis for each detector class. This paper’s ceiling result should be cited specifically as applying to RITA-style composite regularity scoring, not to</w:t>
+      </w:r>
+      <w:r>
+        <w:rPr>
+          <w:rFonts w:ascii="Times New Roman" w:hAnsi="Times New Roman"/>
+        </w:rPr>
+        <w:t xml:space="preserve"> </w:t>
+      </w:r>
+      <w:r>
+        <w:rPr>
+          <w:rFonts w:ascii="Times New Roman" w:hAnsi="Times New Roman"/>
+        </w:rPr>
+        <w:t xml:space="preserve">“</w:t>
+      </w:r>
+      <w:r>
+        <w:rPr>
+          <w:rFonts w:ascii="Times New Roman" w:hAnsi="Times New Roman"/>
+        </w:rPr>
+        <w:t xml:space="preserve">all periodicity-based detection.</w:t>
+      </w:r>
+      <w:r>
+        <w:rPr>
+          <w:rFonts w:ascii="Times New Roman" w:hAnsi="Times New Roman"/>
+        </w:rPr>
+        <w:t xml:space="preserve">”</w:t>
+      </w:r>
+    </w:p>
+    <w:bookmarkEnd w:id="120"/>
+    <w:bookmarkStart w:id="121" w:name="scope-of-the-enumeration"/>
+    <w:p>
+      <w:pPr>
+        <w:pStyle w:val="Heading3"/>
+      </w:pPr>
+      <w:r>
+        <w:rPr>
+          <w:rFonts w:ascii="Times New Roman" w:hAnsi="Times New Roman"/>
+        </w:rPr>
+        <w:t xml:space="preserve">11.3 Scope of the Enumeration</w:t>
+      </w:r>
+    </w:p>
+    <w:p>
+      <w:pPr>
+        <w:pStyle w:val="FirstParagraph"/>
+      </w:pPr>
+      <w:r>
+        <w:rPr>
+          <w:rFonts w:ascii="Times New Roman" w:hAnsi="Times New Roman"/>
+        </w:rPr>
+        <w:t xml:space="preserve">Within the class of binary-coefficient linear recurrences up to third order, the four cubics plus the Fibonacci quadratic cover all non-degenerate possibilities. The prime and polynomial families represent two representative non-recurrence growth classes. The bounded paradigm represents one non-growth case. The reverse extension covers the directional dimension.</w:t>
+      </w:r>
+    </w:p>
+    <w:p>
+      <w:pPr>
+        <w:pStyle w:val="BodyText"/>
+      </w:pPr>
+      <w:r>
+        <w:rPr>
+          <w:rFonts w:ascii="Times New Roman" w:hAnsi="Times New Roman"/>
+        </w:rPr>
+        <w:t xml:space="preserve">What remains outside this taxonomy: van der Corput and Halton sequences (base-reversal quasi-random rather than rotation-based) may carry different structural fingerprints than irrational rotation. Fourth-order and higher recurrences (e.g., Tetranacci) are natural extensions but produce diminishing marginal coverage — their growth ratios cluster near 2.0, making them harder to distinguish from exponential backoff. Non-linear deterministic sequences, chaotic maps, and hybrid strategies are not addressed.</w:t>
+      </w:r>
+    </w:p>
     <w:bookmarkEnd w:id="121"/>
+    <w:bookmarkStart w:id="122" w:name="detector-maturity"/>
+    <w:p>
+      <w:pPr>
+        <w:pStyle w:val="Heading3"/>
+      </w:pPr>
+      <w:r>
+        <w:rPr>
+          <w:rFonts w:ascii="Times New Roman" w:hAnsi="Times New Roman"/>
+        </w:rPr>
+        <w:t xml:space="preserve">11.4 Detector Maturity</w:t>
+      </w:r>
+    </w:p>
+    <w:p>
+      <w:pPr>
+        <w:pStyle w:val="FirstParagraph"/>
+      </w:pPr>
+      <w:r>
+        <w:rPr>
+          <w:rFonts w:ascii="Times New Roman" w:hAnsi="Times New Roman"/>
+        </w:rPr>
+        <w:t xml:space="preserve">The eight tools in this framework are not at equal levels of maturity. The four recurrence detectors (Fibonacci, Tribonacci, Padovan, Narayana) share a well-understood algebraic foundation: the characteristic equation determines the growth ratio, the multi-gate architecture exploits it, and cross-family separation is provable from the residual formulas. These detectors tolerate 15–20% jitter and produce clean results on real traffic. The Prime and Polynomial detectors are structurally sound but rest on weaker theoretical foundations — alignment heuristics and polynomial fitting rather than algebraic identities.</w:t>
+      </w:r>
+    </w:p>
+    <w:p>
+      <w:pPr>
+        <w:pStyle w:val="BodyText"/>
+      </w:pPr>
+      <w:r>
+        <w:rPr>
+          <w:rFonts w:ascii="Times New Roman" w:hAnsi="Times New Roman"/>
+        </w:rPr>
+        <w:t xml:space="preserve">The Bounded Hunter is explicitly exploratory. The three-gap theorem provides a novel and mathematically rigorous detection signal, but the detector’s jitter tolerance (~1–2%) is an order of magnitude below the recurrence detectors. The gap-clustering approach may not be the optimal way to exploit the three-gap property — rotation-parameter estimation, which would recover the irrational α directly from the interval sequence, is a more promising but substantially harder approach. The Bounded Hunter should be understood as a proof of concept demonstrating that bounded non-periodic scheduling is detectable in principle, not as a deployment-ready tool at the same maturity level as the recurrence detectors.</w:t>
+      </w:r>
+    </w:p>
     <w:bookmarkEnd w:id="122"/>
-    <w:bookmarkStart w:id="130" w:name="discussion"/>
-    <w:p>
-      <w:pPr>
-        <w:pStyle w:val="Heading2"/>
-      </w:pPr>
-      <w:r>
-        <w:rPr>
-          <w:rFonts w:ascii="Times New Roman" w:hAnsi="Times New Roman"/>
-        </w:rPr>
-        <w:t xml:space="preserve">11. Discussion</w:t>
-      </w:r>
-    </w:p>
-    <w:bookmarkStart w:id="123" w:name="claim-tiers"/>
+    <w:bookmarkStart w:id="123" w:name="comparison-to-machine-learning"/>
     <w:p>
       <w:pPr>
         <w:pStyle w:val="Heading3"/>
@@ -15764,7 +14914,7 @@
         <w:rPr>
           <w:rFonts w:ascii="Times New Roman" w:hAnsi="Times New Roman"/>
         </w:rPr>
-        <w:t xml:space="preserve">11.1 Claim Tiers</w:t>
+        <w:t xml:space="preserve">11.5 Comparison to Machine Learning</w:t>
       </w:r>
     </w:p>
     <w:p>
@@ -15775,86 +14925,11 @@
         <w:rPr>
           <w:rFonts w:ascii="Times New Roman" w:hAnsi="Times New Roman"/>
         </w:rPr>
-        <w:t xml:space="preserve">This paper makes claims at three distinct levels of evidence. Separating them is essential for honest evaluation.</w:t>
-      </w:r>
-    </w:p>
-    <w:p>
-      <w:pPr>
-        <w:pStyle w:val="BodyText"/>
-      </w:pPr>
-      <w:r>
-        <w:rPr>
-          <w:bCs/>
-          <w:rFonts w:ascii="Times New Roman" w:hAnsi="Times New Roman"/>
-          <w:b/>
-        </w:rPr>
-        <w:t xml:space="preserve">Tier 1 — Proven.</w:t>
-      </w:r>
-      <w:r>
-        <w:rPr>
-          <w:rFonts w:ascii="Times New Roman" w:hAnsi="Times New Roman"/>
-        </w:rPr>
-        <w:t xml:space="preserve"> </w:t>
-      </w:r>
-      <w:r>
-        <w:rPr>
-          <w:rFonts w:ascii="Times New Roman" w:hAnsi="Times New Roman"/>
-        </w:rPr>
-        <w:t xml:space="preserve">The RITA-style composite regularity scoring ceiling for monotonic distinct-interval schedules is a mathematical result. For n ≥ 3 distinct intervals, the composite score is bounded by 0.50 + 0.50/n, strictly below the 0.70 alert threshold. This is independent of family, growth rate, or implementation. The enumeration of binary-coefficient recurrences up to third order is a closed algebraic result. These do not depend on empirical validation.</w:t>
-      </w:r>
-    </w:p>
-    <w:p>
-      <w:pPr>
-        <w:pStyle w:val="BodyText"/>
-      </w:pPr>
-      <w:r>
-        <w:rPr>
-          <w:bCs/>
-          <w:rFonts w:ascii="Times New Roman" w:hAnsi="Times New Roman"/>
-          <w:b/>
-        </w:rPr>
-        <w:t xml:space="preserve">Tier 2 — Demonstrated.</w:t>
-      </w:r>
-      <w:r>
-        <w:rPr>
-          <w:rFonts w:ascii="Times New Roman" w:hAnsi="Times New Roman"/>
-        </w:rPr>
-        <w:t xml:space="preserve"> </w:t>
-      </w:r>
-      <w:r>
-        <w:rPr>
-          <w:rFonts w:ascii="Times New Roman" w:hAnsi="Times New Roman"/>
-        </w:rPr>
-        <w:t xml:space="preserve">Specific multi-gate detectors can classify injected and synthetic schedules for seven mathematical families, reject tested non-target families (cross-family separation), and produce zero actionable false positives on a 24-hour enterprise Zeek dataset after protocol/destination triage. The three-gap theorem provides a novel detection signal for bounded irrational rotation scheduling. These results are empirical but preliminary — they demonstrate feasibility, not operational readiness.</w:t>
-      </w:r>
-    </w:p>
-    <w:p>
-      <w:pPr>
-        <w:pStyle w:val="BodyText"/>
-      </w:pPr>
-      <w:r>
-        <w:rPr>
-          <w:bCs/>
-          <w:rFonts w:ascii="Times New Roman" w:hAnsi="Times New Roman"/>
-          <w:b/>
-        </w:rPr>
-        <w:t xml:space="preserve">Tier 3 — Hypothesized / Future work.</w:t>
-      </w:r>
-      <w:r>
-        <w:rPr>
-          <w:rFonts w:ascii="Times New Roman" w:hAnsi="Times New Roman"/>
-        </w:rPr>
-        <w:t xml:space="preserve"> </w:t>
-      </w:r>
-      <w:r>
-        <w:rPr>
-          <w:rFonts w:ascii="Times New Roman" w:hAnsi="Times New Roman"/>
-        </w:rPr>
-        <w:t xml:space="preserve">Whether real-world attackers would adopt these scheduling families, whether the detectors perform adequately on multi-week enterprise traffic at scale, whether the ceiling result extends to spectral or autocorrelation-based periodicity detectors, and whether bounded detection can be made jitter-robust — these are open questions that the current work does not resolve.</w:t>
+        <w:t xml:space="preserve">ML-based beacon detectors [13–17] and structural detectors address different aspects of the detection problem. ML approaches learn statistical patterns from labeled data and generalize to unseen variants within the training distribution. Structural detectors test specific mathematical relationships and provide interpretable, family-specific classification. The approaches are complementary: structural classifications can serve as features for ML-based scoring, and ML can handle scheduling families that don’t fit any known mathematical model.</w:t>
       </w:r>
     </w:p>
     <w:bookmarkEnd w:id="123"/>
-    <w:bookmarkStart w:id="124" w:name="scope-of-the-ceiling-result"/>
+    <w:bookmarkStart w:id="124" w:name="operational-deployment-considerations"/>
     <w:p>
       <w:pPr>
         <w:pStyle w:val="Heading3"/>
@@ -15863,334 +14938,7 @@
         <w:rPr>
           <w:rFonts w:ascii="Times New Roman" w:hAnsi="Times New Roman"/>
         </w:rPr>
-        <w:t xml:space="preserve">11.2 Scope of the Ceiling Result</w:t>
-      </w:r>
-    </w:p>
-    <w:p>
-      <w:pPr>
-        <w:pStyle w:val="FirstParagraph"/>
-      </w:pPr>
-      <w:r>
-        <w:rPr>
-          <w:rFonts w:ascii="Times New Roman" w:hAnsi="Times New Roman"/>
-        </w:rPr>
-        <w:t xml:space="preserve">The structural ceiling is proved for RITA-style composite scoring with four equal-weighted components. It does not formally cover spectral periodicity detectors (Lomb-Scargle), autocorrelation-based methods (Elastic), or ML-based approaches. Growing-interval schedules lack a dominant behavioral period, but Rayleigh periodogram analysis (Section 8.9) shows that recurrence families produce significant peaks at observation-scale periods reflecting non-stationary event density. Whether these observation-scale peaks constitute operationally meaningful spectral detection depends on the detector’s design and remains an open question requiring separate analysis for each detector class. This paper’s ceiling result should be cited specifically as applying to RITA-style composite regularity scoring, not to</w:t>
-      </w:r>
-      <w:r>
-        <w:rPr>
-          <w:rFonts w:ascii="Times New Roman" w:hAnsi="Times New Roman"/>
-        </w:rPr>
-        <w:t xml:space="preserve"> </w:t>
-      </w:r>
-      <w:r>
-        <w:rPr>
-          <w:rFonts w:ascii="Times New Roman" w:hAnsi="Times New Roman"/>
-        </w:rPr>
-        <w:t xml:space="preserve">“</w:t>
-      </w:r>
-      <w:r>
-        <w:rPr>
-          <w:rFonts w:ascii="Times New Roman" w:hAnsi="Times New Roman"/>
-        </w:rPr>
-        <w:t xml:space="preserve">all periodicity-based detection.</w:t>
-      </w:r>
-      <w:r>
-        <w:rPr>
-          <w:rFonts w:ascii="Times New Roman" w:hAnsi="Times New Roman"/>
-        </w:rPr>
-        <w:t xml:space="preserve">”</w:t>
-      </w:r>
-    </w:p>
-    <w:bookmarkEnd w:id="124"/>
-    <w:bookmarkStart w:id="125" w:name="scope-of-the-enumeration"/>
-    <w:p>
-      <w:pPr>
-        <w:pStyle w:val="Heading3"/>
-      </w:pPr>
-      <w:r>
-        <w:rPr>
-          <w:rFonts w:ascii="Times New Roman" w:hAnsi="Times New Roman"/>
-        </w:rPr>
-        <w:t xml:space="preserve">11.3 Scope of the Enumeration</w:t>
-      </w:r>
-    </w:p>
-    <w:p>
-      <w:pPr>
-        <w:pStyle w:val="FirstParagraph"/>
-      </w:pPr>
-      <w:r>
-        <w:rPr>
-          <w:rFonts w:ascii="Times New Roman" w:hAnsi="Times New Roman"/>
-        </w:rPr>
-        <w:t xml:space="preserve">Within the class of binary-coefficient linear recurrences up to third order, the four cubics plus the Fibonacci quadratic cover all non-degenerate possibilities. The prime and polynomial families represent two representative non-recurrence growth classes. The bounded paradigm represents one non-growth case. The reverse extension covers the directional dimension.</w:t>
-      </w:r>
-    </w:p>
-    <w:p>
-      <w:pPr>
-        <w:pStyle w:val="BodyText"/>
-      </w:pPr>
-      <w:r>
-        <w:rPr>
-          <w:rFonts w:ascii="Times New Roman" w:hAnsi="Times New Roman"/>
-        </w:rPr>
-        <w:t xml:space="preserve">What remains outside this taxonomy: van der Corput and Halton sequences (base-reversal quasi-random rather than rotation-based) may carry different structural fingerprints than irrational rotation. Fourth-order and higher recurrences (e.g., Tetranacci) are natural extensions but produce diminishing marginal coverage — their growth ratios cluster near 2.0, making them harder to distinguish from exponential backoff. Non-linear deterministic sequences, chaotic maps, and hybrid strategies are not addressed.</w:t>
-      </w:r>
-    </w:p>
-    <w:bookmarkEnd w:id="125"/>
-    <w:bookmarkStart w:id="126" w:name="what-failed-and-why"/>
-    <w:p>
-      <w:pPr>
-        <w:pStyle w:val="Heading3"/>
-      </w:pPr>
-      <w:r>
-        <w:rPr>
-          <w:rFonts w:ascii="Times New Roman" w:hAnsi="Times New Roman"/>
-        </w:rPr>
-        <w:t xml:space="preserve">11.4 What Failed and Why</w:t>
-      </w:r>
-    </w:p>
-    <w:p>
-      <w:pPr>
-        <w:pStyle w:val="FirstParagraph"/>
-      </w:pPr>
-      <w:r>
-        <w:rPr>
-          <w:rFonts w:ascii="Times New Roman" w:hAnsi="Times New Roman"/>
-        </w:rPr>
-        <w:t xml:space="preserve">Two detection paths failed at scale. Understanding why they failed may be more valuable than the detectors that succeeded, because the failure reveals a general principle about detection signal quality.</w:t>
-      </w:r>
-    </w:p>
-    <w:p>
-      <w:pPr>
-        <w:pStyle w:val="BodyText"/>
-      </w:pPr>
-      <w:r>
-        <w:rPr>
-          <w:bCs/>
-          <w:rFonts w:ascii="Times New Roman" w:hAnsi="Times New Roman"/>
-          <w:b/>
-        </w:rPr>
-        <w:t xml:space="preserve">Prime detection failed because it tests values, not relationships.</w:t>
-      </w:r>
-      <w:r>
-        <w:rPr>
-          <w:rFonts w:ascii="Times New Roman" w:hAnsi="Times New Roman"/>
-        </w:rPr>
-        <w:t xml:space="preserve"> </w:t>
-      </w:r>
-      <w:r>
-        <w:rPr>
-          <w:rFonts w:ascii="Times New Roman" w:hAnsi="Times New Roman"/>
-        </w:rPr>
-        <w:t xml:space="preserve">The prime detector asks:</w:t>
-      </w:r>
-      <w:r>
-        <w:rPr>
-          <w:rFonts w:ascii="Times New Roman" w:hAnsi="Times New Roman"/>
-        </w:rPr>
-        <w:t xml:space="preserve"> </w:t>
-      </w:r>
-      <w:r>
-        <w:rPr>
-          <w:rFonts w:ascii="Times New Roman" w:hAnsi="Times New Roman"/>
-        </w:rPr>
-        <w:t xml:space="preserve">“</w:t>
-      </w:r>
-      <w:r>
-        <w:rPr>
-          <w:rFonts w:ascii="Times New Roman" w:hAnsi="Times New Roman"/>
-        </w:rPr>
-        <w:t xml:space="preserve">Is this interval value near a prime number?</w:t>
-      </w:r>
-      <w:r>
-        <w:rPr>
-          <w:rFonts w:ascii="Times New Roman" w:hAnsi="Times New Roman"/>
-        </w:rPr>
-        <w:t xml:space="preserve">”</w:t>
-      </w:r>
-      <w:r>
-        <w:rPr>
-          <w:rFonts w:ascii="Times New Roman" w:hAnsi="Times New Roman"/>
-        </w:rPr>
-        <w:t xml:space="preserve"> </w:t>
-      </w:r>
-      <w:r>
-        <w:rPr>
-          <w:rFonts w:ascii="Times New Roman" w:hAnsi="Times New Roman"/>
-        </w:rPr>
-        <w:t xml:space="preserve">That is a property of the individual interval, independent of its neighbors. Because primes have density ~1/ln(n), approximately one in eight integers near typical C2-range values is prime. Any sufficiently long flow has a reasonable chance of containing intervals near primes by coincidence. In CTU-13 testing, 98% of all structural false positives — 41,225 out of 42,184 — originated from this path. All 146 structural activations on labeled botnet flows were prime misclassifications: periodic C2 at intervals that happened to be near prime values (e.g., 2369 seconds, which is coincidentally prime).</w:t>
-      </w:r>
-    </w:p>
-    <w:p>
-      <w:pPr>
-        <w:pStyle w:val="BodyText"/>
-      </w:pPr>
-      <w:r>
-        <w:rPr>
-          <w:bCs/>
-          <w:rFonts w:ascii="Times New Roman" w:hAnsi="Times New Roman"/>
-          <w:b/>
-        </w:rPr>
-        <w:t xml:space="preserve">Polynomial detection failed for the same structural reason.</w:t>
-      </w:r>
-      <w:r>
-        <w:rPr>
-          <w:rFonts w:ascii="Times New Roman" w:hAnsi="Times New Roman"/>
-        </w:rPr>
-        <w:t xml:space="preserve"> </w:t>
-      </w:r>
-      <w:r>
-        <w:rPr>
-          <w:rFonts w:ascii="Times New Roman" w:hAnsi="Times New Roman"/>
-        </w:rPr>
-        <w:t xml:space="preserve">Log-log linearity tests the shape of the sequence as a whole, not the generative relationship between consecutive terms. Many natural processes produce curves that appear linear on a log-log plot over short windows.</w:t>
-      </w:r>
-    </w:p>
-    <w:p>
-      <w:pPr>
-        <w:pStyle w:val="BodyText"/>
-      </w:pPr>
-      <w:r>
-        <w:rPr>
-          <w:bCs/>
-          <w:rFonts w:ascii="Times New Roman" w:hAnsi="Times New Roman"/>
-          <w:b/>
-        </w:rPr>
-        <w:t xml:space="preserve">Recurrence detection succeeded because it tests relationships.</w:t>
-      </w:r>
-      <w:r>
-        <w:rPr>
-          <w:rFonts w:ascii="Times New Roman" w:hAnsi="Times New Roman"/>
-        </w:rPr>
-        <w:t xml:space="preserve"> </w:t>
-      </w:r>
-      <w:r>
-        <w:rPr>
-          <w:rFonts w:ascii="Times New Roman" w:hAnsi="Times New Roman"/>
-        </w:rPr>
-        <w:t xml:space="preserve">The recurrence detectors ask:</w:t>
-      </w:r>
-      <w:r>
-        <w:rPr>
-          <w:rFonts w:ascii="Times New Roman" w:hAnsi="Times New Roman"/>
-        </w:rPr>
-        <w:t xml:space="preserve"> </w:t>
-      </w:r>
-      <w:r>
-        <w:rPr>
-          <w:rFonts w:ascii="Times New Roman" w:hAnsi="Times New Roman"/>
-        </w:rPr>
-        <w:t xml:space="preserve">“</w:t>
-      </w:r>
-      <w:r>
-        <w:rPr>
-          <w:rFonts w:ascii="Times New Roman" w:hAnsi="Times New Roman"/>
-        </w:rPr>
-        <w:t xml:space="preserve">Does ICI[n] ≈ ICI[n-1] + ICI[n-2]?</w:t>
-      </w:r>
-      <w:r>
-        <w:rPr>
-          <w:rFonts w:ascii="Times New Roman" w:hAnsi="Times New Roman"/>
-        </w:rPr>
-        <w:t xml:space="preserve">”</w:t>
-      </w:r>
-      <w:r>
-        <w:rPr>
-          <w:rFonts w:ascii="Times New Roman" w:hAnsi="Times New Roman"/>
-        </w:rPr>
-        <w:t xml:space="preserve"> </w:t>
-      </w:r>
-      <w:r>
-        <w:rPr>
-          <w:rFonts w:ascii="Times New Roman" w:hAnsi="Times New Roman"/>
-        </w:rPr>
-        <w:t xml:space="preserve">That is a constraint on how consecutive intervals relate to each other. Random traffic almost never satisfies it — the probability of three consecutive intervals accidentally forming an additive relationship with low residual is negligible, and the probability of ten consecutive intervals doing so is astronomically small. This is why the four recurrence detectors produced only 22 activations across 145,406 flows.</w:t>
-      </w:r>
-    </w:p>
-    <w:p>
-      <w:pPr>
-        <w:pStyle w:val="BodyText"/>
-      </w:pPr>
-      <w:r>
-        <w:rPr>
-          <w:bCs/>
-          <w:rFonts w:ascii="Times New Roman" w:hAnsi="Times New Roman"/>
-          <w:b/>
-        </w:rPr>
-        <w:t xml:space="preserve">The general principle: relational signals discriminate; value-based signals do not.</w:t>
-      </w:r>
-      <w:r>
-        <w:rPr>
-          <w:rFonts w:ascii="Times New Roman" w:hAnsi="Times New Roman"/>
-        </w:rPr>
-        <w:t xml:space="preserve"> </w:t>
-      </w:r>
-      <w:r>
-        <w:rPr>
-          <w:rFonts w:ascii="Times New Roman" w:hAnsi="Times New Roman"/>
-        </w:rPr>
-        <w:t xml:space="preserve">This distinction — testing inter-element structure versus testing individual-element properties — may apply beyond the specific families studied here. Any detection method that tests what values are (near primes, near powers, near specific constants) will struggle with coincidental matches. Methods that test how values relate to each other (recurrence, convergence, structural dependency) are inherently more selective.</w:t>
-      </w:r>
-    </w:p>
-    <w:bookmarkEnd w:id="126"/>
-    <w:bookmarkStart w:id="127" w:name="detector-maturity"/>
-    <w:p>
-      <w:pPr>
-        <w:pStyle w:val="Heading3"/>
-      </w:pPr>
-      <w:r>
-        <w:rPr>
-          <w:rFonts w:ascii="Times New Roman" w:hAnsi="Times New Roman"/>
-        </w:rPr>
-        <w:t xml:space="preserve">11.5 Detector Maturity</w:t>
-      </w:r>
-    </w:p>
-    <w:p>
-      <w:pPr>
-        <w:pStyle w:val="FirstParagraph"/>
-      </w:pPr>
-      <w:r>
-        <w:rPr>
-          <w:rFonts w:ascii="Times New Roman" w:hAnsi="Times New Roman"/>
-        </w:rPr>
-        <w:t xml:space="preserve">The Bounded Hunter occupies a middle ground. The three-gap theorem provides a mathematically rigorous detection signal — a relational test (gap-count clustering) rather than a value-based one — and it produced only 3 activations across 145K flows. However, its jitter tolerance (~1–2%) is an order of magnitude below the recurrence detectors (15–20%). Rotation-parameter estimation, which would recover the irrational α directly from the interval sequence, is a more promising but substantially harder approach. The Bounded Hunter should be understood as a proof of concept demonstrating that bounded non-periodic scheduling is detectable in principle.</w:t>
-      </w:r>
-    </w:p>
-    <w:bookmarkEnd w:id="127"/>
-    <w:bookmarkStart w:id="128" w:name="comparison-to-machine-learning"/>
-    <w:p>
-      <w:pPr>
-        <w:pStyle w:val="Heading3"/>
-      </w:pPr>
-      <w:r>
-        <w:rPr>
-          <w:rFonts w:ascii="Times New Roman" w:hAnsi="Times New Roman"/>
-        </w:rPr>
-        <w:t xml:space="preserve">11.6 Comparison to Machine Learning</w:t>
-      </w:r>
-    </w:p>
-    <w:p>
-      <w:pPr>
-        <w:pStyle w:val="FirstParagraph"/>
-      </w:pPr>
-      <w:r>
-        <w:rPr>
-          <w:rFonts w:ascii="Times New Roman" w:hAnsi="Times New Roman"/>
-        </w:rPr>
-        <w:t xml:space="preserve">ML-based beacon detectors [13–17] and structural detectors address different aspects of the detection problem. ML approaches learn statistical patterns from labeled data and generalize to unseen variants within the training distribution. Structural detectors test specific mathematical relationships and provide interpretable, family-specific classification. The approaches are complementary: structural classifications can serve as features for ML-based scoring, and ML can handle scheduling families that don’t fit any known mathematical model.</w:t>
-      </w:r>
-    </w:p>
-    <w:bookmarkEnd w:id="128"/>
-    <w:bookmarkStart w:id="129" w:name="operational-deployment-considerations"/>
-    <w:p>
-      <w:pPr>
-        <w:pStyle w:val="Heading3"/>
-      </w:pPr>
-      <w:r>
-        <w:rPr>
-          <w:rFonts w:ascii="Times New Roman" w:hAnsi="Times New Roman"/>
-        </w:rPr>
-        <w:t xml:space="preserve">11.7 Operational Deployment Considerations</w:t>
+        <w:t xml:space="preserve">11.6 Operational Deployment Considerations</w:t>
       </w:r>
     </w:p>
     <w:p>
@@ -16236,9 +14984,9 @@
         </w:pict>
       </w:r>
     </w:p>
-    <w:bookmarkEnd w:id="129"/>
-    <w:bookmarkEnd w:id="130"/>
-    <w:bookmarkStart w:id="131" w:name="limitations"/>
+    <w:bookmarkEnd w:id="124"/>
+    <w:bookmarkEnd w:id="125"/>
+    <w:bookmarkStart w:id="126" w:name="limitations"/>
     <w:p>
       <w:pPr>
         <w:pStyle w:val="Heading2"/>
@@ -16496,8 +15244,8 @@
         </w:pict>
       </w:r>
     </w:p>
-    <w:bookmarkEnd w:id="131"/>
-    <w:bookmarkStart w:id="132" w:name="future-work"/>
+    <w:bookmarkEnd w:id="126"/>
+    <w:bookmarkStart w:id="127" w:name="future-work"/>
     <w:p>
       <w:pPr>
         <w:pStyle w:val="Heading2"/>
@@ -16705,8 +15453,8 @@
         </w:pict>
       </w:r>
     </w:p>
-    <w:bookmarkEnd w:id="132"/>
-    <w:bookmarkStart w:id="134" w:name="summary"/>
+    <w:bookmarkEnd w:id="127"/>
+    <w:bookmarkStart w:id="128" w:name="conclusion"/>
     <w:p>
       <w:pPr>
         <w:pStyle w:val="Heading2"/>
@@ -16715,7 +15463,7 @@
         <w:rPr>
           <w:rFonts w:ascii="Times New Roman" w:hAnsi="Times New Roman"/>
         </w:rPr>
-        <w:t xml:space="preserve">14. Summary</w:t>
+        <w:t xml:space="preserve">14. Conclusion</w:t>
       </w:r>
     </w:p>
     <w:p>
@@ -16726,816 +15474,18 @@
         <w:rPr>
           <w:rFonts w:ascii="Times New Roman" w:hAnsi="Times New Roman"/>
         </w:rPr>
-        <w:t xml:space="preserve">The following table summarizes the status of each scheduling family in the framework:</w:t>
-      </w:r>
-    </w:p>
-    <w:tbl>
-      <w:tblPr>
-        <w:tblStyle w:val="Table"/>
-        <w:tblW w:type="pct" w:w="5000"/>
-        <w:jc w:val="center"/>
-        <w:tblLook w:firstRow="1" w:lastRow="0" w:firstColumn="0" w:lastColumn="0" w:noHBand="0" w:noVBand="0" w:val="0020"/>
-      </w:tblPr>
-      <w:tblGrid>
-        <w:gridCol w:w="960"/>
-        <w:gridCol w:w="1680"/>
-        <w:gridCol w:w="1560"/>
-        <w:gridCol w:w="1920"/>
-        <w:gridCol w:w="1800"/>
-      </w:tblGrid>
-      <w:tr>
-        <w:trPr>
-          <w:tblHeader w:val="true"/>
-        </w:trPr>
-        <w:tc>
-          <w:tcPr>
-            <w:shd w:fill="E8E8E8" w:val="clear"/>
-          </w:tcPr>
-          <w:p>
-            <w:pPr>
-              <w:pStyle w:val="Compact"/>
-              <w:jc w:val="left"/>
-            </w:pPr>
-            <w:r>
-              <w:rPr>
-                <w:rFonts w:ascii="Times New Roman" w:hAnsi="Times New Roman"/>
-                <w:b/>
-                <w:sz w:val="18"/>
-              </w:rPr>
-              <w:t xml:space="preserve">Family</w:t>
-            </w:r>
-          </w:p>
-        </w:tc>
-        <w:tc>
-          <w:tcPr>
-            <w:shd w:fill="E8E8E8" w:val="clear"/>
-          </w:tcPr>
-          <w:p>
-            <w:pPr>
-              <w:pStyle w:val="Compact"/>
-              <w:jc w:val="left"/>
-            </w:pPr>
-            <w:r>
-              <w:rPr>
-                <w:rFonts w:ascii="Times New Roman" w:hAnsi="Times New Roman"/>
-                <w:b/>
-                <w:sz w:val="18"/>
-              </w:rPr>
-              <w:t xml:space="preserve">Growth Regime</w:t>
-            </w:r>
-          </w:p>
-        </w:tc>
-        <w:tc>
-          <w:tcPr>
-            <w:shd w:fill="E8E8E8" w:val="clear"/>
-          </w:tcPr>
-          <w:p>
-            <w:pPr>
-              <w:pStyle w:val="Compact"/>
-              <w:jc w:val="left"/>
-            </w:pPr>
-            <w:r>
-              <w:rPr>
-                <w:rFonts w:ascii="Times New Roman" w:hAnsi="Times New Roman"/>
-                <w:b/>
-                <w:sz w:val="18"/>
-              </w:rPr>
-              <w:t xml:space="preserve">Signal Type</w:t>
-            </w:r>
-          </w:p>
-        </w:tc>
-        <w:tc>
-          <w:tcPr>
-            <w:shd w:fill="E8E8E8" w:val="clear"/>
-          </w:tcPr>
-          <w:p>
-            <w:pPr>
-              <w:pStyle w:val="Compact"/>
-              <w:jc w:val="left"/>
-            </w:pPr>
-            <w:r>
-              <w:rPr>
-                <w:rFonts w:ascii="Times New Roman" w:hAnsi="Times New Roman"/>
-                <w:b/>
-                <w:sz w:val="18"/>
-              </w:rPr>
-              <w:t xml:space="preserve">Detector Status</w:t>
-            </w:r>
-          </w:p>
-        </w:tc>
-        <w:tc>
-          <w:tcPr>
-            <w:shd w:fill="E8E8E8" w:val="clear"/>
-          </w:tcPr>
-          <w:p>
-            <w:pPr>
-              <w:pStyle w:val="Compact"/>
-              <w:jc w:val="left"/>
-            </w:pPr>
-            <w:r>
-              <w:rPr>
-                <w:rFonts w:ascii="Times New Roman" w:hAnsi="Times New Roman"/>
-                <w:b/>
-                <w:sz w:val="18"/>
-              </w:rPr>
-              <w:t xml:space="preserve">CTU-13 Result</w:t>
-            </w:r>
-          </w:p>
-        </w:tc>
-      </w:tr>
-      <w:tr>
-        <w:tc>
-          <w:tcPr>
-            <w:shd w:fill="FFFFFF" w:val="clear"/>
-          </w:tcPr>
-          <w:p>
-            <w:pPr>
-              <w:pStyle w:val="Compact"/>
-              <w:jc w:val="left"/>
-            </w:pPr>
-            <w:r>
-              <w:rPr>
-                <w:rFonts w:ascii="Times New Roman" w:hAnsi="Times New Roman"/>
-                <w:sz w:val="18"/>
-              </w:rPr>
-              <w:t xml:space="preserve">Fibonacci</w:t>
-            </w:r>
-          </w:p>
-        </w:tc>
-        <w:tc>
-          <w:tcPr>
-            <w:shd w:fill="FFFFFF" w:val="clear"/>
-          </w:tcPr>
-          <w:p>
-            <w:pPr>
-              <w:pStyle w:val="Compact"/>
-              <w:jc w:val="left"/>
-            </w:pPr>
-            <w:r>
-              <w:rPr>
-                <w:rFonts w:ascii="Times New Roman" w:hAnsi="Times New Roman"/>
-                <w:sz w:val="18"/>
-              </w:rPr>
-              <w:t xml:space="preserve">Exponential</w:t>
-            </w:r>
-          </w:p>
-        </w:tc>
-        <w:tc>
-          <w:tcPr>
-            <w:shd w:fill="FFFFFF" w:val="clear"/>
-          </w:tcPr>
-          <w:p>
-            <w:pPr>
-              <w:pStyle w:val="Compact"/>
-              <w:jc w:val="left"/>
-            </w:pPr>
-            <w:r>
-              <w:rPr>
-                <w:rFonts w:ascii="Times New Roman" w:hAnsi="Times New Roman"/>
-                <w:sz w:val="18"/>
-              </w:rPr>
-              <w:t xml:space="preserve">Relational</w:t>
-            </w:r>
-          </w:p>
-        </w:tc>
-        <w:tc>
-          <w:tcPr>
-            <w:shd w:fill="FFFFFF" w:val="clear"/>
-          </w:tcPr>
-          <w:p>
-            <w:pPr>
-              <w:pStyle w:val="Compact"/>
-              <w:jc w:val="left"/>
-            </w:pPr>
-            <w:r>
-              <w:rPr>
-                <w:rFonts w:ascii="Times New Roman" w:hAnsi="Times New Roman"/>
-                <w:sz w:val="18"/>
-              </w:rPr>
-              <w:t xml:space="preserve">Validated</w:t>
-            </w:r>
-          </w:p>
-        </w:tc>
-        <w:tc>
-          <w:tcPr>
-            <w:shd w:fill="FFFFFF" w:val="clear"/>
-          </w:tcPr>
-          <w:p>
-            <w:pPr>
-              <w:pStyle w:val="Compact"/>
-              <w:jc w:val="left"/>
-            </w:pPr>
-            <w:r>
-              <w:rPr>
-                <w:rFonts w:ascii="Times New Roman" w:hAnsi="Times New Roman"/>
-                <w:sz w:val="18"/>
-              </w:rPr>
-              <w:t xml:space="preserve">1 activation / 145K flows</w:t>
-            </w:r>
-          </w:p>
-        </w:tc>
-      </w:tr>
-      <w:tr>
-        <w:tc>
-          <w:tcPr>
-            <w:shd w:fill="FFFFFF" w:val="clear"/>
-          </w:tcPr>
-          <w:p>
-            <w:pPr>
-              <w:pStyle w:val="Compact"/>
-              <w:jc w:val="left"/>
-            </w:pPr>
-            <w:r>
-              <w:rPr>
-                <w:rFonts w:ascii="Times New Roman" w:hAnsi="Times New Roman"/>
-                <w:sz w:val="18"/>
-              </w:rPr>
-              <w:t xml:space="preserve">Tribonacci</w:t>
-            </w:r>
-          </w:p>
-        </w:tc>
-        <w:tc>
-          <w:tcPr>
-            <w:shd w:fill="FFFFFF" w:val="clear"/>
-          </w:tcPr>
-          <w:p>
-            <w:pPr>
-              <w:pStyle w:val="Compact"/>
-              <w:jc w:val="left"/>
-            </w:pPr>
-            <w:r>
-              <w:rPr>
-                <w:rFonts w:ascii="Times New Roman" w:hAnsi="Times New Roman"/>
-                <w:sz w:val="18"/>
-              </w:rPr>
-              <w:t xml:space="preserve">Exponential</w:t>
-            </w:r>
-          </w:p>
-        </w:tc>
-        <w:tc>
-          <w:tcPr>
-            <w:shd w:fill="FFFFFF" w:val="clear"/>
-          </w:tcPr>
-          <w:p>
-            <w:pPr>
-              <w:pStyle w:val="Compact"/>
-              <w:jc w:val="left"/>
-            </w:pPr>
-            <w:r>
-              <w:rPr>
-                <w:rFonts w:ascii="Times New Roman" w:hAnsi="Times New Roman"/>
-                <w:sz w:val="18"/>
-              </w:rPr>
-              <w:t xml:space="preserve">Relational</w:t>
-            </w:r>
-          </w:p>
-        </w:tc>
-        <w:tc>
-          <w:tcPr>
-            <w:shd w:fill="FFFFFF" w:val="clear"/>
-          </w:tcPr>
-          <w:p>
-            <w:pPr>
-              <w:pStyle w:val="Compact"/>
-              <w:jc w:val="left"/>
-            </w:pPr>
-            <w:r>
-              <w:rPr>
-                <w:rFonts w:ascii="Times New Roman" w:hAnsi="Times New Roman"/>
-                <w:sz w:val="18"/>
-              </w:rPr>
-              <w:t xml:space="preserve">Validated</w:t>
-            </w:r>
-          </w:p>
-        </w:tc>
-        <w:tc>
-          <w:tcPr>
-            <w:shd w:fill="FFFFFF" w:val="clear"/>
-          </w:tcPr>
-          <w:p>
-            <w:pPr>
-              <w:pStyle w:val="Compact"/>
-              <w:jc w:val="left"/>
-            </w:pPr>
-            <w:r>
-              <w:rPr>
-                <w:rFonts w:ascii="Times New Roman" w:hAnsi="Times New Roman"/>
-                <w:sz w:val="18"/>
-              </w:rPr>
-              <w:t xml:space="preserve">0 activations / 145K flows</w:t>
-            </w:r>
-          </w:p>
-        </w:tc>
-      </w:tr>
-      <w:tr>
-        <w:tc>
-          <w:tcPr>
-            <w:shd w:fill="FFFFFF" w:val="clear"/>
-          </w:tcPr>
-          <w:p>
-            <w:pPr>
-              <w:pStyle w:val="Compact"/>
-              <w:jc w:val="left"/>
-            </w:pPr>
-            <w:r>
-              <w:rPr>
-                <w:rFonts w:ascii="Times New Roman" w:hAnsi="Times New Roman"/>
-                <w:sz w:val="18"/>
-              </w:rPr>
-              <w:t xml:space="preserve">Padovan</w:t>
-            </w:r>
-          </w:p>
-        </w:tc>
-        <w:tc>
-          <w:tcPr>
-            <w:shd w:fill="FFFFFF" w:val="clear"/>
-          </w:tcPr>
-          <w:p>
-            <w:pPr>
-              <w:pStyle w:val="Compact"/>
-              <w:jc w:val="left"/>
-            </w:pPr>
-            <w:r>
-              <w:rPr>
-                <w:rFonts w:ascii="Times New Roman" w:hAnsi="Times New Roman"/>
-                <w:sz w:val="18"/>
-              </w:rPr>
-              <w:t xml:space="preserve">Exponential</w:t>
-            </w:r>
-          </w:p>
-        </w:tc>
-        <w:tc>
-          <w:tcPr>
-            <w:shd w:fill="FFFFFF" w:val="clear"/>
-          </w:tcPr>
-          <w:p>
-            <w:pPr>
-              <w:pStyle w:val="Compact"/>
-              <w:jc w:val="left"/>
-            </w:pPr>
-            <w:r>
-              <w:rPr>
-                <w:rFonts w:ascii="Times New Roman" w:hAnsi="Times New Roman"/>
-                <w:sz w:val="18"/>
-              </w:rPr>
-              <w:t xml:space="preserve">Relational</w:t>
-            </w:r>
-          </w:p>
-        </w:tc>
-        <w:tc>
-          <w:tcPr>
-            <w:shd w:fill="FFFFFF" w:val="clear"/>
-          </w:tcPr>
-          <w:p>
-            <w:pPr>
-              <w:pStyle w:val="Compact"/>
-              <w:jc w:val="left"/>
-            </w:pPr>
-            <w:r>
-              <w:rPr>
-                <w:rFonts w:ascii="Times New Roman" w:hAnsi="Times New Roman"/>
-                <w:sz w:val="18"/>
-              </w:rPr>
-              <w:t xml:space="preserve">Validated</w:t>
-            </w:r>
-          </w:p>
-        </w:tc>
-        <w:tc>
-          <w:tcPr>
-            <w:shd w:fill="FFFFFF" w:val="clear"/>
-          </w:tcPr>
-          <w:p>
-            <w:pPr>
-              <w:pStyle w:val="Compact"/>
-              <w:jc w:val="left"/>
-            </w:pPr>
-            <w:r>
-              <w:rPr>
-                <w:rFonts w:ascii="Times New Roman" w:hAnsi="Times New Roman"/>
-                <w:sz w:val="18"/>
-              </w:rPr>
-              <w:t xml:space="preserve">9 activations / 145K flows</w:t>
-            </w:r>
-          </w:p>
-        </w:tc>
-      </w:tr>
-      <w:tr>
-        <w:tc>
-          <w:tcPr>
-            <w:shd w:fill="FFFFFF" w:val="clear"/>
-          </w:tcPr>
-          <w:p>
-            <w:pPr>
-              <w:pStyle w:val="Compact"/>
-              <w:jc w:val="left"/>
-            </w:pPr>
-            <w:r>
-              <w:rPr>
-                <w:rFonts w:ascii="Times New Roman" w:hAnsi="Times New Roman"/>
-                <w:sz w:val="18"/>
-              </w:rPr>
-              <w:t xml:space="preserve">Narayana</w:t>
-            </w:r>
-          </w:p>
-        </w:tc>
-        <w:tc>
-          <w:tcPr>
-            <w:shd w:fill="FFFFFF" w:val="clear"/>
-          </w:tcPr>
-          <w:p>
-            <w:pPr>
-              <w:pStyle w:val="Compact"/>
-              <w:jc w:val="left"/>
-            </w:pPr>
-            <w:r>
-              <w:rPr>
-                <w:rFonts w:ascii="Times New Roman" w:hAnsi="Times New Roman"/>
-                <w:sz w:val="18"/>
-              </w:rPr>
-              <w:t xml:space="preserve">Exponential</w:t>
-            </w:r>
-          </w:p>
-        </w:tc>
-        <w:tc>
-          <w:tcPr>
-            <w:shd w:fill="FFFFFF" w:val="clear"/>
-          </w:tcPr>
-          <w:p>
-            <w:pPr>
-              <w:pStyle w:val="Compact"/>
-              <w:jc w:val="left"/>
-            </w:pPr>
-            <w:r>
-              <w:rPr>
-                <w:rFonts w:ascii="Times New Roman" w:hAnsi="Times New Roman"/>
-                <w:sz w:val="18"/>
-              </w:rPr>
-              <w:t xml:space="preserve">Relational</w:t>
-            </w:r>
-          </w:p>
-        </w:tc>
-        <w:tc>
-          <w:tcPr>
-            <w:shd w:fill="FFFFFF" w:val="clear"/>
-          </w:tcPr>
-          <w:p>
-            <w:pPr>
-              <w:pStyle w:val="Compact"/>
-              <w:jc w:val="left"/>
-            </w:pPr>
-            <w:r>
-              <w:rPr>
-                <w:rFonts w:ascii="Times New Roman" w:hAnsi="Times New Roman"/>
-                <w:sz w:val="18"/>
-              </w:rPr>
-              <w:t xml:space="preserve">Validated</w:t>
-            </w:r>
-          </w:p>
-        </w:tc>
-        <w:tc>
-          <w:tcPr>
-            <w:shd w:fill="FFFFFF" w:val="clear"/>
-          </w:tcPr>
-          <w:p>
-            <w:pPr>
-              <w:pStyle w:val="Compact"/>
-              <w:jc w:val="left"/>
-            </w:pPr>
-            <w:r>
-              <w:rPr>
-                <w:rFonts w:ascii="Times New Roman" w:hAnsi="Times New Roman"/>
-                <w:sz w:val="18"/>
-              </w:rPr>
-              <w:t xml:space="preserve">9 activations / 145K flows</w:t>
-            </w:r>
-          </w:p>
-        </w:tc>
-      </w:tr>
-      <w:tr>
-        <w:tc>
-          <w:tcPr>
-            <w:shd w:fill="FFFFFF" w:val="clear"/>
-          </w:tcPr>
-          <w:p>
-            <w:pPr>
-              <w:pStyle w:val="Compact"/>
-              <w:jc w:val="left"/>
-            </w:pPr>
-            <w:r>
-              <w:rPr>
-                <w:rFonts w:ascii="Times New Roman" w:hAnsi="Times New Roman"/>
-                <w:sz w:val="18"/>
-              </w:rPr>
-              <w:t xml:space="preserve">Rotation</w:t>
-            </w:r>
-          </w:p>
-        </w:tc>
-        <w:tc>
-          <w:tcPr>
-            <w:shd w:fill="FFFFFF" w:val="clear"/>
-          </w:tcPr>
-          <w:p>
-            <w:pPr>
-              <w:pStyle w:val="Compact"/>
-              <w:jc w:val="left"/>
-            </w:pPr>
-            <w:r>
-              <w:rPr>
-                <w:rFonts w:ascii="Times New Roman" w:hAnsi="Times New Roman"/>
-                <w:sz w:val="18"/>
-              </w:rPr>
-              <w:t xml:space="preserve">Bounded</w:t>
-            </w:r>
-          </w:p>
-        </w:tc>
-        <w:tc>
-          <w:tcPr>
-            <w:shd w:fill="FFFFFF" w:val="clear"/>
-          </w:tcPr>
-          <w:p>
-            <w:pPr>
-              <w:pStyle w:val="Compact"/>
-              <w:jc w:val="left"/>
-            </w:pPr>
-            <w:r>
-              <w:rPr>
-                <w:rFonts w:ascii="Times New Roman" w:hAnsi="Times New Roman"/>
-                <w:sz w:val="18"/>
-              </w:rPr>
-              <w:t xml:space="preserve">Relational</w:t>
-            </w:r>
-          </w:p>
-        </w:tc>
-        <w:tc>
-          <w:tcPr>
-            <w:shd w:fill="FFFFFF" w:val="clear"/>
-          </w:tcPr>
-          <w:p>
-            <w:pPr>
-              <w:pStyle w:val="Compact"/>
-              <w:jc w:val="left"/>
-            </w:pPr>
-            <w:r>
-              <w:rPr>
-                <w:rFonts w:ascii="Times New Roman" w:hAnsi="Times New Roman"/>
-                <w:sz w:val="18"/>
-              </w:rPr>
-              <w:t xml:space="preserve">Validated</w:t>
-            </w:r>
-          </w:p>
-        </w:tc>
-        <w:tc>
-          <w:tcPr>
-            <w:shd w:fill="FFFFFF" w:val="clear"/>
-          </w:tcPr>
-          <w:p>
-            <w:pPr>
-              <w:pStyle w:val="Compact"/>
-              <w:jc w:val="left"/>
-            </w:pPr>
-            <w:r>
-              <w:rPr>
-                <w:rFonts w:ascii="Times New Roman" w:hAnsi="Times New Roman"/>
-                <w:sz w:val="18"/>
-              </w:rPr>
-              <w:t xml:space="preserve">3 activations / 145K flows</w:t>
-            </w:r>
-          </w:p>
-        </w:tc>
-      </w:tr>
-      <w:tr>
-        <w:tc>
-          <w:tcPr>
-            <w:shd w:fill="FFFFFF" w:val="clear"/>
-          </w:tcPr>
-          <w:p>
-            <w:pPr>
-              <w:pStyle w:val="Compact"/>
-              <w:jc w:val="left"/>
-            </w:pPr>
-            <w:r>
-              <w:rPr>
-                <w:rFonts w:ascii="Times New Roman" w:hAnsi="Times New Roman"/>
-                <w:sz w:val="18"/>
-              </w:rPr>
-              <w:t xml:space="preserve">Prime</w:t>
-            </w:r>
-          </w:p>
-        </w:tc>
-        <w:tc>
-          <w:tcPr>
-            <w:shd w:fill="FFFFFF" w:val="clear"/>
-          </w:tcPr>
-          <w:p>
-            <w:pPr>
-              <w:pStyle w:val="Compact"/>
-              <w:jc w:val="left"/>
-            </w:pPr>
-            <w:r>
-              <w:rPr>
-                <w:rFonts w:ascii="Times New Roman" w:hAnsi="Times New Roman"/>
-                <w:sz w:val="18"/>
-              </w:rPr>
-              <w:t xml:space="preserve">Logarithmic</w:t>
-            </w:r>
-          </w:p>
-        </w:tc>
-        <w:tc>
-          <w:tcPr>
-            <w:shd w:fill="FFFFFF" w:val="clear"/>
-          </w:tcPr>
-          <w:p>
-            <w:pPr>
-              <w:pStyle w:val="Compact"/>
-              <w:jc w:val="left"/>
-            </w:pPr>
-            <w:r>
-              <w:rPr>
-                <w:rFonts w:ascii="Times New Roman" w:hAnsi="Times New Roman"/>
-                <w:sz w:val="18"/>
-              </w:rPr>
-              <w:t xml:space="preserve">Value-based</w:t>
-            </w:r>
-          </w:p>
-        </w:tc>
-        <w:tc>
-          <w:tcPr>
-            <w:shd w:fill="FFFFFF" w:val="clear"/>
-          </w:tcPr>
-          <w:p>
-            <w:pPr>
-              <w:pStyle w:val="Compact"/>
-              <w:jc w:val="left"/>
-            </w:pPr>
-            <w:r>
-              <w:rPr>
-                <w:rFonts w:ascii="Times New Roman" w:hAnsi="Times New Roman"/>
-                <w:sz w:val="18"/>
-              </w:rPr>
-              <w:t xml:space="preserve">Failed at scale</w:t>
-            </w:r>
-          </w:p>
-        </w:tc>
-        <w:tc>
-          <w:tcPr>
-            <w:shd w:fill="FFFFFF" w:val="clear"/>
-          </w:tcPr>
-          <w:p>
-            <w:pPr>
-              <w:pStyle w:val="Compact"/>
-              <w:jc w:val="left"/>
-            </w:pPr>
-            <w:r>
-              <w:rPr>
-                <w:rFonts w:ascii="Times New Roman" w:hAnsi="Times New Roman"/>
-                <w:sz w:val="18"/>
-              </w:rPr>
-              <w:t xml:space="preserve">41,225 activations / 251K flows</w:t>
-            </w:r>
-          </w:p>
-        </w:tc>
-      </w:tr>
-      <w:tr>
-        <w:tc>
-          <w:tcPr>
-            <w:shd w:fill="FFFFFF" w:val="clear"/>
-          </w:tcPr>
-          <w:p>
-            <w:pPr>
-              <w:pStyle w:val="Compact"/>
-              <w:jc w:val="left"/>
-            </w:pPr>
-            <w:r>
-              <w:rPr>
-                <w:rFonts w:ascii="Times New Roman" w:hAnsi="Times New Roman"/>
-                <w:sz w:val="18"/>
-              </w:rPr>
-              <w:t xml:space="preserve">Polynomial</w:t>
-            </w:r>
-          </w:p>
-        </w:tc>
-        <w:tc>
-          <w:tcPr>
-            <w:shd w:fill="FFFFFF" w:val="clear"/>
-          </w:tcPr>
-          <w:p>
-            <w:pPr>
-              <w:pStyle w:val="Compact"/>
-              <w:jc w:val="left"/>
-            </w:pPr>
-            <w:r>
-              <w:rPr>
-                <w:rFonts w:ascii="Times New Roman" w:hAnsi="Times New Roman"/>
-                <w:sz w:val="18"/>
-              </w:rPr>
-              <w:t xml:space="preserve">Power-law</w:t>
-            </w:r>
-          </w:p>
-        </w:tc>
-        <w:tc>
-          <w:tcPr>
-            <w:shd w:fill="FFFFFF" w:val="clear"/>
-          </w:tcPr>
-          <w:p>
-            <w:pPr>
-              <w:pStyle w:val="Compact"/>
-              <w:jc w:val="left"/>
-            </w:pPr>
-            <w:r>
-              <w:rPr>
-                <w:rFonts w:ascii="Times New Roman" w:hAnsi="Times New Roman"/>
-                <w:sz w:val="18"/>
-              </w:rPr>
-              <w:t xml:space="preserve">Value-based</w:t>
-            </w:r>
-          </w:p>
-        </w:tc>
-        <w:tc>
-          <w:tcPr>
-            <w:shd w:fill="FFFFFF" w:val="clear"/>
-          </w:tcPr>
-          <w:p>
-            <w:pPr>
-              <w:pStyle w:val="Compact"/>
-              <w:jc w:val="left"/>
-            </w:pPr>
-            <w:r>
-              <w:rPr>
-                <w:rFonts w:ascii="Times New Roman" w:hAnsi="Times New Roman"/>
-                <w:sz w:val="18"/>
-              </w:rPr>
-              <w:t xml:space="preserve">Failed at scale</w:t>
-            </w:r>
-          </w:p>
-        </w:tc>
-        <w:tc>
-          <w:tcPr>
-            <w:shd w:fill="FFFFFF" w:val="clear"/>
-          </w:tcPr>
-          <w:p>
-            <w:pPr>
-              <w:pStyle w:val="Compact"/>
-              <w:jc w:val="left"/>
-            </w:pPr>
-            <w:r>
-              <w:rPr>
-                <w:rFonts w:ascii="Times New Roman" w:hAnsi="Times New Roman"/>
-                <w:sz w:val="18"/>
-              </w:rPr>
-              <w:t xml:space="preserve">141 activations / 251K flows</w:t>
-            </w:r>
-          </w:p>
-        </w:tc>
-      </w:tr>
-    </w:tbl>
+        <w:t xml:space="preserve">A beacon does not need to be periodic to be structured. We have shown that RITA-style composite regularity scoring has a structural ceiling for monotonically growing schedules: for n ≥ 3 distinct intervals, the maximum composite score is bounded by 0.50 + 0.50/n, strictly below the 0.70 alert threshold. This ceiling is a mathematical property of the scoring methodology, not a tuning deficiency, and it applies to any monotonically growing deterministic schedule regardless of the specific mathematical family.</w:t>
+      </w:r>
+    </w:p>
     <w:p>
       <w:pPr>
         <w:pStyle w:val="BodyText"/>
       </w:pPr>
       <w:r>
         <w:rPr>
-          <w:iCs/>
-          <w:rFonts w:ascii="Times New Roman" w:hAnsi="Times New Roman"/>
-          <w:i/>
-        </w:rPr>
-        <w:t xml:space="preserve">Table 14. Framework summary. Relational detectors (testing inter-interval structure) survived large-scale validation. Value-based detectors (testing individual interval properties) did not.</w:t>
-      </w:r>
-    </w:p>
-    <w:bookmarkStart w:id="133" w:name="practical-takeaways"/>
-    <w:p>
-      <w:pPr>
-        <w:pStyle w:val="Heading3"/>
-      </w:pPr>
-      <w:r>
-        <w:rPr>
-          <w:rFonts w:ascii="Times New Roman" w:hAnsi="Times New Roman"/>
-        </w:rPr>
-        <w:t xml:space="preserve">Practical Takeaways</w:t>
-      </w:r>
-    </w:p>
-    <w:p>
-      <w:pPr>
-        <w:pStyle w:val="FirstParagraph"/>
-      </w:pPr>
-      <w:r>
-        <w:rPr>
-          <w:bCs/>
-          <w:rFonts w:ascii="Times New Roman" w:hAnsi="Times New Roman"/>
-          <w:b/>
-        </w:rPr>
-        <w:t xml:space="preserve">What the ceiling theorem means.</w:t>
-      </w:r>
-      <w:r>
-        <w:rPr>
-          <w:rFonts w:ascii="Times New Roman" w:hAnsi="Times New Roman"/>
-        </w:rPr>
-        <w:t xml:space="preserve"> </w:t>
-      </w:r>
-      <w:r>
-        <w:rPr>
-          <w:rFonts w:ascii="Times New Roman" w:hAnsi="Times New Roman"/>
-        </w:rPr>
-        <w:t xml:space="preserve">Any C2 beacon that uses monotonically growing intervals — regardless of the specific mathematical family — will score below the RITA alert threshold for n ≥ 3 distinct intervals. This is a structural property of the scoring methodology, not a tuning gap. RITA v5.1.2 scored a 20-connection Fibonacci beacon at 45.9% (Severity: None), consistent with the theoretical ceiling of 52.5%.</w:t>
+          <w:rFonts w:ascii="Times New Roman" w:hAnsi="Times New Roman"/>
+        </w:rPr>
+        <w:t xml:space="preserve">We have presented a structural taxonomy of seven scheduling families organized by growth regime — bounded, logarithmic, polynomial, and exponential — with a closed algebraic enumeration of the binary-coefficient recurrence class up to third order (Fibonacci, Tribonacci, Padovan, Narayana). The three-gap theorem, applied — to our knowledge for the first time — to network security detection, provides a detection signal for bounded non-periodic scheduling that is qualitatively distinct from growth-based detection.</w:t>
       </w:r>
     </w:p>
     <w:p>
@@ -17544,23 +15494,9 @@
       </w:pPr>
       <w:r>
         <w:rPr>
-          <w:bCs/>
-          <w:rFonts w:ascii="Times New Roman" w:hAnsi="Times New Roman"/>
-          <w:b/>
-        </w:rPr>
-        <w:t xml:space="preserve">What detectors work.</w:t>
-      </w:r>
-      <w:r>
-        <w:rPr>
-          <w:rFonts w:ascii="Times New Roman" w:hAnsi="Times New Roman"/>
-        </w:rPr>
-        <w:t xml:space="preserve"> </w:t>
-      </w:r>
-      <w:r>
-        <w:rPr>
-          <w:rFonts w:ascii="Times New Roman" w:hAnsi="Times New Roman"/>
-        </w:rPr>
-        <w:t xml:space="preserve">The four recurrence detectors (Fibonacci, Tribonacci, Padovan, Narayana) and the bounded rotation detector produce 22 structural activations across 145,406 real labeled background flows — fewer than two per dataset. These detectors test structural relationships between consecutive intervals: a signal that benign traffic almost never produces by coincidence.</w:t>
+          <w:rFonts w:ascii="Times New Roman" w:hAnsi="Times New Roman"/>
+        </w:rPr>
+        <w:t xml:space="preserve">Large-scale validation on the CTU-13 and Stratosphere datasets (145,406 labeled background flows, over 742,000 detector evaluations at n ≥ 8) showed that the validated recurrence and bounded detectors produced only 22 structural activations on background traffic — fewer than two per dataset. This low activation rate on a large benign corpus, combined with zero activations on 3,165 labeled botnet flows, demonstrates that recurrence structures are uncommon in real network traffic and that the detectors do not produce spurious matches on conventional C2 timing patterns. Early evaluation of value-based detection paths (prime-adjacency, polynomial curve-fitting) revealed that relational signals — testing structural relationships between consecutive intervals — are fundamentally more discriminative than value-based signals testing properties of individual interval values. This finding led to the exclusion of the logarithmic and polynomial growth regimes from the validated core; detection methods for these regimes remain an open research problem.</w:t>
       </w:r>
     </w:p>
     <w:p>
@@ -17569,23 +15505,9 @@
       </w:pPr>
       <w:r>
         <w:rPr>
-          <w:bCs/>
-          <w:rFonts w:ascii="Times New Roman" w:hAnsi="Times New Roman"/>
-          <w:b/>
-        </w:rPr>
-        <w:t xml:space="preserve">What detectors failed.</w:t>
-      </w:r>
-      <w:r>
-        <w:rPr>
-          <w:rFonts w:ascii="Times New Roman" w:hAnsi="Times New Roman"/>
-        </w:rPr>
-        <w:t xml:space="preserve"> </w:t>
-      </w:r>
-      <w:r>
-        <w:rPr>
-          <w:rFonts w:ascii="Times New Roman" w:hAnsi="Times New Roman"/>
-        </w:rPr>
-        <w:t xml:space="preserve">The prime and polynomial detectors test individual interval values rather than inter-interval relationships. This signal type is insufficiently discriminative: 98% of all structural false positives in CTU-13 validation originated from the prime path. These growth regimes remain part of the taxonomy as open detection problems.</w:t>
+          <w:rFonts w:ascii="Times New Roman" w:hAnsi="Times New Roman"/>
+        </w:rPr>
+        <w:t xml:space="preserve">Systematic backoff stress testing confirmed that the four most common retry patterns (binary, AWS SDK, Kubernetes, TCP retransmission) produce zero false positives across all detectors. The introduction of Gate 2.5 (convergence-based geometric-backoff rejection) reduced total backoff flags from 179 to 46, with the gRPC 1.6× multiplier pattern — mathematically near-identical to the golden ratio — dropping from 128 to 13 flags. Rayleigh periodogram analysis showed family-dependent spectral observability: recurrence families produce significant peaks reflecting non-stationarity rather than behavioral periodicity, while prime, polynomial, and rotation families do not produce significant peaks.</w:t>
       </w:r>
     </w:p>
     <w:p>
@@ -17594,23 +15516,9 @@
       </w:pPr>
       <w:r>
         <w:rPr>
-          <w:bCs/>
-          <w:rFonts w:ascii="Times New Roman" w:hAnsi="Times New Roman"/>
-          <w:b/>
-        </w:rPr>
-        <w:t xml:space="preserve">What defenders should do today.</w:t>
-      </w:r>
-      <w:r>
-        <w:rPr>
-          <w:rFonts w:ascii="Times New Roman" w:hAnsi="Times New Roman"/>
-        </w:rPr>
-        <w:t xml:space="preserve"> </w:t>
-      </w:r>
-      <w:r>
-        <w:rPr>
-          <w:rFonts w:ascii="Times New Roman" w:hAnsi="Times New Roman"/>
-        </w:rPr>
-        <w:t xml:space="preserve">The recurrence and rotation detectors are designed as supplemental signals within existing triage workflows, not as standalone alerting systems. A structural classification identifies timing structure consistent with a mathematical family; contextual triage — destination reputation, protocol, port, host role — determines whether the traffic warrants investigation. The framework extends detection coverage into a region of timing signal space where RITA-style composite scoring is provably unable to alert.</w:t>
+          <w:rFonts w:ascii="Times New Roman" w:hAnsi="Times New Roman"/>
+        </w:rPr>
+        <w:t xml:space="preserve">The validated core of the framework — Beacon Hunter (Fibonacci), Tribonacci Hunter, Padovan Hunter, Narayana Hunter, Bounded Hunter (rotation), and Reverse Scanner v1.2 (four recurrence families, bidirectional) — demonstrates that structural detection of deterministic non-periodic scheduling is feasible for the algebraic recurrence class, with low activation rates on large real-world benign traffic corpora. The logarithmic and polynomial growth regimes remain theoretically valid regions of the taxonomy where reliable detection is an open research problem. Multi-site operational validation and demonstration that recurrence-scheduled beacons evade traditional detection while being recovered by this framework are the most important next steps toward operational deployment.</w:t>
       </w:r>
     </w:p>
     <w:p>
@@ -17623,9 +15531,8 @@
         </w:pict>
       </w:r>
     </w:p>
-    <w:bookmarkEnd w:id="133"/>
-    <w:bookmarkEnd w:id="134"/>
-    <w:bookmarkStart w:id="135" w:name="conclusion"/>
+    <w:bookmarkEnd w:id="128"/>
+    <w:bookmarkStart w:id="129" w:name="references"/>
     <w:p>
       <w:pPr>
         <w:pStyle w:val="Heading2"/>
@@ -17634,7 +15541,7 @@
         <w:rPr>
           <w:rFonts w:ascii="Times New Roman" w:hAnsi="Times New Roman"/>
         </w:rPr>
-        <w:t xml:space="preserve">15. Conclusion</w:t>
+        <w:t xml:space="preserve">References</w:t>
       </w:r>
     </w:p>
     <w:p>
@@ -17645,7 +15552,43 @@
         <w:rPr>
           <w:rFonts w:ascii="Times New Roman" w:hAnsi="Times New Roman"/>
         </w:rPr>
-        <w:t xml:space="preserve">A beacon does not need to be periodic to be structured. We have shown that RITA-style composite regularity scoring has a structural ceiling for monotonically growing schedules: for n ≥ 3 distinct intervals, the maximum composite score is bounded by 0.50 + 0.50/n, strictly below the 0.70 alert threshold. This ceiling is a mathematical property of the scoring methodology, not a tuning deficiency, and it applies to any monotonically growing deterministic schedule regardless of the specific mathematical family.</w:t>
+        <w:t xml:space="preserve">[1] G. Gu, J. Zhang, and W. Lee,</w:t>
+      </w:r>
+      <w:r>
+        <w:rPr>
+          <w:rFonts w:ascii="Times New Roman" w:hAnsi="Times New Roman"/>
+        </w:rPr>
+        <w:t xml:space="preserve"> </w:t>
+      </w:r>
+      <w:r>
+        <w:rPr>
+          <w:rFonts w:ascii="Times New Roman" w:hAnsi="Times New Roman"/>
+        </w:rPr>
+        <w:t xml:space="preserve">“</w:t>
+      </w:r>
+      <w:r>
+        <w:rPr>
+          <w:rFonts w:ascii="Times New Roman" w:hAnsi="Times New Roman"/>
+        </w:rPr>
+        <w:t xml:space="preserve">BotSniffer: Detecting Botnet C&amp;C Channels in Network Traffic,</w:t>
+      </w:r>
+      <w:r>
+        <w:rPr>
+          <w:rFonts w:ascii="Times New Roman" w:hAnsi="Times New Roman"/>
+        </w:rPr>
+        <w:t xml:space="preserve">”</w:t>
+      </w:r>
+      <w:r>
+        <w:rPr>
+          <w:rFonts w:ascii="Times New Roman" w:hAnsi="Times New Roman"/>
+        </w:rPr>
+        <w:t xml:space="preserve"> </w:t>
+      </w:r>
+      <w:r>
+        <w:rPr>
+          <w:rFonts w:ascii="Times New Roman" w:hAnsi="Times New Roman"/>
+        </w:rPr>
+        <w:t xml:space="preserve">Proc. NDSS, 2008.</w:t>
       </w:r>
     </w:p>
     <w:p>
@@ -17656,7 +15599,43 @@
         <w:rPr>
           <w:rFonts w:ascii="Times New Roman" w:hAnsi="Times New Roman"/>
         </w:rPr>
-        <w:t xml:space="preserve">We have presented a structural taxonomy of seven scheduling families organized by growth regime — bounded, logarithmic, polynomial, and exponential — with a closed algebraic enumeration of the binary-coefficient recurrence class up to third order (Fibonacci, Tribonacci, Padovan, Narayana). The three-gap theorem, applied — to our knowledge for the first time — to network security detection, provides a detection signal for bounded non-periodic scheduling that is qualitatively distinct from growth-based detection.</w:t>
+        <w:t xml:space="preserve">[2] G. Gu, R. Perdisci, J. Zhang, and W. Lee,</w:t>
+      </w:r>
+      <w:r>
+        <w:rPr>
+          <w:rFonts w:ascii="Times New Roman" w:hAnsi="Times New Roman"/>
+        </w:rPr>
+        <w:t xml:space="preserve"> </w:t>
+      </w:r>
+      <w:r>
+        <w:rPr>
+          <w:rFonts w:ascii="Times New Roman" w:hAnsi="Times New Roman"/>
+        </w:rPr>
+        <w:t xml:space="preserve">“</w:t>
+      </w:r>
+      <w:r>
+        <w:rPr>
+          <w:rFonts w:ascii="Times New Roman" w:hAnsi="Times New Roman"/>
+        </w:rPr>
+        <w:t xml:space="preserve">BotMiner: Clustering Analysis of Network Traffic for Protocol- and Structure-Independent Botnet Detection,</w:t>
+      </w:r>
+      <w:r>
+        <w:rPr>
+          <w:rFonts w:ascii="Times New Roman" w:hAnsi="Times New Roman"/>
+        </w:rPr>
+        <w:t xml:space="preserve">”</w:t>
+      </w:r>
+      <w:r>
+        <w:rPr>
+          <w:rFonts w:ascii="Times New Roman" w:hAnsi="Times New Roman"/>
+        </w:rPr>
+        <w:t xml:space="preserve"> </w:t>
+      </w:r>
+      <w:r>
+        <w:rPr>
+          <w:rFonts w:ascii="Times New Roman" w:hAnsi="Times New Roman"/>
+        </w:rPr>
+        <w:t xml:space="preserve">Proc. 17th USENIX Security Symposium, pp. 139–154, 2008.</w:t>
       </w:r>
     </w:p>
     <w:p>
@@ -17667,7 +15646,43 @@
         <w:rPr>
           <w:rFonts w:ascii="Times New Roman" w:hAnsi="Times New Roman"/>
         </w:rPr>
-        <w:t xml:space="preserve">Large-scale validation on the CTU-13 and Stratosphere datasets (145,406 labeled background flows, over 742,000 detector evaluations at n ≥ 8) showed that the validated recurrence and bounded detectors produced only 22 structural activations on background traffic — fewer than two per dataset. This low activation rate on a large benign corpus, combined with zero activations on 3,165 labeled botnet flows, demonstrates that recurrence structures are uncommon in real network traffic and that the detectors do not produce spurious matches on conventional C2 timing patterns. Early evaluation of value-based detection paths (prime-adjacency, polynomial curve-fitting) revealed that relational signals — testing structural relationships between consecutive intervals — are fundamentally more discriminative than value-based signals testing properties of individual interval values. This finding led to the exclusion of the logarithmic and polynomial growth regimes from the validated core; detection methods for these regimes remain an open research problem.</w:t>
+        <w:t xml:space="preserve">[3] G. Gu, P. Porras, V. Yegneswaran, M. Fong, and W. Lee,</w:t>
+      </w:r>
+      <w:r>
+        <w:rPr>
+          <w:rFonts w:ascii="Times New Roman" w:hAnsi="Times New Roman"/>
+        </w:rPr>
+        <w:t xml:space="preserve"> </w:t>
+      </w:r>
+      <w:r>
+        <w:rPr>
+          <w:rFonts w:ascii="Times New Roman" w:hAnsi="Times New Roman"/>
+        </w:rPr>
+        <w:t xml:space="preserve">“</w:t>
+      </w:r>
+      <w:r>
+        <w:rPr>
+          <w:rFonts w:ascii="Times New Roman" w:hAnsi="Times New Roman"/>
+        </w:rPr>
+        <w:t xml:space="preserve">BotHunter: Detecting Malware Infection Through IDS-Driven Dialog Correlation,</w:t>
+      </w:r>
+      <w:r>
+        <w:rPr>
+          <w:rFonts w:ascii="Times New Roman" w:hAnsi="Times New Roman"/>
+        </w:rPr>
+        <w:t xml:space="preserve">”</w:t>
+      </w:r>
+      <w:r>
+        <w:rPr>
+          <w:rFonts w:ascii="Times New Roman" w:hAnsi="Times New Roman"/>
+        </w:rPr>
+        <w:t xml:space="preserve"> </w:t>
+      </w:r>
+      <w:r>
+        <w:rPr>
+          <w:rFonts w:ascii="Times New Roman" w:hAnsi="Times New Roman"/>
+        </w:rPr>
+        <w:t xml:space="preserve">Proc. 16th USENIX Security Symposium, pp. 167–182, 2007.</w:t>
       </w:r>
     </w:p>
     <w:p>
@@ -17678,7 +15693,43 @@
         <w:rPr>
           <w:rFonts w:ascii="Times New Roman" w:hAnsi="Times New Roman"/>
         </w:rPr>
-        <w:t xml:space="preserve">Systematic backoff stress testing confirmed that the four most common retry patterns (binary, AWS SDK, Kubernetes, TCP retransmission) produce zero false positives across all detectors. The introduction of Gate 2.5 (convergence-based geometric-backoff rejection) reduced total backoff flags from 179 to 46, with the gRPC 1.6× multiplier pattern — mathematically near-identical to the golden ratio — dropping from 128 to 13 flags. Rayleigh periodogram analysis showed family-dependent spectral observability: recurrence families produce significant peaks reflecting non-stationarity rather than behavioral periodicity, while prime, polynomial, and rotation families do not produce significant peaks.</w:t>
+        <w:t xml:space="preserve">[4] B. AsSadhan and J. M. F. Moura,</w:t>
+      </w:r>
+      <w:r>
+        <w:rPr>
+          <w:rFonts w:ascii="Times New Roman" w:hAnsi="Times New Roman"/>
+        </w:rPr>
+        <w:t xml:space="preserve"> </w:t>
+      </w:r>
+      <w:r>
+        <w:rPr>
+          <w:rFonts w:ascii="Times New Roman" w:hAnsi="Times New Roman"/>
+        </w:rPr>
+        <w:t xml:space="preserve">“</w:t>
+      </w:r>
+      <w:r>
+        <w:rPr>
+          <w:rFonts w:ascii="Times New Roman" w:hAnsi="Times New Roman"/>
+        </w:rPr>
+        <w:t xml:space="preserve">An Efficient Method to Detect Periodic Behavior in Botnet Traffic by Analyzing Control Plane Traffic,</w:t>
+      </w:r>
+      <w:r>
+        <w:rPr>
+          <w:rFonts w:ascii="Times New Roman" w:hAnsi="Times New Roman"/>
+        </w:rPr>
+        <w:t xml:space="preserve">”</w:t>
+      </w:r>
+      <w:r>
+        <w:rPr>
+          <w:rFonts w:ascii="Times New Roman" w:hAnsi="Times New Roman"/>
+        </w:rPr>
+        <w:t xml:space="preserve"> </w:t>
+      </w:r>
+      <w:r>
+        <w:rPr>
+          <w:rFonts w:ascii="Times New Roman" w:hAnsi="Times New Roman"/>
+        </w:rPr>
+        <w:t xml:space="preserve">Journal of Advanced Research, vol. 5, no. 4, pp. 435–448, 2014.</w:t>
       </w:r>
     </w:p>
     <w:p>
@@ -17689,7 +15740,1262 @@
         <w:rPr>
           <w:rFonts w:ascii="Times New Roman" w:hAnsi="Times New Roman"/>
         </w:rPr>
-        <w:t xml:space="preserve">The validated core of the framework — Beacon Hunter (Fibonacci), Tribonacci Hunter, Padovan Hunter, Narayana Hunter, Bounded Hunter (rotation), and Reverse Scanner v1.2 (four recurrence families, bidirectional) — demonstrates that structural detection of deterministic non-periodic scheduling is feasible for the algebraic recurrence class, with low activation rates on large real-world benign traffic corpora. The logarithmic and polynomial growth regimes remain theoretically valid regions of the taxonomy where reliable detection is an open research problem. Multi-site operational validation and demonstration that recurrence-scheduled beacons evade traditional detection while being recovered by this framework are the most important next steps toward operational deployment.</w:t>
+        <w:t xml:space="preserve">[5] J. D. Scargle,</w:t>
+      </w:r>
+      <w:r>
+        <w:rPr>
+          <w:rFonts w:ascii="Times New Roman" w:hAnsi="Times New Roman"/>
+        </w:rPr>
+        <w:t xml:space="preserve"> </w:t>
+      </w:r>
+      <w:r>
+        <w:rPr>
+          <w:rFonts w:ascii="Times New Roman" w:hAnsi="Times New Roman"/>
+        </w:rPr>
+        <w:t xml:space="preserve">“</w:t>
+      </w:r>
+      <w:r>
+        <w:rPr>
+          <w:rFonts w:ascii="Times New Roman" w:hAnsi="Times New Roman"/>
+        </w:rPr>
+        <w:t xml:space="preserve">Studies in Astronomical Time Series Analysis. II. Statistical Aspects of Spectral Analysis of Unevenly Spaced Data,</w:t>
+      </w:r>
+      <w:r>
+        <w:rPr>
+          <w:rFonts w:ascii="Times New Roman" w:hAnsi="Times New Roman"/>
+        </w:rPr>
+        <w:t xml:space="preserve">”</w:t>
+      </w:r>
+      <w:r>
+        <w:rPr>
+          <w:rFonts w:ascii="Times New Roman" w:hAnsi="Times New Roman"/>
+        </w:rPr>
+        <w:t xml:space="preserve"> </w:t>
+      </w:r>
+      <w:r>
+        <w:rPr>
+          <w:rFonts w:ascii="Times New Roman" w:hAnsi="Times New Roman"/>
+        </w:rPr>
+        <w:t xml:space="preserve">The Astrophysical Journal, vol. 263, pp. 835–853, 1982.</w:t>
+      </w:r>
+    </w:p>
+    <w:p>
+      <w:pPr>
+        <w:pStyle w:val="BodyText"/>
+      </w:pPr>
+      <w:r>
+        <w:rPr>
+          <w:rFonts w:ascii="Times New Roman" w:hAnsi="Times New Roman"/>
+        </w:rPr>
+        <w:t xml:space="preserve">[6] Active Countermeasures,</w:t>
+      </w:r>
+      <w:r>
+        <w:rPr>
+          <w:rFonts w:ascii="Times New Roman" w:hAnsi="Times New Roman"/>
+        </w:rPr>
+        <w:t xml:space="preserve"> </w:t>
+      </w:r>
+      <w:r>
+        <w:rPr>
+          <w:rFonts w:ascii="Times New Roman" w:hAnsi="Times New Roman"/>
+        </w:rPr>
+        <w:t xml:space="preserve">“</w:t>
+      </w:r>
+      <w:r>
+        <w:rPr>
+          <w:rFonts w:ascii="Times New Roman" w:hAnsi="Times New Roman"/>
+        </w:rPr>
+        <w:t xml:space="preserve">RITA: Real Intelligence Threat Analytics,</w:t>
+      </w:r>
+      <w:r>
+        <w:rPr>
+          <w:rFonts w:ascii="Times New Roman" w:hAnsi="Times New Roman"/>
+        </w:rPr>
+        <w:t xml:space="preserve">”</w:t>
+      </w:r>
+      <w:r>
+        <w:rPr>
+          <w:rFonts w:ascii="Times New Roman" w:hAnsi="Times New Roman"/>
+        </w:rPr>
+        <w:t xml:space="preserve"> </w:t>
+      </w:r>
+      <w:r>
+        <w:rPr>
+          <w:rFonts w:ascii="Times New Roman" w:hAnsi="Times New Roman"/>
+        </w:rPr>
+        <w:t xml:space="preserve">github.com/activecm/rita (accessed May 2026).</w:t>
+      </w:r>
+    </w:p>
+    <w:p>
+      <w:pPr>
+        <w:pStyle w:val="BodyText"/>
+      </w:pPr>
+      <w:r>
+        <w:rPr>
+          <w:rFonts w:ascii="Times New Roman" w:hAnsi="Times New Roman"/>
+        </w:rPr>
+        <w:t xml:space="preserve">[7] Active Countermeasures,</w:t>
+      </w:r>
+      <w:r>
+        <w:rPr>
+          <w:rFonts w:ascii="Times New Roman" w:hAnsi="Times New Roman"/>
+        </w:rPr>
+        <w:t xml:space="preserve"> </w:t>
+      </w:r>
+      <w:r>
+        <w:rPr>
+          <w:rFonts w:ascii="Times New Roman" w:hAnsi="Times New Roman"/>
+        </w:rPr>
+        <w:t xml:space="preserve">“</w:t>
+      </w:r>
+      <w:r>
+        <w:rPr>
+          <w:rFonts w:ascii="Times New Roman" w:hAnsi="Times New Roman"/>
+        </w:rPr>
+        <w:t xml:space="preserve">RITA documentation and beacon scoring methodology,</w:t>
+      </w:r>
+      <w:r>
+        <w:rPr>
+          <w:rFonts w:ascii="Times New Roman" w:hAnsi="Times New Roman"/>
+        </w:rPr>
+        <w:t xml:space="preserve">”</w:t>
+      </w:r>
+      <w:r>
+        <w:rPr>
+          <w:rFonts w:ascii="Times New Roman" w:hAnsi="Times New Roman"/>
+        </w:rPr>
+        <w:t xml:space="preserve"> </w:t>
+      </w:r>
+      <w:r>
+        <w:rPr>
+          <w:rFonts w:ascii="Times New Roman" w:hAnsi="Times New Roman"/>
+        </w:rPr>
+        <w:t xml:space="preserve">activecountermeasures.com/free-tools/rita/ (accessed May 2026).</w:t>
+      </w:r>
+    </w:p>
+    <w:p>
+      <w:pPr>
+        <w:pStyle w:val="BodyText"/>
+      </w:pPr>
+      <w:r>
+        <w:rPr>
+          <w:rFonts w:ascii="Times New Roman" w:hAnsi="Times New Roman"/>
+        </w:rPr>
+        <w:t xml:space="preserve">[8] Active Countermeasures,</w:t>
+      </w:r>
+      <w:r>
+        <w:rPr>
+          <w:rFonts w:ascii="Times New Roman" w:hAnsi="Times New Roman"/>
+        </w:rPr>
+        <w:t xml:space="preserve"> </w:t>
+      </w:r>
+      <w:r>
+        <w:rPr>
+          <w:rFonts w:ascii="Times New Roman" w:hAnsi="Times New Roman"/>
+        </w:rPr>
+        <w:t xml:space="preserve">“</w:t>
+      </w:r>
+      <w:r>
+        <w:rPr>
+          <w:rFonts w:ascii="Times New Roman" w:hAnsi="Times New Roman"/>
+        </w:rPr>
+        <w:t xml:space="preserve">AC-Hunter Beacons,</w:t>
+      </w:r>
+      <w:r>
+        <w:rPr>
+          <w:rFonts w:ascii="Times New Roman" w:hAnsi="Times New Roman"/>
+        </w:rPr>
+        <w:t xml:space="preserve">”</w:t>
+      </w:r>
+      <w:r>
+        <w:rPr>
+          <w:rFonts w:ascii="Times New Roman" w:hAnsi="Times New Roman"/>
+        </w:rPr>
+        <w:t xml:space="preserve"> </w:t>
+      </w:r>
+      <w:r>
+        <w:rPr>
+          <w:rFonts w:ascii="Times New Roman" w:hAnsi="Times New Roman"/>
+        </w:rPr>
+        <w:t xml:space="preserve">activecountermeasures.com/ac-hunter-features/beacons/ (accessed May 2026).</w:t>
+      </w:r>
+    </w:p>
+    <w:p>
+      <w:pPr>
+        <w:pStyle w:val="BodyText"/>
+      </w:pPr>
+      <w:r>
+        <w:rPr>
+          <w:rFonts w:ascii="Times New Roman" w:hAnsi="Times New Roman"/>
+        </w:rPr>
+        <w:t xml:space="preserve">[9] Fortra,</w:t>
+      </w:r>
+      <w:r>
+        <w:rPr>
+          <w:rFonts w:ascii="Times New Roman" w:hAnsi="Times New Roman"/>
+        </w:rPr>
+        <w:t xml:space="preserve"> </w:t>
+      </w:r>
+      <w:r>
+        <w:rPr>
+          <w:rFonts w:ascii="Times New Roman" w:hAnsi="Times New Roman"/>
+        </w:rPr>
+        <w:t xml:space="preserve">“</w:t>
+      </w:r>
+      <w:r>
+        <w:rPr>
+          <w:rFonts w:ascii="Times New Roman" w:hAnsi="Times New Roman"/>
+        </w:rPr>
+        <w:t xml:space="preserve">Cobalt Strike Malleable C2 Profiles,</w:t>
+      </w:r>
+      <w:r>
+        <w:rPr>
+          <w:rFonts w:ascii="Times New Roman" w:hAnsi="Times New Roman"/>
+        </w:rPr>
+        <w:t xml:space="preserve">”</w:t>
+      </w:r>
+      <w:r>
+        <w:rPr>
+          <w:rFonts w:ascii="Times New Roman" w:hAnsi="Times New Roman"/>
+        </w:rPr>
+        <w:t xml:space="preserve"> </w:t>
+      </w:r>
+      <w:r>
+        <w:rPr>
+          <w:rFonts w:ascii="Times New Roman" w:hAnsi="Times New Roman"/>
+        </w:rPr>
+        <w:t xml:space="preserve">official documentation (accessed May 2026).</w:t>
+      </w:r>
+    </w:p>
+    <w:p>
+      <w:pPr>
+        <w:pStyle w:val="BodyText"/>
+      </w:pPr>
+      <w:r>
+        <w:rPr>
+          <w:rFonts w:ascii="Times New Roman" w:hAnsi="Times New Roman"/>
+        </w:rPr>
+        <w:t xml:space="preserve">[10] Unit 42,</w:t>
+      </w:r>
+      <w:r>
+        <w:rPr>
+          <w:rFonts w:ascii="Times New Roman" w:hAnsi="Times New Roman"/>
+        </w:rPr>
+        <w:t xml:space="preserve"> </w:t>
+      </w:r>
+      <w:r>
+        <w:rPr>
+          <w:rFonts w:ascii="Times New Roman" w:hAnsi="Times New Roman"/>
+        </w:rPr>
+        <w:t xml:space="preserve">“</w:t>
+      </w:r>
+      <w:r>
+        <w:rPr>
+          <w:rFonts w:ascii="Times New Roman" w:hAnsi="Times New Roman"/>
+        </w:rPr>
+        <w:t xml:space="preserve">Detecting Popular Cobalt Strike Malleable C2 Profile Techniques,</w:t>
+      </w:r>
+      <w:r>
+        <w:rPr>
+          <w:rFonts w:ascii="Times New Roman" w:hAnsi="Times New Roman"/>
+        </w:rPr>
+        <w:t xml:space="preserve">”</w:t>
+      </w:r>
+      <w:r>
+        <w:rPr>
+          <w:rFonts w:ascii="Times New Roman" w:hAnsi="Times New Roman"/>
+        </w:rPr>
+        <w:t xml:space="preserve"> </w:t>
+      </w:r>
+      <w:r>
+        <w:rPr>
+          <w:rFonts w:ascii="Times New Roman" w:hAnsi="Times New Roman"/>
+        </w:rPr>
+        <w:t xml:space="preserve">Palo Alto Networks, June 2024.</w:t>
+      </w:r>
+    </w:p>
+    <w:p>
+      <w:pPr>
+        <w:pStyle w:val="BodyText"/>
+      </w:pPr>
+      <w:r>
+        <w:rPr>
+          <w:rFonts w:ascii="Times New Roman" w:hAnsi="Times New Roman"/>
+        </w:rPr>
+        <w:t xml:space="preserve">[11] DeepTempo,</w:t>
+      </w:r>
+      <w:r>
+        <w:rPr>
+          <w:rFonts w:ascii="Times New Roman" w:hAnsi="Times New Roman"/>
+        </w:rPr>
+        <w:t xml:space="preserve"> </w:t>
+      </w:r>
+      <w:r>
+        <w:rPr>
+          <w:rFonts w:ascii="Times New Roman" w:hAnsi="Times New Roman"/>
+        </w:rPr>
+        <w:t xml:space="preserve">“</w:t>
+      </w:r>
+      <w:r>
+        <w:rPr>
+          <w:rFonts w:ascii="Times New Roman" w:hAnsi="Times New Roman"/>
+        </w:rPr>
+        <w:t xml:space="preserve">Evading rule-based detection — Part 1: C2 beaconing,</w:t>
+      </w:r>
+      <w:r>
+        <w:rPr>
+          <w:rFonts w:ascii="Times New Roman" w:hAnsi="Times New Roman"/>
+        </w:rPr>
+        <w:t xml:space="preserve">”</w:t>
+      </w:r>
+      <w:r>
+        <w:rPr>
+          <w:rFonts w:ascii="Times New Roman" w:hAnsi="Times New Roman"/>
+        </w:rPr>
+        <w:t xml:space="preserve"> </w:t>
+      </w:r>
+      <w:r>
+        <w:rPr>
+          <w:rFonts w:ascii="Times New Roman" w:hAnsi="Times New Roman"/>
+        </w:rPr>
+        <w:t xml:space="preserve">deeptempo.ai, February 2026.</w:t>
+      </w:r>
+    </w:p>
+    <w:p>
+      <w:pPr>
+        <w:pStyle w:val="BodyText"/>
+      </w:pPr>
+      <w:r>
+        <w:rPr>
+          <w:rFonts w:ascii="Times New Roman" w:hAnsi="Times New Roman"/>
+        </w:rPr>
+        <w:t xml:space="preserve">[12] Elastic Security Labs,</w:t>
+      </w:r>
+      <w:r>
+        <w:rPr>
+          <w:rFonts w:ascii="Times New Roman" w:hAnsi="Times New Roman"/>
+        </w:rPr>
+        <w:t xml:space="preserve"> </w:t>
+      </w:r>
+      <w:r>
+        <w:rPr>
+          <w:rFonts w:ascii="Times New Roman" w:hAnsi="Times New Roman"/>
+        </w:rPr>
+        <w:t xml:space="preserve">“</w:t>
+      </w:r>
+      <w:r>
+        <w:rPr>
+          <w:rFonts w:ascii="Times New Roman" w:hAnsi="Times New Roman"/>
+        </w:rPr>
+        <w:t xml:space="preserve">Identifying beaconing malware using Elastic,</w:t>
+      </w:r>
+      <w:r>
+        <w:rPr>
+          <w:rFonts w:ascii="Times New Roman" w:hAnsi="Times New Roman"/>
+        </w:rPr>
+        <w:t xml:space="preserve">”</w:t>
+      </w:r>
+      <w:r>
+        <w:rPr>
+          <w:rFonts w:ascii="Times New Roman" w:hAnsi="Times New Roman"/>
+        </w:rPr>
+        <w:t xml:space="preserve"> </w:t>
+      </w:r>
+      <w:r>
+        <w:rPr>
+          <w:rFonts w:ascii="Times New Roman" w:hAnsi="Times New Roman"/>
+        </w:rPr>
+        <w:t xml:space="preserve">elastic.co/security-labs, March 2023.</w:t>
+      </w:r>
+    </w:p>
+    <w:p>
+      <w:pPr>
+        <w:pStyle w:val="BodyText"/>
+      </w:pPr>
+      <w:r>
+        <w:rPr>
+          <w:rFonts w:ascii="Times New Roman" w:hAnsi="Times New Roman"/>
+        </w:rPr>
+        <w:t xml:space="preserve">[13] Y. Zhang, H. Dong, A. Nottingham, M. Buchanan, D. E. Brown, and Y. Sun,</w:t>
+      </w:r>
+      <w:r>
+        <w:rPr>
+          <w:rFonts w:ascii="Times New Roman" w:hAnsi="Times New Roman"/>
+        </w:rPr>
+        <w:t xml:space="preserve"> </w:t>
+      </w:r>
+      <w:r>
+        <w:rPr>
+          <w:rFonts w:ascii="Times New Roman" w:hAnsi="Times New Roman"/>
+        </w:rPr>
+        <w:t xml:space="preserve">“</w:t>
+      </w:r>
+      <w:r>
+        <w:rPr>
+          <w:rFonts w:ascii="Times New Roman" w:hAnsi="Times New Roman"/>
+        </w:rPr>
+        <w:t xml:space="preserve">Global analysis with aggregation-based beaconing detection across large campus networks,</w:t>
+      </w:r>
+      <w:r>
+        <w:rPr>
+          <w:rFonts w:ascii="Times New Roman" w:hAnsi="Times New Roman"/>
+        </w:rPr>
+        <w:t xml:space="preserve">”</w:t>
+      </w:r>
+      <w:r>
+        <w:rPr>
+          <w:rFonts w:ascii="Times New Roman" w:hAnsi="Times New Roman"/>
+        </w:rPr>
+        <w:t xml:space="preserve"> </w:t>
+      </w:r>
+      <w:r>
+        <w:rPr>
+          <w:rFonts w:ascii="Times New Roman" w:hAnsi="Times New Roman"/>
+        </w:rPr>
+        <w:t xml:space="preserve">Proc. 39th Annual Computer Security Applications Conference (ACSAC), 2023.</w:t>
+      </w:r>
+    </w:p>
+    <w:p>
+      <w:pPr>
+        <w:pStyle w:val="BodyText"/>
+      </w:pPr>
+      <w:r>
+        <w:rPr>
+          <w:rFonts w:ascii="Times New Roman" w:hAnsi="Times New Roman"/>
+        </w:rPr>
+        <w:t xml:space="preserve">[14]</w:t>
+      </w:r>
+      <w:r>
+        <w:rPr>
+          <w:rFonts w:ascii="Times New Roman" w:hAnsi="Times New Roman"/>
+        </w:rPr>
+        <w:t xml:space="preserve"> </w:t>
+      </w:r>
+      <w:r>
+        <w:rPr>
+          <w:rFonts w:ascii="Times New Roman" w:hAnsi="Times New Roman"/>
+        </w:rPr>
+        <w:t xml:space="preserve">“</w:t>
+      </w:r>
+      <w:r>
+        <w:rPr>
+          <w:rFonts w:ascii="Times New Roman" w:hAnsi="Times New Roman"/>
+        </w:rPr>
+        <w:t xml:space="preserve">Lurking in the shadows: Unsupervised decoding of beaconing communication for enhanced cyber threat hunting,</w:t>
+      </w:r>
+      <w:r>
+        <w:rPr>
+          <w:rFonts w:ascii="Times New Roman" w:hAnsi="Times New Roman"/>
+        </w:rPr>
+        <w:t xml:space="preserve">”</w:t>
+      </w:r>
+      <w:r>
+        <w:rPr>
+          <w:rFonts w:ascii="Times New Roman" w:hAnsi="Times New Roman"/>
+        </w:rPr>
+        <w:t xml:space="preserve"> </w:t>
+      </w:r>
+      <w:r>
+        <w:rPr>
+          <w:rFonts w:ascii="Times New Roman" w:hAnsi="Times New Roman"/>
+        </w:rPr>
+        <w:t xml:space="preserve">Journal of Network and Computer Applications, February 2025. doi:10.1016/j.jnca.2025.100244.</w:t>
+      </w:r>
+    </w:p>
+    <w:p>
+      <w:pPr>
+        <w:pStyle w:val="BodyText"/>
+      </w:pPr>
+      <w:r>
+        <w:rPr>
+          <w:rFonts w:ascii="Times New Roman" w:hAnsi="Times New Roman"/>
+        </w:rPr>
+        <w:t xml:space="preserve">[15] J. Velasco-Mata, V. González-Castro, E. Fidalgo, and E. Alegre,</w:t>
+      </w:r>
+      <w:r>
+        <w:rPr>
+          <w:rFonts w:ascii="Times New Roman" w:hAnsi="Times New Roman"/>
+        </w:rPr>
+        <w:t xml:space="preserve"> </w:t>
+      </w:r>
+      <w:r>
+        <w:rPr>
+          <w:rFonts w:ascii="Times New Roman" w:hAnsi="Times New Roman"/>
+        </w:rPr>
+        <w:t xml:space="preserve">“</w:t>
+      </w:r>
+      <w:r>
+        <w:rPr>
+          <w:rFonts w:ascii="Times New Roman" w:hAnsi="Times New Roman"/>
+        </w:rPr>
+        <w:t xml:space="preserve">Real-time botnet detection on large network bandwidths using machine learning,</w:t>
+      </w:r>
+      <w:r>
+        <w:rPr>
+          <w:rFonts w:ascii="Times New Roman" w:hAnsi="Times New Roman"/>
+        </w:rPr>
+        <w:t xml:space="preserve">”</w:t>
+      </w:r>
+      <w:r>
+        <w:rPr>
+          <w:rFonts w:ascii="Times New Roman" w:hAnsi="Times New Roman"/>
+        </w:rPr>
+        <w:t xml:space="preserve"> </w:t>
+      </w:r>
+      <w:r>
+        <w:rPr>
+          <w:rFonts w:ascii="Times New Roman" w:hAnsi="Times New Roman"/>
+        </w:rPr>
+        <w:t xml:space="preserve">Scientific Reports 13, 2023. doi:10.1038/s41598-023-31260-0.</w:t>
+      </w:r>
+    </w:p>
+    <w:p>
+      <w:pPr>
+        <w:pStyle w:val="BodyText"/>
+      </w:pPr>
+      <w:r>
+        <w:rPr>
+          <w:rFonts w:ascii="Times New Roman" w:hAnsi="Times New Roman"/>
+        </w:rPr>
+        <w:t xml:space="preserve">[16]</w:t>
+      </w:r>
+      <w:r>
+        <w:rPr>
+          <w:rFonts w:ascii="Times New Roman" w:hAnsi="Times New Roman"/>
+        </w:rPr>
+        <w:t xml:space="preserve"> </w:t>
+      </w:r>
+      <w:r>
+        <w:rPr>
+          <w:rFonts w:ascii="Times New Roman" w:hAnsi="Times New Roman"/>
+        </w:rPr>
+        <w:t xml:space="preserve">“</w:t>
+      </w:r>
+      <w:r>
+        <w:rPr>
+          <w:rFonts w:ascii="Times New Roman" w:hAnsi="Times New Roman"/>
+        </w:rPr>
+        <w:t xml:space="preserve">AI-Driven Fast and Early Detection of IoT Botnet Threats: A Comprehensive Network Traffic Analysis Approach,</w:t>
+      </w:r>
+      <w:r>
+        <w:rPr>
+          <w:rFonts w:ascii="Times New Roman" w:hAnsi="Times New Roman"/>
+        </w:rPr>
+        <w:t xml:space="preserve">”</w:t>
+      </w:r>
+      <w:r>
+        <w:rPr>
+          <w:rFonts w:ascii="Times New Roman" w:hAnsi="Times New Roman"/>
+        </w:rPr>
+        <w:t xml:space="preserve"> </w:t>
+      </w:r>
+      <w:r>
+        <w:rPr>
+          <w:rFonts w:ascii="Times New Roman" w:hAnsi="Times New Roman"/>
+        </w:rPr>
+        <w:t xml:space="preserve">arXiv:2407.15688, 2024.</w:t>
+      </w:r>
+    </w:p>
+    <w:p>
+      <w:pPr>
+        <w:pStyle w:val="BodyText"/>
+      </w:pPr>
+      <w:r>
+        <w:rPr>
+          <w:rFonts w:ascii="Times New Roman" w:hAnsi="Times New Roman"/>
+        </w:rPr>
+        <w:t xml:space="preserve">[17]</w:t>
+      </w:r>
+      <w:r>
+        <w:rPr>
+          <w:rFonts w:ascii="Times New Roman" w:hAnsi="Times New Roman"/>
+        </w:rPr>
+        <w:t xml:space="preserve"> </w:t>
+      </w:r>
+      <w:r>
+        <w:rPr>
+          <w:rFonts w:ascii="Times New Roman" w:hAnsi="Times New Roman"/>
+        </w:rPr>
+        <w:t xml:space="preserve">“</w:t>
+      </w:r>
+      <w:r>
+        <w:rPr>
+          <w:rFonts w:ascii="Times New Roman" w:hAnsi="Times New Roman"/>
+        </w:rPr>
+        <w:t xml:space="preserve">C2 Beaconing Detection via AI-Based Time-Series Analysis,</w:t>
+      </w:r>
+      <w:r>
+        <w:rPr>
+          <w:rFonts w:ascii="Times New Roman" w:hAnsi="Times New Roman"/>
+        </w:rPr>
+        <w:t xml:space="preserve">”</w:t>
+      </w:r>
+      <w:r>
+        <w:rPr>
+          <w:rFonts w:ascii="Times New Roman" w:hAnsi="Times New Roman"/>
+        </w:rPr>
+        <w:t xml:space="preserve"> </w:t>
+      </w:r>
+      <w:r>
+        <w:rPr>
+          <w:rFonts w:ascii="Times New Roman" w:hAnsi="Times New Roman"/>
+        </w:rPr>
+        <w:t xml:space="preserve">Springer LNCS, 2025. doi:10.1007/978-3-032-00627-1_20.</w:t>
+      </w:r>
+    </w:p>
+    <w:p>
+      <w:pPr>
+        <w:pStyle w:val="BodyText"/>
+      </w:pPr>
+      <w:r>
+        <w:rPr>
+          <w:rFonts w:ascii="Times New Roman" w:hAnsi="Times New Roman"/>
+        </w:rPr>
+        <w:t xml:space="preserve">[18] Zeek Network Security Monitor, zeek.org (accessed May 2026).</w:t>
+      </w:r>
+    </w:p>
+    <w:p>
+      <w:pPr>
+        <w:pStyle w:val="BodyText"/>
+      </w:pPr>
+      <w:r>
+        <w:rPr>
+          <w:rFonts w:ascii="Times New Roman" w:hAnsi="Times New Roman"/>
+        </w:rPr>
+        <w:t xml:space="preserve">[19] B. Efron and R. J. Tibshirani, An Introduction to the Bootstrap. Chapman and Hall, 1993.</w:t>
+      </w:r>
+    </w:p>
+    <w:p>
+      <w:pPr>
+        <w:pStyle w:val="BodyText"/>
+      </w:pPr>
+      <w:r>
+        <w:rPr>
+          <w:rFonts w:ascii="Times New Roman" w:hAnsi="Times New Roman"/>
+        </w:rPr>
+        <w:t xml:space="preserve">[20] T. C. Hesterberg,</w:t>
+      </w:r>
+      <w:r>
+        <w:rPr>
+          <w:rFonts w:ascii="Times New Roman" w:hAnsi="Times New Roman"/>
+        </w:rPr>
+        <w:t xml:space="preserve"> </w:t>
+      </w:r>
+      <w:r>
+        <w:rPr>
+          <w:rFonts w:ascii="Times New Roman" w:hAnsi="Times New Roman"/>
+        </w:rPr>
+        <w:t xml:space="preserve">“</w:t>
+      </w:r>
+      <w:r>
+        <w:rPr>
+          <w:rFonts w:ascii="Times New Roman" w:hAnsi="Times New Roman"/>
+        </w:rPr>
+        <w:t xml:space="preserve">What Teachers Should Know About the Bootstrap,</w:t>
+      </w:r>
+      <w:r>
+        <w:rPr>
+          <w:rFonts w:ascii="Times New Roman" w:hAnsi="Times New Roman"/>
+        </w:rPr>
+        <w:t xml:space="preserve">”</w:t>
+      </w:r>
+      <w:r>
+        <w:rPr>
+          <w:rFonts w:ascii="Times New Roman" w:hAnsi="Times New Roman"/>
+        </w:rPr>
+        <w:t xml:space="preserve"> </w:t>
+      </w:r>
+      <w:r>
+        <w:rPr>
+          <w:rFonts w:ascii="Times New Roman" w:hAnsi="Times New Roman"/>
+        </w:rPr>
+        <w:t xml:space="preserve">The American Statistician, vol. 69, no. 4, pp. 371–386, 2015.</w:t>
+      </w:r>
+    </w:p>
+    <w:p>
+      <w:pPr>
+        <w:pStyle w:val="BodyText"/>
+      </w:pPr>
+      <w:r>
+        <w:rPr>
+          <w:rFonts w:ascii="Times New Roman" w:hAnsi="Times New Roman"/>
+        </w:rPr>
+        <w:t xml:space="preserve">[21] V. T. Sós,</w:t>
+      </w:r>
+      <w:r>
+        <w:rPr>
+          <w:rFonts w:ascii="Times New Roman" w:hAnsi="Times New Roman"/>
+        </w:rPr>
+        <w:t xml:space="preserve"> </w:t>
+      </w:r>
+      <w:r>
+        <w:rPr>
+          <w:rFonts w:ascii="Times New Roman" w:hAnsi="Times New Roman"/>
+        </w:rPr>
+        <w:t xml:space="preserve">“</w:t>
+      </w:r>
+      <w:r>
+        <w:rPr>
+          <w:rFonts w:ascii="Times New Roman" w:hAnsi="Times New Roman"/>
+        </w:rPr>
+        <w:t xml:space="preserve">On the theory of diophantine approximations, I,</w:t>
+      </w:r>
+      <w:r>
+        <w:rPr>
+          <w:rFonts w:ascii="Times New Roman" w:hAnsi="Times New Roman"/>
+        </w:rPr>
+        <w:t xml:space="preserve">”</w:t>
+      </w:r>
+      <w:r>
+        <w:rPr>
+          <w:rFonts w:ascii="Times New Roman" w:hAnsi="Times New Roman"/>
+        </w:rPr>
+        <w:t xml:space="preserve"> </w:t>
+      </w:r>
+      <w:r>
+        <w:rPr>
+          <w:rFonts w:ascii="Times New Roman" w:hAnsi="Times New Roman"/>
+        </w:rPr>
+        <w:t xml:space="preserve">Acta Mathematica Hungarica, vol. 8, pp. 461–472, 1957.</w:t>
+      </w:r>
+    </w:p>
+    <w:p>
+      <w:pPr>
+        <w:pStyle w:val="BodyText"/>
+      </w:pPr>
+      <w:r>
+        <w:rPr>
+          <w:rFonts w:ascii="Times New Roman" w:hAnsi="Times New Roman"/>
+        </w:rPr>
+        <w:t xml:space="preserve">[22] T. van Ravenstein,</w:t>
+      </w:r>
+      <w:r>
+        <w:rPr>
+          <w:rFonts w:ascii="Times New Roman" w:hAnsi="Times New Roman"/>
+        </w:rPr>
+        <w:t xml:space="preserve"> </w:t>
+      </w:r>
+      <w:r>
+        <w:rPr>
+          <w:rFonts w:ascii="Times New Roman" w:hAnsi="Times New Roman"/>
+        </w:rPr>
+        <w:t xml:space="preserve">“</w:t>
+      </w:r>
+      <w:r>
+        <w:rPr>
+          <w:rFonts w:ascii="Times New Roman" w:hAnsi="Times New Roman"/>
+        </w:rPr>
+        <w:t xml:space="preserve">The Three Gap Theorem (Steinhaus Conjecture),</w:t>
+      </w:r>
+      <w:r>
+        <w:rPr>
+          <w:rFonts w:ascii="Times New Roman" w:hAnsi="Times New Roman"/>
+        </w:rPr>
+        <w:t xml:space="preserve">”</w:t>
+      </w:r>
+      <w:r>
+        <w:rPr>
+          <w:rFonts w:ascii="Times New Roman" w:hAnsi="Times New Roman"/>
+        </w:rPr>
+        <w:t xml:space="preserve"> </w:t>
+      </w:r>
+      <w:r>
+        <w:rPr>
+          <w:rFonts w:ascii="Times New Roman" w:hAnsi="Times New Roman"/>
+        </w:rPr>
+        <w:t xml:space="preserve">Journal of the Australian Mathematical Society (Series A), vol. 45, pp. 360–370, 1988.</w:t>
+      </w:r>
+    </w:p>
+    <w:p>
+      <w:pPr>
+        <w:pStyle w:val="BodyText"/>
+      </w:pPr>
+      <w:r>
+        <w:rPr>
+          <w:rFonts w:ascii="Times New Roman" w:hAnsi="Times New Roman"/>
+        </w:rPr>
+        <w:t xml:space="preserve">[23] A. Das and A. Haynes,</w:t>
+      </w:r>
+      <w:r>
+        <w:rPr>
+          <w:rFonts w:ascii="Times New Roman" w:hAnsi="Times New Roman"/>
+        </w:rPr>
+        <w:t xml:space="preserve"> </w:t>
+      </w:r>
+      <w:r>
+        <w:rPr>
+          <w:rFonts w:ascii="Times New Roman" w:hAnsi="Times New Roman"/>
+        </w:rPr>
+        <w:t xml:space="preserve">“</w:t>
+      </w:r>
+      <w:r>
+        <w:rPr>
+          <w:rFonts w:ascii="Times New Roman" w:hAnsi="Times New Roman"/>
+        </w:rPr>
+        <w:t xml:space="preserve">The Three Gap Theorem and the Space of Lattices,</w:t>
+      </w:r>
+      <w:r>
+        <w:rPr>
+          <w:rFonts w:ascii="Times New Roman" w:hAnsi="Times New Roman"/>
+        </w:rPr>
+        <w:t xml:space="preserve">”</w:t>
+      </w:r>
+      <w:r>
+        <w:rPr>
+          <w:rFonts w:ascii="Times New Roman" w:hAnsi="Times New Roman"/>
+        </w:rPr>
+        <w:t xml:space="preserve"> </w:t>
+      </w:r>
+      <w:r>
+        <w:rPr>
+          <w:rFonts w:ascii="Times New Roman" w:hAnsi="Times New Roman"/>
+        </w:rPr>
+        <w:t xml:space="preserve">The Ramanujan Journal, 2022.</w:t>
+      </w:r>
+    </w:p>
+    <w:p>
+      <w:pPr>
+        <w:pStyle w:val="BodyText"/>
+      </w:pPr>
+      <w:r>
+        <w:rPr>
+          <w:rFonts w:ascii="Times New Roman" w:hAnsi="Times New Roman"/>
+        </w:rPr>
+        <w:t xml:space="preserve">[24] H. Niederreiter, Random Number Generation and Quasi-Monte Carlo Methods. SIAM CBMS-NSF Regional Conference Series 63, 1992.</w:t>
+      </w:r>
+    </w:p>
+    <w:p>
+      <w:pPr>
+        <w:pStyle w:val="BodyText"/>
+      </w:pPr>
+      <w:r>
+        <w:rPr>
+          <w:rFonts w:ascii="Times New Roman" w:hAnsi="Times New Roman"/>
+        </w:rPr>
+        <w:t xml:space="preserve">[25] G. H. Hardy and E. M. Wright, An Introduction to the Theory of Numbers, 6th ed. Oxford University Press, 2008.</w:t>
+      </w:r>
+    </w:p>
+    <w:p>
+      <w:pPr>
+        <w:pStyle w:val="BodyText"/>
+      </w:pPr>
+      <w:r>
+        <w:rPr>
+          <w:rFonts w:ascii="Times New Roman" w:hAnsi="Times New Roman"/>
+        </w:rPr>
+        <w:t xml:space="preserve">[26] S. S. Bagui, D. Mink, S. C. Bagui, T. Ghosh, R. Plenkers, T. McElroy, S. Dulaney, and S. Shabanali,</w:t>
+      </w:r>
+      <w:r>
+        <w:rPr>
+          <w:rFonts w:ascii="Times New Roman" w:hAnsi="Times New Roman"/>
+        </w:rPr>
+        <w:t xml:space="preserve"> </w:t>
+      </w:r>
+      <w:r>
+        <w:rPr>
+          <w:rFonts w:ascii="Times New Roman" w:hAnsi="Times New Roman"/>
+        </w:rPr>
+        <w:t xml:space="preserve">“</w:t>
+      </w:r>
+      <w:r>
+        <w:rPr>
+          <w:rFonts w:ascii="Times New Roman" w:hAnsi="Times New Roman"/>
+        </w:rPr>
+        <w:t xml:space="preserve">Introducing UWF-ZeekData22: A Comprehensive Network Traffic Dataset Based on the MITRE ATT&amp;CK Framework,</w:t>
+      </w:r>
+      <w:r>
+        <w:rPr>
+          <w:rFonts w:ascii="Times New Roman" w:hAnsi="Times New Roman"/>
+        </w:rPr>
+        <w:t xml:space="preserve">”</w:t>
+      </w:r>
+      <w:r>
+        <w:rPr>
+          <w:rFonts w:ascii="Times New Roman" w:hAnsi="Times New Roman"/>
+        </w:rPr>
+        <w:t xml:space="preserve"> </w:t>
+      </w:r>
+      <w:r>
+        <w:rPr>
+          <w:rFonts w:ascii="Times New Roman" w:hAnsi="Times New Roman"/>
+        </w:rPr>
+        <w:t xml:space="preserve">Data, vol. 8, no. 1, p. 18, 2023. doi:10.3390/data8010018.</w:t>
+      </w:r>
+    </w:p>
+    <w:p>
+      <w:pPr>
+        <w:pStyle w:val="BodyText"/>
+      </w:pPr>
+      <w:r>
+        <w:rPr>
+          <w:rFonts w:ascii="Times New Roman" w:hAnsi="Times New Roman"/>
+        </w:rPr>
+        <w:t xml:space="preserve">[27] A. Cordero,</w:t>
+      </w:r>
+      <w:r>
+        <w:rPr>
+          <w:rFonts w:ascii="Times New Roman" w:hAnsi="Times New Roman"/>
+        </w:rPr>
+        <w:t xml:space="preserve"> </w:t>
+      </w:r>
+      <w:r>
+        <w:rPr>
+          <w:rFonts w:ascii="Times New Roman" w:hAnsi="Times New Roman"/>
+        </w:rPr>
+        <w:t xml:space="preserve">“</w:t>
+      </w:r>
+      <w:r>
+        <w:rPr>
+          <w:rFonts w:ascii="Times New Roman" w:hAnsi="Times New Roman"/>
+        </w:rPr>
+        <w:t xml:space="preserve">Detecting Non-Periodic Structured C2 Beaconing via Additive Recurrence,</w:t>
+      </w:r>
+      <w:r>
+        <w:rPr>
+          <w:rFonts w:ascii="Times New Roman" w:hAnsi="Times New Roman"/>
+        </w:rPr>
+        <w:t xml:space="preserve">”</w:t>
+      </w:r>
+      <w:r>
+        <w:rPr>
+          <w:rFonts w:ascii="Times New Roman" w:hAnsi="Times New Roman"/>
+        </w:rPr>
+        <w:t xml:space="preserve"> </w:t>
+      </w:r>
+      <w:r>
+        <w:rPr>
+          <w:rFonts w:ascii="Times New Roman" w:hAnsi="Times New Roman"/>
+        </w:rPr>
+        <w:t xml:space="preserve">RepoSignal.io LLC, 2026. doi:10.5281/zenodo.20431555.</w:t>
+      </w:r>
+    </w:p>
+    <w:p>
+      <w:pPr>
+        <w:pStyle w:val="BodyText"/>
+      </w:pPr>
+      <w:r>
+        <w:rPr>
+          <w:rFonts w:ascii="Times New Roman" w:hAnsi="Times New Roman"/>
+        </w:rPr>
+        <w:t xml:space="preserve">[28]</w:t>
+      </w:r>
+      <w:r>
+        <w:rPr>
+          <w:rFonts w:ascii="Times New Roman" w:hAnsi="Times New Roman"/>
+        </w:rPr>
+        <w:t xml:space="preserve"> </w:t>
+      </w:r>
+      <w:r>
+        <w:rPr>
+          <w:rFonts w:ascii="Times New Roman" w:hAnsi="Times New Roman"/>
+        </w:rPr>
+        <w:t xml:space="preserve">“</w:t>
+      </w:r>
+      <w:r>
+        <w:rPr>
+          <w:rFonts w:ascii="Times New Roman" w:hAnsi="Times New Roman"/>
+        </w:rPr>
+        <w:t xml:space="preserve">Cobalt Strike: A Cyber Assessment Challenge,</w:t>
+      </w:r>
+      <w:r>
+        <w:rPr>
+          <w:rFonts w:ascii="Times New Roman" w:hAnsi="Times New Roman"/>
+        </w:rPr>
+        <w:t xml:space="preserve">”</w:t>
+      </w:r>
+      <w:r>
+        <w:rPr>
+          <w:rFonts w:ascii="Times New Roman" w:hAnsi="Times New Roman"/>
+        </w:rPr>
+        <w:t xml:space="preserve"> </w:t>
+      </w:r>
+      <w:r>
+        <w:rPr>
+          <w:rFonts w:ascii="Times New Roman" w:hAnsi="Times New Roman"/>
+        </w:rPr>
+        <w:t xml:space="preserve">ITEA Journal, vol. 45, no. 3, September 2024.</w:t>
+      </w:r>
+    </w:p>
+    <w:p>
+      <w:pPr>
+        <w:pStyle w:val="BodyText"/>
+      </w:pPr>
+      <w:r>
+        <w:rPr>
+          <w:rFonts w:ascii="Times New Roman" w:hAnsi="Times New Roman"/>
+        </w:rPr>
+        <w:t xml:space="preserve">[29] Netskope,</w:t>
+      </w:r>
+      <w:r>
+        <w:rPr>
+          <w:rFonts w:ascii="Times New Roman" w:hAnsi="Times New Roman"/>
+        </w:rPr>
+        <w:t xml:space="preserve"> </w:t>
+      </w:r>
+      <w:r>
+        <w:rPr>
+          <w:rFonts w:ascii="Times New Roman" w:hAnsi="Times New Roman"/>
+        </w:rPr>
+        <w:t xml:space="preserve">“</w:t>
+      </w:r>
+      <w:r>
+        <w:rPr>
+          <w:rFonts w:ascii="Times New Roman" w:hAnsi="Times New Roman"/>
+        </w:rPr>
+        <w:t xml:space="preserve">Effective C2 Beaconing Detection White Paper,</w:t>
+      </w:r>
+      <w:r>
+        <w:rPr>
+          <w:rFonts w:ascii="Times New Roman" w:hAnsi="Times New Roman"/>
+        </w:rPr>
+        <w:t xml:space="preserve">”</w:t>
+      </w:r>
+      <w:r>
+        <w:rPr>
+          <w:rFonts w:ascii="Times New Roman" w:hAnsi="Times New Roman"/>
+        </w:rPr>
+        <w:t xml:space="preserve"> </w:t>
+      </w:r>
+      <w:r>
+        <w:rPr>
+          <w:rFonts w:ascii="Times New Roman" w:hAnsi="Times New Roman"/>
+        </w:rPr>
+        <w:t xml:space="preserve">August 2025.</w:t>
+      </w:r>
+    </w:p>
+    <w:p>
+      <w:pPr>
+        <w:pStyle w:val="BodyText"/>
+      </w:pPr>
+      <w:r>
+        <w:rPr>
+          <w:rFonts w:ascii="Times New Roman" w:hAnsi="Times New Roman"/>
+        </w:rPr>
+        <w:t xml:space="preserve">[30] Vectra AI,</w:t>
+      </w:r>
+      <w:r>
+        <w:rPr>
+          <w:rFonts w:ascii="Times New Roman" w:hAnsi="Times New Roman"/>
+        </w:rPr>
+        <w:t xml:space="preserve"> </w:t>
+      </w:r>
+      <w:r>
+        <w:rPr>
+          <w:rFonts w:ascii="Times New Roman" w:hAnsi="Times New Roman"/>
+        </w:rPr>
+        <w:t xml:space="preserve">“</w:t>
+      </w:r>
+      <w:r>
+        <w:rPr>
+          <w:rFonts w:ascii="Times New Roman" w:hAnsi="Times New Roman"/>
+        </w:rPr>
+        <w:t xml:space="preserve">Cobalt Strike Detection &amp; Defense Guide,</w:t>
+      </w:r>
+      <w:r>
+        <w:rPr>
+          <w:rFonts w:ascii="Times New Roman" w:hAnsi="Times New Roman"/>
+        </w:rPr>
+        <w:t xml:space="preserve">”</w:t>
+      </w:r>
+      <w:r>
+        <w:rPr>
+          <w:rFonts w:ascii="Times New Roman" w:hAnsi="Times New Roman"/>
+        </w:rPr>
+        <w:t xml:space="preserve"> </w:t>
+      </w:r>
+      <w:r>
+        <w:rPr>
+          <w:rFonts w:ascii="Times New Roman" w:hAnsi="Times New Roman"/>
+        </w:rPr>
+        <w:t xml:space="preserve">February 2026.</w:t>
+      </w:r>
+    </w:p>
+    <w:p>
+      <w:pPr>
+        <w:pStyle w:val="BodyText"/>
+      </w:pPr>
+      <w:r>
+        <w:rPr>
+          <w:rFonts w:ascii="Times New Roman" w:hAnsi="Times New Roman"/>
+        </w:rPr>
+        <w:t xml:space="preserve">[31] G. F. Chen,</w:t>
+      </w:r>
+      <w:r>
+        <w:rPr>
+          <w:rFonts w:ascii="Times New Roman" w:hAnsi="Times New Roman"/>
+        </w:rPr>
+        <w:t xml:space="preserve"> </w:t>
+      </w:r>
+      <w:r>
+        <w:rPr>
+          <w:rFonts w:ascii="Times New Roman" w:hAnsi="Times New Roman"/>
+        </w:rPr>
+        <w:t xml:space="preserve">“</w:t>
+      </w:r>
+      <w:r>
+        <w:rPr>
+          <w:rFonts w:ascii="Times New Roman" w:hAnsi="Times New Roman"/>
+        </w:rPr>
+        <w:t xml:space="preserve">Three Gap Theorem and applications,</w:t>
+      </w:r>
+      <w:r>
+        <w:rPr>
+          <w:rFonts w:ascii="Times New Roman" w:hAnsi="Times New Roman"/>
+        </w:rPr>
+        <w:t xml:space="preserve">”</w:t>
+      </w:r>
+      <w:r>
+        <w:rPr>
+          <w:rFonts w:ascii="Times New Roman" w:hAnsi="Times New Roman"/>
+        </w:rPr>
+        <w:t xml:space="preserve"> </w:t>
+      </w:r>
+      <w:r>
+        <w:rPr>
+          <w:rFonts w:ascii="Times New Roman" w:hAnsi="Times New Roman"/>
+        </w:rPr>
+        <w:t xml:space="preserve">Conference on Pure, Applied, and Computational Mathematics, 2023.</w:t>
+      </w:r>
+    </w:p>
+    <w:p>
+      <w:pPr>
+        <w:pStyle w:val="BodyText"/>
+      </w:pPr>
+      <w:r>
+        <w:rPr>
+          <w:rFonts w:ascii="Times New Roman" w:hAnsi="Times New Roman"/>
+        </w:rPr>
+        <w:t xml:space="preserve">[32] M. Mayero,</w:t>
+      </w:r>
+      <w:r>
+        <w:rPr>
+          <w:rFonts w:ascii="Times New Roman" w:hAnsi="Times New Roman"/>
+        </w:rPr>
+        <w:t xml:space="preserve"> </w:t>
+      </w:r>
+      <w:r>
+        <w:rPr>
+          <w:rFonts w:ascii="Times New Roman" w:hAnsi="Times New Roman"/>
+        </w:rPr>
+        <w:t xml:space="preserve">“</w:t>
+      </w:r>
+      <w:r>
+        <w:rPr>
+          <w:rFonts w:ascii="Times New Roman" w:hAnsi="Times New Roman"/>
+        </w:rPr>
+        <w:t xml:space="preserve">The Three Gap Theorem (Steinhaus Conjecture),</w:t>
+      </w:r>
+      <w:r>
+        <w:rPr>
+          <w:rFonts w:ascii="Times New Roman" w:hAnsi="Times New Roman"/>
+        </w:rPr>
+        <w:t xml:space="preserve">”</w:t>
+      </w:r>
+      <w:r>
+        <w:rPr>
+          <w:rFonts w:ascii="Times New Roman" w:hAnsi="Times New Roman"/>
+        </w:rPr>
+        <w:t xml:space="preserve"> </w:t>
+      </w:r>
+      <w:r>
+        <w:rPr>
+          <w:rFonts w:ascii="Times New Roman" w:hAnsi="Times New Roman"/>
+        </w:rPr>
+        <w:t xml:space="preserve">in Types for Proofs and Programs (TYPES 1999), LNCS vol. 1956, Springer, 2000.</w:t>
+      </w:r>
+    </w:p>
+    <w:p>
+      <w:pPr>
+        <w:pStyle w:val="BodyText"/>
+      </w:pPr>
+      <w:r>
+        <w:rPr>
+          <w:rFonts w:ascii="Times New Roman" w:hAnsi="Times New Roman"/>
+        </w:rPr>
+        <w:t xml:space="preserve">[33] S. Garcia, M. Grill, J. Stiborek, and A. Zunino,</w:t>
+      </w:r>
+      <w:r>
+        <w:rPr>
+          <w:rFonts w:ascii="Times New Roman" w:hAnsi="Times New Roman"/>
+        </w:rPr>
+        <w:t xml:space="preserve"> </w:t>
+      </w:r>
+      <w:r>
+        <w:rPr>
+          <w:rFonts w:ascii="Times New Roman" w:hAnsi="Times New Roman"/>
+        </w:rPr>
+        <w:t xml:space="preserve">“</w:t>
+      </w:r>
+      <w:r>
+        <w:rPr>
+          <w:rFonts w:ascii="Times New Roman" w:hAnsi="Times New Roman"/>
+        </w:rPr>
+        <w:t xml:space="preserve">An empirical comparison of botnet detection methods,</w:t>
+      </w:r>
+      <w:r>
+        <w:rPr>
+          <w:rFonts w:ascii="Times New Roman" w:hAnsi="Times New Roman"/>
+        </w:rPr>
+        <w:t xml:space="preserve">”</w:t>
+      </w:r>
+      <w:r>
+        <w:rPr>
+          <w:rFonts w:ascii="Times New Roman" w:hAnsi="Times New Roman"/>
+        </w:rPr>
+        <w:t xml:space="preserve"> </w:t>
+      </w:r>
+      <w:r>
+        <w:rPr>
+          <w:rFonts w:ascii="Times New Roman" w:hAnsi="Times New Roman"/>
+        </w:rPr>
+        <w:t xml:space="preserve">Computers &amp; Security, vol. 45, pp. 100–123, 2014. Dataset: CTU-13, https://www.stratosphereips.org/datasets-ctu13.</w:t>
+      </w:r>
+    </w:p>
+    <w:p>
+      <w:pPr>
+        <w:pStyle w:val="BodyText"/>
+      </w:pPr>
+      <w:r>
+        <w:rPr>
+          <w:rFonts w:ascii="Times New Roman" w:hAnsi="Times New Roman"/>
+        </w:rPr>
+        <w:t xml:space="preserve">[34] Stratosphere IPS Project,</w:t>
+      </w:r>
+      <w:r>
+        <w:rPr>
+          <w:rFonts w:ascii="Times New Roman" w:hAnsi="Times New Roman"/>
+        </w:rPr>
+        <w:t xml:space="preserve"> </w:t>
+      </w:r>
+      <w:r>
+        <w:rPr>
+          <w:rFonts w:ascii="Times New Roman" w:hAnsi="Times New Roman"/>
+        </w:rPr>
+        <w:t xml:space="preserve">“</w:t>
+      </w:r>
+      <w:r>
+        <w:rPr>
+          <w:rFonts w:ascii="Times New Roman" w:hAnsi="Times New Roman"/>
+        </w:rPr>
+        <w:t xml:space="preserve">Stratosphere Laboratory Datasets,</w:t>
+      </w:r>
+      <w:r>
+        <w:rPr>
+          <w:rFonts w:ascii="Times New Roman" w:hAnsi="Times New Roman"/>
+        </w:rPr>
+        <w:t xml:space="preserve">”</w:t>
+      </w:r>
+      <w:r>
+        <w:rPr>
+          <w:rFonts w:ascii="Times New Roman" w:hAnsi="Times New Roman"/>
+        </w:rPr>
+        <w:t xml:space="preserve"> </w:t>
+      </w:r>
+      <w:r>
+        <w:rPr>
+          <w:rFonts w:ascii="Times New Roman" w:hAnsi="Times New Roman"/>
+        </w:rPr>
+        <w:t xml:space="preserve">Czech Technical University in Prague, https://www.stratosphereips.org/datasets-overview (accessed May 2026).</w:t>
       </w:r>
     </w:p>
     <w:p>
@@ -17702,1485 +17008,8 @@
         </w:pict>
       </w:r>
     </w:p>
-    <w:bookmarkEnd w:id="135"/>
-    <w:bookmarkStart w:id="136" w:name="references"/>
-    <w:p>
-      <w:pPr>
-        <w:pStyle w:val="Heading2"/>
-      </w:pPr>
-      <w:r>
-        <w:rPr>
-          <w:rFonts w:ascii="Times New Roman" w:hAnsi="Times New Roman"/>
-        </w:rPr>
-        <w:t xml:space="preserve">References</w:t>
-      </w:r>
-    </w:p>
-    <w:p>
-      <w:pPr>
-        <w:pStyle w:val="FirstParagraph"/>
-      </w:pPr>
-      <w:r>
-        <w:rPr>
-          <w:rFonts w:ascii="Times New Roman" w:hAnsi="Times New Roman"/>
-        </w:rPr>
-        <w:t xml:space="preserve">[1] G. Gu, J. Zhang, and W. Lee,</w:t>
-      </w:r>
-      <w:r>
-        <w:rPr>
-          <w:rFonts w:ascii="Times New Roman" w:hAnsi="Times New Roman"/>
-        </w:rPr>
-        <w:t xml:space="preserve"> </w:t>
-      </w:r>
-      <w:r>
-        <w:rPr>
-          <w:rFonts w:ascii="Times New Roman" w:hAnsi="Times New Roman"/>
-        </w:rPr>
-        <w:t xml:space="preserve">“</w:t>
-      </w:r>
-      <w:r>
-        <w:rPr>
-          <w:rFonts w:ascii="Times New Roman" w:hAnsi="Times New Roman"/>
-        </w:rPr>
-        <w:t xml:space="preserve">BotSniffer: Detecting Botnet C&amp;C Channels in Network Traffic,</w:t>
-      </w:r>
-      <w:r>
-        <w:rPr>
-          <w:rFonts w:ascii="Times New Roman" w:hAnsi="Times New Roman"/>
-        </w:rPr>
-        <w:t xml:space="preserve">”</w:t>
-      </w:r>
-      <w:r>
-        <w:rPr>
-          <w:rFonts w:ascii="Times New Roman" w:hAnsi="Times New Roman"/>
-        </w:rPr>
-        <w:t xml:space="preserve"> </w:t>
-      </w:r>
-      <w:r>
-        <w:rPr>
-          <w:rFonts w:ascii="Times New Roman" w:hAnsi="Times New Roman"/>
-        </w:rPr>
-        <w:t xml:space="preserve">Proc. NDSS, 2008.</w:t>
-      </w:r>
-    </w:p>
-    <w:p>
-      <w:pPr>
-        <w:pStyle w:val="BodyText"/>
-      </w:pPr>
-      <w:r>
-        <w:rPr>
-          <w:rFonts w:ascii="Times New Roman" w:hAnsi="Times New Roman"/>
-        </w:rPr>
-        <w:t xml:space="preserve">[2] G. Gu, R. Perdisci, J. Zhang, and W. Lee,</w:t>
-      </w:r>
-      <w:r>
-        <w:rPr>
-          <w:rFonts w:ascii="Times New Roman" w:hAnsi="Times New Roman"/>
-        </w:rPr>
-        <w:t xml:space="preserve"> </w:t>
-      </w:r>
-      <w:r>
-        <w:rPr>
-          <w:rFonts w:ascii="Times New Roman" w:hAnsi="Times New Roman"/>
-        </w:rPr>
-        <w:t xml:space="preserve">“</w:t>
-      </w:r>
-      <w:r>
-        <w:rPr>
-          <w:rFonts w:ascii="Times New Roman" w:hAnsi="Times New Roman"/>
-        </w:rPr>
-        <w:t xml:space="preserve">BotMiner: Clustering Analysis of Network Traffic for Protocol- and Structure-Independent Botnet Detection,</w:t>
-      </w:r>
-      <w:r>
-        <w:rPr>
-          <w:rFonts w:ascii="Times New Roman" w:hAnsi="Times New Roman"/>
-        </w:rPr>
-        <w:t xml:space="preserve">”</w:t>
-      </w:r>
-      <w:r>
-        <w:rPr>
-          <w:rFonts w:ascii="Times New Roman" w:hAnsi="Times New Roman"/>
-        </w:rPr>
-        <w:t xml:space="preserve"> </w:t>
-      </w:r>
-      <w:r>
-        <w:rPr>
-          <w:rFonts w:ascii="Times New Roman" w:hAnsi="Times New Roman"/>
-        </w:rPr>
-        <w:t xml:space="preserve">Proc. 17th USENIX Security Symposium, pp. 139–154, 2008.</w:t>
-      </w:r>
-    </w:p>
-    <w:p>
-      <w:pPr>
-        <w:pStyle w:val="BodyText"/>
-      </w:pPr>
-      <w:r>
-        <w:rPr>
-          <w:rFonts w:ascii="Times New Roman" w:hAnsi="Times New Roman"/>
-        </w:rPr>
-        <w:t xml:space="preserve">[3] G. Gu, P. Porras, V. Yegneswaran, M. Fong, and W. Lee,</w:t>
-      </w:r>
-      <w:r>
-        <w:rPr>
-          <w:rFonts w:ascii="Times New Roman" w:hAnsi="Times New Roman"/>
-        </w:rPr>
-        <w:t xml:space="preserve"> </w:t>
-      </w:r>
-      <w:r>
-        <w:rPr>
-          <w:rFonts w:ascii="Times New Roman" w:hAnsi="Times New Roman"/>
-        </w:rPr>
-        <w:t xml:space="preserve">“</w:t>
-      </w:r>
-      <w:r>
-        <w:rPr>
-          <w:rFonts w:ascii="Times New Roman" w:hAnsi="Times New Roman"/>
-        </w:rPr>
-        <w:t xml:space="preserve">BotHunter: Detecting Malware Infection Through IDS-Driven Dialog Correlation,</w:t>
-      </w:r>
-      <w:r>
-        <w:rPr>
-          <w:rFonts w:ascii="Times New Roman" w:hAnsi="Times New Roman"/>
-        </w:rPr>
-        <w:t xml:space="preserve">”</w:t>
-      </w:r>
-      <w:r>
-        <w:rPr>
-          <w:rFonts w:ascii="Times New Roman" w:hAnsi="Times New Roman"/>
-        </w:rPr>
-        <w:t xml:space="preserve"> </w:t>
-      </w:r>
-      <w:r>
-        <w:rPr>
-          <w:rFonts w:ascii="Times New Roman" w:hAnsi="Times New Roman"/>
-        </w:rPr>
-        <w:t xml:space="preserve">Proc. 16th USENIX Security Symposium, pp. 167–182, 2007.</w:t>
-      </w:r>
-    </w:p>
-    <w:p>
-      <w:pPr>
-        <w:pStyle w:val="BodyText"/>
-      </w:pPr>
-      <w:r>
-        <w:rPr>
-          <w:rFonts w:ascii="Times New Roman" w:hAnsi="Times New Roman"/>
-        </w:rPr>
-        <w:t xml:space="preserve">[4] B. AsSadhan and J. M. F. Moura,</w:t>
-      </w:r>
-      <w:r>
-        <w:rPr>
-          <w:rFonts w:ascii="Times New Roman" w:hAnsi="Times New Roman"/>
-        </w:rPr>
-        <w:t xml:space="preserve"> </w:t>
-      </w:r>
-      <w:r>
-        <w:rPr>
-          <w:rFonts w:ascii="Times New Roman" w:hAnsi="Times New Roman"/>
-        </w:rPr>
-        <w:t xml:space="preserve">“</w:t>
-      </w:r>
-      <w:r>
-        <w:rPr>
-          <w:rFonts w:ascii="Times New Roman" w:hAnsi="Times New Roman"/>
-        </w:rPr>
-        <w:t xml:space="preserve">An Efficient Method to Detect Periodic Behavior in Botnet Traffic by Analyzing Control Plane Traffic,</w:t>
-      </w:r>
-      <w:r>
-        <w:rPr>
-          <w:rFonts w:ascii="Times New Roman" w:hAnsi="Times New Roman"/>
-        </w:rPr>
-        <w:t xml:space="preserve">”</w:t>
-      </w:r>
-      <w:r>
-        <w:rPr>
-          <w:rFonts w:ascii="Times New Roman" w:hAnsi="Times New Roman"/>
-        </w:rPr>
-        <w:t xml:space="preserve"> </w:t>
-      </w:r>
-      <w:r>
-        <w:rPr>
-          <w:rFonts w:ascii="Times New Roman" w:hAnsi="Times New Roman"/>
-        </w:rPr>
-        <w:t xml:space="preserve">Journal of Advanced Research, vol. 5, no. 4, pp. 435–448, 2014.</w:t>
-      </w:r>
-    </w:p>
-    <w:p>
-      <w:pPr>
-        <w:pStyle w:val="BodyText"/>
-      </w:pPr>
-      <w:r>
-        <w:rPr>
-          <w:rFonts w:ascii="Times New Roman" w:hAnsi="Times New Roman"/>
-        </w:rPr>
-        <w:t xml:space="preserve">[5] J. D. Scargle,</w:t>
-      </w:r>
-      <w:r>
-        <w:rPr>
-          <w:rFonts w:ascii="Times New Roman" w:hAnsi="Times New Roman"/>
-        </w:rPr>
-        <w:t xml:space="preserve"> </w:t>
-      </w:r>
-      <w:r>
-        <w:rPr>
-          <w:rFonts w:ascii="Times New Roman" w:hAnsi="Times New Roman"/>
-        </w:rPr>
-        <w:t xml:space="preserve">“</w:t>
-      </w:r>
-      <w:r>
-        <w:rPr>
-          <w:rFonts w:ascii="Times New Roman" w:hAnsi="Times New Roman"/>
-        </w:rPr>
-        <w:t xml:space="preserve">Studies in Astronomical Time Series Analysis. II. Statistical Aspects of Spectral Analysis of Unevenly Spaced Data,</w:t>
-      </w:r>
-      <w:r>
-        <w:rPr>
-          <w:rFonts w:ascii="Times New Roman" w:hAnsi="Times New Roman"/>
-        </w:rPr>
-        <w:t xml:space="preserve">”</w:t>
-      </w:r>
-      <w:r>
-        <w:rPr>
-          <w:rFonts w:ascii="Times New Roman" w:hAnsi="Times New Roman"/>
-        </w:rPr>
-        <w:t xml:space="preserve"> </w:t>
-      </w:r>
-      <w:r>
-        <w:rPr>
-          <w:rFonts w:ascii="Times New Roman" w:hAnsi="Times New Roman"/>
-        </w:rPr>
-        <w:t xml:space="preserve">The Astrophysical Journal, vol. 263, pp. 835–853, 1982.</w:t>
-      </w:r>
-    </w:p>
-    <w:p>
-      <w:pPr>
-        <w:pStyle w:val="BodyText"/>
-      </w:pPr>
-      <w:r>
-        <w:rPr>
-          <w:rFonts w:ascii="Times New Roman" w:hAnsi="Times New Roman"/>
-        </w:rPr>
-        <w:t xml:space="preserve">[6] Active Countermeasures,</w:t>
-      </w:r>
-      <w:r>
-        <w:rPr>
-          <w:rFonts w:ascii="Times New Roman" w:hAnsi="Times New Roman"/>
-        </w:rPr>
-        <w:t xml:space="preserve"> </w:t>
-      </w:r>
-      <w:r>
-        <w:rPr>
-          <w:rFonts w:ascii="Times New Roman" w:hAnsi="Times New Roman"/>
-        </w:rPr>
-        <w:t xml:space="preserve">“</w:t>
-      </w:r>
-      <w:r>
-        <w:rPr>
-          <w:rFonts w:ascii="Times New Roman" w:hAnsi="Times New Roman"/>
-        </w:rPr>
-        <w:t xml:space="preserve">RITA: Real Intelligence Threat Analytics,</w:t>
-      </w:r>
-      <w:r>
-        <w:rPr>
-          <w:rFonts w:ascii="Times New Roman" w:hAnsi="Times New Roman"/>
-        </w:rPr>
-        <w:t xml:space="preserve">”</w:t>
-      </w:r>
-      <w:r>
-        <w:rPr>
-          <w:rFonts w:ascii="Times New Roman" w:hAnsi="Times New Roman"/>
-        </w:rPr>
-        <w:t xml:space="preserve"> </w:t>
-      </w:r>
-      <w:r>
-        <w:rPr>
-          <w:rFonts w:ascii="Times New Roman" w:hAnsi="Times New Roman"/>
-        </w:rPr>
-        <w:t xml:space="preserve">github.com/activecm/rita (accessed May 2026).</w:t>
-      </w:r>
-    </w:p>
-    <w:p>
-      <w:pPr>
-        <w:pStyle w:val="BodyText"/>
-      </w:pPr>
-      <w:r>
-        <w:rPr>
-          <w:rFonts w:ascii="Times New Roman" w:hAnsi="Times New Roman"/>
-        </w:rPr>
-        <w:t xml:space="preserve">[7] Active Countermeasures,</w:t>
-      </w:r>
-      <w:r>
-        <w:rPr>
-          <w:rFonts w:ascii="Times New Roman" w:hAnsi="Times New Roman"/>
-        </w:rPr>
-        <w:t xml:space="preserve"> </w:t>
-      </w:r>
-      <w:r>
-        <w:rPr>
-          <w:rFonts w:ascii="Times New Roman" w:hAnsi="Times New Roman"/>
-        </w:rPr>
-        <w:t xml:space="preserve">“</w:t>
-      </w:r>
-      <w:r>
-        <w:rPr>
-          <w:rFonts w:ascii="Times New Roman" w:hAnsi="Times New Roman"/>
-        </w:rPr>
-        <w:t xml:space="preserve">RITA documentation and beacon scoring methodology,</w:t>
-      </w:r>
-      <w:r>
-        <w:rPr>
-          <w:rFonts w:ascii="Times New Roman" w:hAnsi="Times New Roman"/>
-        </w:rPr>
-        <w:t xml:space="preserve">”</w:t>
-      </w:r>
-      <w:r>
-        <w:rPr>
-          <w:rFonts w:ascii="Times New Roman" w:hAnsi="Times New Roman"/>
-        </w:rPr>
-        <w:t xml:space="preserve"> </w:t>
-      </w:r>
-      <w:r>
-        <w:rPr>
-          <w:rFonts w:ascii="Times New Roman" w:hAnsi="Times New Roman"/>
-        </w:rPr>
-        <w:t xml:space="preserve">activecountermeasures.com/free-tools/rita/ (accessed May 2026).</w:t>
-      </w:r>
-    </w:p>
-    <w:p>
-      <w:pPr>
-        <w:pStyle w:val="BodyText"/>
-      </w:pPr>
-      <w:r>
-        <w:rPr>
-          <w:rFonts w:ascii="Times New Roman" w:hAnsi="Times New Roman"/>
-        </w:rPr>
-        <w:t xml:space="preserve">[8] Active Countermeasures,</w:t>
-      </w:r>
-      <w:r>
-        <w:rPr>
-          <w:rFonts w:ascii="Times New Roman" w:hAnsi="Times New Roman"/>
-        </w:rPr>
-        <w:t xml:space="preserve"> </w:t>
-      </w:r>
-      <w:r>
-        <w:rPr>
-          <w:rFonts w:ascii="Times New Roman" w:hAnsi="Times New Roman"/>
-        </w:rPr>
-        <w:t xml:space="preserve">“</w:t>
-      </w:r>
-      <w:r>
-        <w:rPr>
-          <w:rFonts w:ascii="Times New Roman" w:hAnsi="Times New Roman"/>
-        </w:rPr>
-        <w:t xml:space="preserve">AC-Hunter Beacons,</w:t>
-      </w:r>
-      <w:r>
-        <w:rPr>
-          <w:rFonts w:ascii="Times New Roman" w:hAnsi="Times New Roman"/>
-        </w:rPr>
-        <w:t xml:space="preserve">”</w:t>
-      </w:r>
-      <w:r>
-        <w:rPr>
-          <w:rFonts w:ascii="Times New Roman" w:hAnsi="Times New Roman"/>
-        </w:rPr>
-        <w:t xml:space="preserve"> </w:t>
-      </w:r>
-      <w:r>
-        <w:rPr>
-          <w:rFonts w:ascii="Times New Roman" w:hAnsi="Times New Roman"/>
-        </w:rPr>
-        <w:t xml:space="preserve">activecountermeasures.com/ac-hunter-features/beacons/ (accessed May 2026).</w:t>
-      </w:r>
-    </w:p>
-    <w:p>
-      <w:pPr>
-        <w:pStyle w:val="BodyText"/>
-      </w:pPr>
-      <w:r>
-        <w:rPr>
-          <w:rFonts w:ascii="Times New Roman" w:hAnsi="Times New Roman"/>
-        </w:rPr>
-        <w:t xml:space="preserve">[9] Fortra,</w:t>
-      </w:r>
-      <w:r>
-        <w:rPr>
-          <w:rFonts w:ascii="Times New Roman" w:hAnsi="Times New Roman"/>
-        </w:rPr>
-        <w:t xml:space="preserve"> </w:t>
-      </w:r>
-      <w:r>
-        <w:rPr>
-          <w:rFonts w:ascii="Times New Roman" w:hAnsi="Times New Roman"/>
-        </w:rPr>
-        <w:t xml:space="preserve">“</w:t>
-      </w:r>
-      <w:r>
-        <w:rPr>
-          <w:rFonts w:ascii="Times New Roman" w:hAnsi="Times New Roman"/>
-        </w:rPr>
-        <w:t xml:space="preserve">Cobalt Strike Malleable C2 Profiles,</w:t>
-      </w:r>
-      <w:r>
-        <w:rPr>
-          <w:rFonts w:ascii="Times New Roman" w:hAnsi="Times New Roman"/>
-        </w:rPr>
-        <w:t xml:space="preserve">”</w:t>
-      </w:r>
-      <w:r>
-        <w:rPr>
-          <w:rFonts w:ascii="Times New Roman" w:hAnsi="Times New Roman"/>
-        </w:rPr>
-        <w:t xml:space="preserve"> </w:t>
-      </w:r>
-      <w:r>
-        <w:rPr>
-          <w:rFonts w:ascii="Times New Roman" w:hAnsi="Times New Roman"/>
-        </w:rPr>
-        <w:t xml:space="preserve">official documentation (accessed May 2026).</w:t>
-      </w:r>
-    </w:p>
-    <w:p>
-      <w:pPr>
-        <w:pStyle w:val="BodyText"/>
-      </w:pPr>
-      <w:r>
-        <w:rPr>
-          <w:rFonts w:ascii="Times New Roman" w:hAnsi="Times New Roman"/>
-        </w:rPr>
-        <w:t xml:space="preserve">[10] Unit 42,</w:t>
-      </w:r>
-      <w:r>
-        <w:rPr>
-          <w:rFonts w:ascii="Times New Roman" w:hAnsi="Times New Roman"/>
-        </w:rPr>
-        <w:t xml:space="preserve"> </w:t>
-      </w:r>
-      <w:r>
-        <w:rPr>
-          <w:rFonts w:ascii="Times New Roman" w:hAnsi="Times New Roman"/>
-        </w:rPr>
-        <w:t xml:space="preserve">“</w:t>
-      </w:r>
-      <w:r>
-        <w:rPr>
-          <w:rFonts w:ascii="Times New Roman" w:hAnsi="Times New Roman"/>
-        </w:rPr>
-        <w:t xml:space="preserve">Detecting Popular Cobalt Strike Malleable C2 Profile Techniques,</w:t>
-      </w:r>
-      <w:r>
-        <w:rPr>
-          <w:rFonts w:ascii="Times New Roman" w:hAnsi="Times New Roman"/>
-        </w:rPr>
-        <w:t xml:space="preserve">”</w:t>
-      </w:r>
-      <w:r>
-        <w:rPr>
-          <w:rFonts w:ascii="Times New Roman" w:hAnsi="Times New Roman"/>
-        </w:rPr>
-        <w:t xml:space="preserve"> </w:t>
-      </w:r>
-      <w:r>
-        <w:rPr>
-          <w:rFonts w:ascii="Times New Roman" w:hAnsi="Times New Roman"/>
-        </w:rPr>
-        <w:t xml:space="preserve">Palo Alto Networks, June 2024.</w:t>
-      </w:r>
-    </w:p>
-    <w:p>
-      <w:pPr>
-        <w:pStyle w:val="BodyText"/>
-      </w:pPr>
-      <w:r>
-        <w:rPr>
-          <w:rFonts w:ascii="Times New Roman" w:hAnsi="Times New Roman"/>
-        </w:rPr>
-        <w:t xml:space="preserve">[11] DeepTempo,</w:t>
-      </w:r>
-      <w:r>
-        <w:rPr>
-          <w:rFonts w:ascii="Times New Roman" w:hAnsi="Times New Roman"/>
-        </w:rPr>
-        <w:t xml:space="preserve"> </w:t>
-      </w:r>
-      <w:r>
-        <w:rPr>
-          <w:rFonts w:ascii="Times New Roman" w:hAnsi="Times New Roman"/>
-        </w:rPr>
-        <w:t xml:space="preserve">“</w:t>
-      </w:r>
-      <w:r>
-        <w:rPr>
-          <w:rFonts w:ascii="Times New Roman" w:hAnsi="Times New Roman"/>
-        </w:rPr>
-        <w:t xml:space="preserve">Evading rule-based detection — Part 1: C2 beaconing,</w:t>
-      </w:r>
-      <w:r>
-        <w:rPr>
-          <w:rFonts w:ascii="Times New Roman" w:hAnsi="Times New Roman"/>
-        </w:rPr>
-        <w:t xml:space="preserve">”</w:t>
-      </w:r>
-      <w:r>
-        <w:rPr>
-          <w:rFonts w:ascii="Times New Roman" w:hAnsi="Times New Roman"/>
-        </w:rPr>
-        <w:t xml:space="preserve"> </w:t>
-      </w:r>
-      <w:r>
-        <w:rPr>
-          <w:rFonts w:ascii="Times New Roman" w:hAnsi="Times New Roman"/>
-        </w:rPr>
-        <w:t xml:space="preserve">deeptempo.ai, February 2026.</w:t>
-      </w:r>
-    </w:p>
-    <w:p>
-      <w:pPr>
-        <w:pStyle w:val="BodyText"/>
-      </w:pPr>
-      <w:r>
-        <w:rPr>
-          <w:rFonts w:ascii="Times New Roman" w:hAnsi="Times New Roman"/>
-        </w:rPr>
-        <w:t xml:space="preserve">[12] Elastic Security Labs,</w:t>
-      </w:r>
-      <w:r>
-        <w:rPr>
-          <w:rFonts w:ascii="Times New Roman" w:hAnsi="Times New Roman"/>
-        </w:rPr>
-        <w:t xml:space="preserve"> </w:t>
-      </w:r>
-      <w:r>
-        <w:rPr>
-          <w:rFonts w:ascii="Times New Roman" w:hAnsi="Times New Roman"/>
-        </w:rPr>
-        <w:t xml:space="preserve">“</w:t>
-      </w:r>
-      <w:r>
-        <w:rPr>
-          <w:rFonts w:ascii="Times New Roman" w:hAnsi="Times New Roman"/>
-        </w:rPr>
-        <w:t xml:space="preserve">Identifying beaconing malware using Elastic,</w:t>
-      </w:r>
-      <w:r>
-        <w:rPr>
-          <w:rFonts w:ascii="Times New Roman" w:hAnsi="Times New Roman"/>
-        </w:rPr>
-        <w:t xml:space="preserve">”</w:t>
-      </w:r>
-      <w:r>
-        <w:rPr>
-          <w:rFonts w:ascii="Times New Roman" w:hAnsi="Times New Roman"/>
-        </w:rPr>
-        <w:t xml:space="preserve"> </w:t>
-      </w:r>
-      <w:r>
-        <w:rPr>
-          <w:rFonts w:ascii="Times New Roman" w:hAnsi="Times New Roman"/>
-        </w:rPr>
-        <w:t xml:space="preserve">elastic.co/security-labs, March 2023.</w:t>
-      </w:r>
-    </w:p>
-    <w:p>
-      <w:pPr>
-        <w:pStyle w:val="BodyText"/>
-      </w:pPr>
-      <w:r>
-        <w:rPr>
-          <w:rFonts w:ascii="Times New Roman" w:hAnsi="Times New Roman"/>
-        </w:rPr>
-        <w:t xml:space="preserve">[13] Y. Zhang, H. Dong, A. Nottingham, M. Buchanan, D. E. Brown, and Y. Sun,</w:t>
-      </w:r>
-      <w:r>
-        <w:rPr>
-          <w:rFonts w:ascii="Times New Roman" w:hAnsi="Times New Roman"/>
-        </w:rPr>
-        <w:t xml:space="preserve"> </w:t>
-      </w:r>
-      <w:r>
-        <w:rPr>
-          <w:rFonts w:ascii="Times New Roman" w:hAnsi="Times New Roman"/>
-        </w:rPr>
-        <w:t xml:space="preserve">“</w:t>
-      </w:r>
-      <w:r>
-        <w:rPr>
-          <w:rFonts w:ascii="Times New Roman" w:hAnsi="Times New Roman"/>
-        </w:rPr>
-        <w:t xml:space="preserve">Global analysis with aggregation-based beaconing detection across large campus networks,</w:t>
-      </w:r>
-      <w:r>
-        <w:rPr>
-          <w:rFonts w:ascii="Times New Roman" w:hAnsi="Times New Roman"/>
-        </w:rPr>
-        <w:t xml:space="preserve">”</w:t>
-      </w:r>
-      <w:r>
-        <w:rPr>
-          <w:rFonts w:ascii="Times New Roman" w:hAnsi="Times New Roman"/>
-        </w:rPr>
-        <w:t xml:space="preserve"> </w:t>
-      </w:r>
-      <w:r>
-        <w:rPr>
-          <w:rFonts w:ascii="Times New Roman" w:hAnsi="Times New Roman"/>
-        </w:rPr>
-        <w:t xml:space="preserve">Proc. 39th Annual Computer Security Applications Conference (ACSAC), 2023.</w:t>
-      </w:r>
-    </w:p>
-    <w:p>
-      <w:pPr>
-        <w:pStyle w:val="BodyText"/>
-      </w:pPr>
-      <w:r>
-        <w:rPr>
-          <w:rFonts w:ascii="Times New Roman" w:hAnsi="Times New Roman"/>
-        </w:rPr>
-        <w:t xml:space="preserve">[14]</w:t>
-      </w:r>
-      <w:r>
-        <w:rPr>
-          <w:rFonts w:ascii="Times New Roman" w:hAnsi="Times New Roman"/>
-        </w:rPr>
-        <w:t xml:space="preserve"> </w:t>
-      </w:r>
-      <w:r>
-        <w:rPr>
-          <w:rFonts w:ascii="Times New Roman" w:hAnsi="Times New Roman"/>
-        </w:rPr>
-        <w:t xml:space="preserve">“</w:t>
-      </w:r>
-      <w:r>
-        <w:rPr>
-          <w:rFonts w:ascii="Times New Roman" w:hAnsi="Times New Roman"/>
-        </w:rPr>
-        <w:t xml:space="preserve">Lurking in the shadows: Unsupervised decoding of beaconing communication for enhanced cyber threat hunting,</w:t>
-      </w:r>
-      <w:r>
-        <w:rPr>
-          <w:rFonts w:ascii="Times New Roman" w:hAnsi="Times New Roman"/>
-        </w:rPr>
-        <w:t xml:space="preserve">”</w:t>
-      </w:r>
-      <w:r>
-        <w:rPr>
-          <w:rFonts w:ascii="Times New Roman" w:hAnsi="Times New Roman"/>
-        </w:rPr>
-        <w:t xml:space="preserve"> </w:t>
-      </w:r>
-      <w:r>
-        <w:rPr>
-          <w:rFonts w:ascii="Times New Roman" w:hAnsi="Times New Roman"/>
-        </w:rPr>
-        <w:t xml:space="preserve">Journal of Network and Computer Applications, February 2025. doi:10.1016/j.jnca.2025.100244.</w:t>
-      </w:r>
-    </w:p>
-    <w:p>
-      <w:pPr>
-        <w:pStyle w:val="BodyText"/>
-      </w:pPr>
-      <w:r>
-        <w:rPr>
-          <w:rFonts w:ascii="Times New Roman" w:hAnsi="Times New Roman"/>
-        </w:rPr>
-        <w:t xml:space="preserve">[15] J. Velasco-Mata, V. González-Castro, E. Fidalgo, and E. Alegre,</w:t>
-      </w:r>
-      <w:r>
-        <w:rPr>
-          <w:rFonts w:ascii="Times New Roman" w:hAnsi="Times New Roman"/>
-        </w:rPr>
-        <w:t xml:space="preserve"> </w:t>
-      </w:r>
-      <w:r>
-        <w:rPr>
-          <w:rFonts w:ascii="Times New Roman" w:hAnsi="Times New Roman"/>
-        </w:rPr>
-        <w:t xml:space="preserve">“</w:t>
-      </w:r>
-      <w:r>
-        <w:rPr>
-          <w:rFonts w:ascii="Times New Roman" w:hAnsi="Times New Roman"/>
-        </w:rPr>
-        <w:t xml:space="preserve">Real-time botnet detection on large network bandwidths using machine learning,</w:t>
-      </w:r>
-      <w:r>
-        <w:rPr>
-          <w:rFonts w:ascii="Times New Roman" w:hAnsi="Times New Roman"/>
-        </w:rPr>
-        <w:t xml:space="preserve">”</w:t>
-      </w:r>
-      <w:r>
-        <w:rPr>
-          <w:rFonts w:ascii="Times New Roman" w:hAnsi="Times New Roman"/>
-        </w:rPr>
-        <w:t xml:space="preserve"> </w:t>
-      </w:r>
-      <w:r>
-        <w:rPr>
-          <w:rFonts w:ascii="Times New Roman" w:hAnsi="Times New Roman"/>
-        </w:rPr>
-        <w:t xml:space="preserve">Scientific Reports 13, 2023. doi:10.1038/s41598-023-31260-0.</w:t>
-      </w:r>
-    </w:p>
-    <w:p>
-      <w:pPr>
-        <w:pStyle w:val="BodyText"/>
-      </w:pPr>
-      <w:r>
-        <w:rPr>
-          <w:rFonts w:ascii="Times New Roman" w:hAnsi="Times New Roman"/>
-        </w:rPr>
-        <w:t xml:space="preserve">[16]</w:t>
-      </w:r>
-      <w:r>
-        <w:rPr>
-          <w:rFonts w:ascii="Times New Roman" w:hAnsi="Times New Roman"/>
-        </w:rPr>
-        <w:t xml:space="preserve"> </w:t>
-      </w:r>
-      <w:r>
-        <w:rPr>
-          <w:rFonts w:ascii="Times New Roman" w:hAnsi="Times New Roman"/>
-        </w:rPr>
-        <w:t xml:space="preserve">“</w:t>
-      </w:r>
-      <w:r>
-        <w:rPr>
-          <w:rFonts w:ascii="Times New Roman" w:hAnsi="Times New Roman"/>
-        </w:rPr>
-        <w:t xml:space="preserve">AI-Driven Fast and Early Detection of IoT Botnet Threats: A Comprehensive Network Traffic Analysis Approach,</w:t>
-      </w:r>
-      <w:r>
-        <w:rPr>
-          <w:rFonts w:ascii="Times New Roman" w:hAnsi="Times New Roman"/>
-        </w:rPr>
-        <w:t xml:space="preserve">”</w:t>
-      </w:r>
-      <w:r>
-        <w:rPr>
-          <w:rFonts w:ascii="Times New Roman" w:hAnsi="Times New Roman"/>
-        </w:rPr>
-        <w:t xml:space="preserve"> </w:t>
-      </w:r>
-      <w:r>
-        <w:rPr>
-          <w:rFonts w:ascii="Times New Roman" w:hAnsi="Times New Roman"/>
-        </w:rPr>
-        <w:t xml:space="preserve">arXiv:2407.15688, 2024.</w:t>
-      </w:r>
-    </w:p>
-    <w:p>
-      <w:pPr>
-        <w:pStyle w:val="BodyText"/>
-      </w:pPr>
-      <w:r>
-        <w:rPr>
-          <w:rFonts w:ascii="Times New Roman" w:hAnsi="Times New Roman"/>
-        </w:rPr>
-        <w:t xml:space="preserve">[17]</w:t>
-      </w:r>
-      <w:r>
-        <w:rPr>
-          <w:rFonts w:ascii="Times New Roman" w:hAnsi="Times New Roman"/>
-        </w:rPr>
-        <w:t xml:space="preserve"> </w:t>
-      </w:r>
-      <w:r>
-        <w:rPr>
-          <w:rFonts w:ascii="Times New Roman" w:hAnsi="Times New Roman"/>
-        </w:rPr>
-        <w:t xml:space="preserve">“</w:t>
-      </w:r>
-      <w:r>
-        <w:rPr>
-          <w:rFonts w:ascii="Times New Roman" w:hAnsi="Times New Roman"/>
-        </w:rPr>
-        <w:t xml:space="preserve">C2 Beaconing Detection via AI-Based Time-Series Analysis,</w:t>
-      </w:r>
-      <w:r>
-        <w:rPr>
-          <w:rFonts w:ascii="Times New Roman" w:hAnsi="Times New Roman"/>
-        </w:rPr>
-        <w:t xml:space="preserve">”</w:t>
-      </w:r>
-      <w:r>
-        <w:rPr>
-          <w:rFonts w:ascii="Times New Roman" w:hAnsi="Times New Roman"/>
-        </w:rPr>
-        <w:t xml:space="preserve"> </w:t>
-      </w:r>
-      <w:r>
-        <w:rPr>
-          <w:rFonts w:ascii="Times New Roman" w:hAnsi="Times New Roman"/>
-        </w:rPr>
-        <w:t xml:space="preserve">Springer LNCS, 2025. doi:10.1007/978-3-032-00627-1_20.</w:t>
-      </w:r>
-    </w:p>
-    <w:p>
-      <w:pPr>
-        <w:pStyle w:val="BodyText"/>
-      </w:pPr>
-      <w:r>
-        <w:rPr>
-          <w:rFonts w:ascii="Times New Roman" w:hAnsi="Times New Roman"/>
-        </w:rPr>
-        <w:t xml:space="preserve">[18] Zeek Network Security Monitor, zeek.org (accessed May 2026).</w:t>
-      </w:r>
-    </w:p>
-    <w:p>
-      <w:pPr>
-        <w:pStyle w:val="BodyText"/>
-      </w:pPr>
-      <w:r>
-        <w:rPr>
-          <w:rFonts w:ascii="Times New Roman" w:hAnsi="Times New Roman"/>
-        </w:rPr>
-        <w:t xml:space="preserve">[19] B. Efron and R. J. Tibshirani, An Introduction to the Bootstrap. Chapman and Hall, 1993.</w:t>
-      </w:r>
-    </w:p>
-    <w:p>
-      <w:pPr>
-        <w:pStyle w:val="BodyText"/>
-      </w:pPr>
-      <w:r>
-        <w:rPr>
-          <w:rFonts w:ascii="Times New Roman" w:hAnsi="Times New Roman"/>
-        </w:rPr>
-        <w:t xml:space="preserve">[20] T. C. Hesterberg,</w:t>
-      </w:r>
-      <w:r>
-        <w:rPr>
-          <w:rFonts w:ascii="Times New Roman" w:hAnsi="Times New Roman"/>
-        </w:rPr>
-        <w:t xml:space="preserve"> </w:t>
-      </w:r>
-      <w:r>
-        <w:rPr>
-          <w:rFonts w:ascii="Times New Roman" w:hAnsi="Times New Roman"/>
-        </w:rPr>
-        <w:t xml:space="preserve">“</w:t>
-      </w:r>
-      <w:r>
-        <w:rPr>
-          <w:rFonts w:ascii="Times New Roman" w:hAnsi="Times New Roman"/>
-        </w:rPr>
-        <w:t xml:space="preserve">What Teachers Should Know About the Bootstrap,</w:t>
-      </w:r>
-      <w:r>
-        <w:rPr>
-          <w:rFonts w:ascii="Times New Roman" w:hAnsi="Times New Roman"/>
-        </w:rPr>
-        <w:t xml:space="preserve">”</w:t>
-      </w:r>
-      <w:r>
-        <w:rPr>
-          <w:rFonts w:ascii="Times New Roman" w:hAnsi="Times New Roman"/>
-        </w:rPr>
-        <w:t xml:space="preserve"> </w:t>
-      </w:r>
-      <w:r>
-        <w:rPr>
-          <w:rFonts w:ascii="Times New Roman" w:hAnsi="Times New Roman"/>
-        </w:rPr>
-        <w:t xml:space="preserve">The American Statistician, vol. 69, no. 4, pp. 371–386, 2015.</w:t>
-      </w:r>
-    </w:p>
-    <w:p>
-      <w:pPr>
-        <w:pStyle w:val="BodyText"/>
-      </w:pPr>
-      <w:r>
-        <w:rPr>
-          <w:rFonts w:ascii="Times New Roman" w:hAnsi="Times New Roman"/>
-        </w:rPr>
-        <w:t xml:space="preserve">[21] V. T. Sós,</w:t>
-      </w:r>
-      <w:r>
-        <w:rPr>
-          <w:rFonts w:ascii="Times New Roman" w:hAnsi="Times New Roman"/>
-        </w:rPr>
-        <w:t xml:space="preserve"> </w:t>
-      </w:r>
-      <w:r>
-        <w:rPr>
-          <w:rFonts w:ascii="Times New Roman" w:hAnsi="Times New Roman"/>
-        </w:rPr>
-        <w:t xml:space="preserve">“</w:t>
-      </w:r>
-      <w:r>
-        <w:rPr>
-          <w:rFonts w:ascii="Times New Roman" w:hAnsi="Times New Roman"/>
-        </w:rPr>
-        <w:t xml:space="preserve">On the theory of diophantine approximations, I,</w:t>
-      </w:r>
-      <w:r>
-        <w:rPr>
-          <w:rFonts w:ascii="Times New Roman" w:hAnsi="Times New Roman"/>
-        </w:rPr>
-        <w:t xml:space="preserve">”</w:t>
-      </w:r>
-      <w:r>
-        <w:rPr>
-          <w:rFonts w:ascii="Times New Roman" w:hAnsi="Times New Roman"/>
-        </w:rPr>
-        <w:t xml:space="preserve"> </w:t>
-      </w:r>
-      <w:r>
-        <w:rPr>
-          <w:rFonts w:ascii="Times New Roman" w:hAnsi="Times New Roman"/>
-        </w:rPr>
-        <w:t xml:space="preserve">Acta Mathematica Hungarica, vol. 8, pp. 461–472, 1957.</w:t>
-      </w:r>
-    </w:p>
-    <w:p>
-      <w:pPr>
-        <w:pStyle w:val="BodyText"/>
-      </w:pPr>
-      <w:r>
-        <w:rPr>
-          <w:rFonts w:ascii="Times New Roman" w:hAnsi="Times New Roman"/>
-        </w:rPr>
-        <w:t xml:space="preserve">[22] T. van Ravenstein,</w:t>
-      </w:r>
-      <w:r>
-        <w:rPr>
-          <w:rFonts w:ascii="Times New Roman" w:hAnsi="Times New Roman"/>
-        </w:rPr>
-        <w:t xml:space="preserve"> </w:t>
-      </w:r>
-      <w:r>
-        <w:rPr>
-          <w:rFonts w:ascii="Times New Roman" w:hAnsi="Times New Roman"/>
-        </w:rPr>
-        <w:t xml:space="preserve">“</w:t>
-      </w:r>
-      <w:r>
-        <w:rPr>
-          <w:rFonts w:ascii="Times New Roman" w:hAnsi="Times New Roman"/>
-        </w:rPr>
-        <w:t xml:space="preserve">The Three Gap Theorem (Steinhaus Conjecture),</w:t>
-      </w:r>
-      <w:r>
-        <w:rPr>
-          <w:rFonts w:ascii="Times New Roman" w:hAnsi="Times New Roman"/>
-        </w:rPr>
-        <w:t xml:space="preserve">”</w:t>
-      </w:r>
-      <w:r>
-        <w:rPr>
-          <w:rFonts w:ascii="Times New Roman" w:hAnsi="Times New Roman"/>
-        </w:rPr>
-        <w:t xml:space="preserve"> </w:t>
-      </w:r>
-      <w:r>
-        <w:rPr>
-          <w:rFonts w:ascii="Times New Roman" w:hAnsi="Times New Roman"/>
-        </w:rPr>
-        <w:t xml:space="preserve">Journal of the Australian Mathematical Society (Series A), vol. 45, pp. 360–370, 1988.</w:t>
-      </w:r>
-    </w:p>
-    <w:p>
-      <w:pPr>
-        <w:pStyle w:val="BodyText"/>
-      </w:pPr>
-      <w:r>
-        <w:rPr>
-          <w:rFonts w:ascii="Times New Roman" w:hAnsi="Times New Roman"/>
-        </w:rPr>
-        <w:t xml:space="preserve">[23] A. Das and A. Haynes,</w:t>
-      </w:r>
-      <w:r>
-        <w:rPr>
-          <w:rFonts w:ascii="Times New Roman" w:hAnsi="Times New Roman"/>
-        </w:rPr>
-        <w:t xml:space="preserve"> </w:t>
-      </w:r>
-      <w:r>
-        <w:rPr>
-          <w:rFonts w:ascii="Times New Roman" w:hAnsi="Times New Roman"/>
-        </w:rPr>
-        <w:t xml:space="preserve">“</w:t>
-      </w:r>
-      <w:r>
-        <w:rPr>
-          <w:rFonts w:ascii="Times New Roman" w:hAnsi="Times New Roman"/>
-        </w:rPr>
-        <w:t xml:space="preserve">The Three Gap Theorem and the Space of Lattices,</w:t>
-      </w:r>
-      <w:r>
-        <w:rPr>
-          <w:rFonts w:ascii="Times New Roman" w:hAnsi="Times New Roman"/>
-        </w:rPr>
-        <w:t xml:space="preserve">”</w:t>
-      </w:r>
-      <w:r>
-        <w:rPr>
-          <w:rFonts w:ascii="Times New Roman" w:hAnsi="Times New Roman"/>
-        </w:rPr>
-        <w:t xml:space="preserve"> </w:t>
-      </w:r>
-      <w:r>
-        <w:rPr>
-          <w:rFonts w:ascii="Times New Roman" w:hAnsi="Times New Roman"/>
-        </w:rPr>
-        <w:t xml:space="preserve">The Ramanujan Journal, 2022.</w:t>
-      </w:r>
-    </w:p>
-    <w:p>
-      <w:pPr>
-        <w:pStyle w:val="BodyText"/>
-      </w:pPr>
-      <w:r>
-        <w:rPr>
-          <w:rFonts w:ascii="Times New Roman" w:hAnsi="Times New Roman"/>
-        </w:rPr>
-        <w:t xml:space="preserve">[24] H. Niederreiter, Random Number Generation and Quasi-Monte Carlo Methods. SIAM CBMS-NSF Regional Conference Series 63, 1992.</w:t>
-      </w:r>
-    </w:p>
-    <w:p>
-      <w:pPr>
-        <w:pStyle w:val="BodyText"/>
-      </w:pPr>
-      <w:r>
-        <w:rPr>
-          <w:rFonts w:ascii="Times New Roman" w:hAnsi="Times New Roman"/>
-        </w:rPr>
-        <w:t xml:space="preserve">[25] G. H. Hardy and E. M. Wright, An Introduction to the Theory of Numbers, 6th ed. Oxford University Press, 2008.</w:t>
-      </w:r>
-    </w:p>
-    <w:p>
-      <w:pPr>
-        <w:pStyle w:val="BodyText"/>
-      </w:pPr>
-      <w:r>
-        <w:rPr>
-          <w:rFonts w:ascii="Times New Roman" w:hAnsi="Times New Roman"/>
-        </w:rPr>
-        <w:t xml:space="preserve">[26] S. S. Bagui, D. Mink, S. C. Bagui, T. Ghosh, R. Plenkers, T. McElroy, S. Dulaney, and S. Shabanali,</w:t>
-      </w:r>
-      <w:r>
-        <w:rPr>
-          <w:rFonts w:ascii="Times New Roman" w:hAnsi="Times New Roman"/>
-        </w:rPr>
-        <w:t xml:space="preserve"> </w:t>
-      </w:r>
-      <w:r>
-        <w:rPr>
-          <w:rFonts w:ascii="Times New Roman" w:hAnsi="Times New Roman"/>
-        </w:rPr>
-        <w:t xml:space="preserve">“</w:t>
-      </w:r>
-      <w:r>
-        <w:rPr>
-          <w:rFonts w:ascii="Times New Roman" w:hAnsi="Times New Roman"/>
-        </w:rPr>
-        <w:t xml:space="preserve">Introducing UWF-ZeekData22: A Comprehensive Network Traffic Dataset Based on the MITRE ATT&amp;CK Framework,</w:t>
-      </w:r>
-      <w:r>
-        <w:rPr>
-          <w:rFonts w:ascii="Times New Roman" w:hAnsi="Times New Roman"/>
-        </w:rPr>
-        <w:t xml:space="preserve">”</w:t>
-      </w:r>
-      <w:r>
-        <w:rPr>
-          <w:rFonts w:ascii="Times New Roman" w:hAnsi="Times New Roman"/>
-        </w:rPr>
-        <w:t xml:space="preserve"> </w:t>
-      </w:r>
-      <w:r>
-        <w:rPr>
-          <w:rFonts w:ascii="Times New Roman" w:hAnsi="Times New Roman"/>
-        </w:rPr>
-        <w:t xml:space="preserve">Data, vol. 8, no. 1, p. 18, 2023. doi:10.3390/data8010018.</w:t>
-      </w:r>
-    </w:p>
-    <w:p>
-      <w:pPr>
-        <w:pStyle w:val="BodyText"/>
-      </w:pPr>
-      <w:r>
-        <w:rPr>
-          <w:rFonts w:ascii="Times New Roman" w:hAnsi="Times New Roman"/>
-        </w:rPr>
-        <w:t xml:space="preserve">[27] A. Cordero,</w:t>
-      </w:r>
-      <w:r>
-        <w:rPr>
-          <w:rFonts w:ascii="Times New Roman" w:hAnsi="Times New Roman"/>
-        </w:rPr>
-        <w:t xml:space="preserve"> </w:t>
-      </w:r>
-      <w:r>
-        <w:rPr>
-          <w:rFonts w:ascii="Times New Roman" w:hAnsi="Times New Roman"/>
-        </w:rPr>
-        <w:t xml:space="preserve">“</w:t>
-      </w:r>
-      <w:r>
-        <w:rPr>
-          <w:rFonts w:ascii="Times New Roman" w:hAnsi="Times New Roman"/>
-        </w:rPr>
-        <w:t xml:space="preserve">Detecting Non-Periodic Structured C2 Beaconing via Additive Recurrence,</w:t>
-      </w:r>
-      <w:r>
-        <w:rPr>
-          <w:rFonts w:ascii="Times New Roman" w:hAnsi="Times New Roman"/>
-        </w:rPr>
-        <w:t xml:space="preserve">”</w:t>
-      </w:r>
-      <w:r>
-        <w:rPr>
-          <w:rFonts w:ascii="Times New Roman" w:hAnsi="Times New Roman"/>
-        </w:rPr>
-        <w:t xml:space="preserve"> </w:t>
-      </w:r>
-      <w:r>
-        <w:rPr>
-          <w:rFonts w:ascii="Times New Roman" w:hAnsi="Times New Roman"/>
-        </w:rPr>
-        <w:t xml:space="preserve">RepoSignal.io LLC, 2026. doi:10.5281/zenodo.20431555.</w:t>
-      </w:r>
-    </w:p>
-    <w:p>
-      <w:pPr>
-        <w:pStyle w:val="BodyText"/>
-      </w:pPr>
-      <w:r>
-        <w:rPr>
-          <w:rFonts w:ascii="Times New Roman" w:hAnsi="Times New Roman"/>
-        </w:rPr>
-        <w:t xml:space="preserve">[28]</w:t>
-      </w:r>
-      <w:r>
-        <w:rPr>
-          <w:rFonts w:ascii="Times New Roman" w:hAnsi="Times New Roman"/>
-        </w:rPr>
-        <w:t xml:space="preserve"> </w:t>
-      </w:r>
-      <w:r>
-        <w:rPr>
-          <w:rFonts w:ascii="Times New Roman" w:hAnsi="Times New Roman"/>
-        </w:rPr>
-        <w:t xml:space="preserve">“</w:t>
-      </w:r>
-      <w:r>
-        <w:rPr>
-          <w:rFonts w:ascii="Times New Roman" w:hAnsi="Times New Roman"/>
-        </w:rPr>
-        <w:t xml:space="preserve">Cobalt Strike: A Cyber Assessment Challenge,</w:t>
-      </w:r>
-      <w:r>
-        <w:rPr>
-          <w:rFonts w:ascii="Times New Roman" w:hAnsi="Times New Roman"/>
-        </w:rPr>
-        <w:t xml:space="preserve">”</w:t>
-      </w:r>
-      <w:r>
-        <w:rPr>
-          <w:rFonts w:ascii="Times New Roman" w:hAnsi="Times New Roman"/>
-        </w:rPr>
-        <w:t xml:space="preserve"> </w:t>
-      </w:r>
-      <w:r>
-        <w:rPr>
-          <w:rFonts w:ascii="Times New Roman" w:hAnsi="Times New Roman"/>
-        </w:rPr>
-        <w:t xml:space="preserve">ITEA Journal, vol. 45, no. 3, September 2024.</w:t>
-      </w:r>
-    </w:p>
-    <w:p>
-      <w:pPr>
-        <w:pStyle w:val="BodyText"/>
-      </w:pPr>
-      <w:r>
-        <w:rPr>
-          <w:rFonts w:ascii="Times New Roman" w:hAnsi="Times New Roman"/>
-        </w:rPr>
-        <w:t xml:space="preserve">[29] Netskope,</w:t>
-      </w:r>
-      <w:r>
-        <w:rPr>
-          <w:rFonts w:ascii="Times New Roman" w:hAnsi="Times New Roman"/>
-        </w:rPr>
-        <w:t xml:space="preserve"> </w:t>
-      </w:r>
-      <w:r>
-        <w:rPr>
-          <w:rFonts w:ascii="Times New Roman" w:hAnsi="Times New Roman"/>
-        </w:rPr>
-        <w:t xml:space="preserve">“</w:t>
-      </w:r>
-      <w:r>
-        <w:rPr>
-          <w:rFonts w:ascii="Times New Roman" w:hAnsi="Times New Roman"/>
-        </w:rPr>
-        <w:t xml:space="preserve">Effective C2 Beaconing Detection White Paper,</w:t>
-      </w:r>
-      <w:r>
-        <w:rPr>
-          <w:rFonts w:ascii="Times New Roman" w:hAnsi="Times New Roman"/>
-        </w:rPr>
-        <w:t xml:space="preserve">”</w:t>
-      </w:r>
-      <w:r>
-        <w:rPr>
-          <w:rFonts w:ascii="Times New Roman" w:hAnsi="Times New Roman"/>
-        </w:rPr>
-        <w:t xml:space="preserve"> </w:t>
-      </w:r>
-      <w:r>
-        <w:rPr>
-          <w:rFonts w:ascii="Times New Roman" w:hAnsi="Times New Roman"/>
-        </w:rPr>
-        <w:t xml:space="preserve">August 2025.</w:t>
-      </w:r>
-    </w:p>
-    <w:p>
-      <w:pPr>
-        <w:pStyle w:val="BodyText"/>
-      </w:pPr>
-      <w:r>
-        <w:rPr>
-          <w:rFonts w:ascii="Times New Roman" w:hAnsi="Times New Roman"/>
-        </w:rPr>
-        <w:t xml:space="preserve">[30] Vectra AI,</w:t>
-      </w:r>
-      <w:r>
-        <w:rPr>
-          <w:rFonts w:ascii="Times New Roman" w:hAnsi="Times New Roman"/>
-        </w:rPr>
-        <w:t xml:space="preserve"> </w:t>
-      </w:r>
-      <w:r>
-        <w:rPr>
-          <w:rFonts w:ascii="Times New Roman" w:hAnsi="Times New Roman"/>
-        </w:rPr>
-        <w:t xml:space="preserve">“</w:t>
-      </w:r>
-      <w:r>
-        <w:rPr>
-          <w:rFonts w:ascii="Times New Roman" w:hAnsi="Times New Roman"/>
-        </w:rPr>
-        <w:t xml:space="preserve">Cobalt Strike Detection &amp; Defense Guide,</w:t>
-      </w:r>
-      <w:r>
-        <w:rPr>
-          <w:rFonts w:ascii="Times New Roman" w:hAnsi="Times New Roman"/>
-        </w:rPr>
-        <w:t xml:space="preserve">”</w:t>
-      </w:r>
-      <w:r>
-        <w:rPr>
-          <w:rFonts w:ascii="Times New Roman" w:hAnsi="Times New Roman"/>
-        </w:rPr>
-        <w:t xml:space="preserve"> </w:t>
-      </w:r>
-      <w:r>
-        <w:rPr>
-          <w:rFonts w:ascii="Times New Roman" w:hAnsi="Times New Roman"/>
-        </w:rPr>
-        <w:t xml:space="preserve">February 2026.</w:t>
-      </w:r>
-    </w:p>
-    <w:p>
-      <w:pPr>
-        <w:pStyle w:val="BodyText"/>
-      </w:pPr>
-      <w:r>
-        <w:rPr>
-          <w:rFonts w:ascii="Times New Roman" w:hAnsi="Times New Roman"/>
-        </w:rPr>
-        <w:t xml:space="preserve">[31] G. F. Chen,</w:t>
-      </w:r>
-      <w:r>
-        <w:rPr>
-          <w:rFonts w:ascii="Times New Roman" w:hAnsi="Times New Roman"/>
-        </w:rPr>
-        <w:t xml:space="preserve"> </w:t>
-      </w:r>
-      <w:r>
-        <w:rPr>
-          <w:rFonts w:ascii="Times New Roman" w:hAnsi="Times New Roman"/>
-        </w:rPr>
-        <w:t xml:space="preserve">“</w:t>
-      </w:r>
-      <w:r>
-        <w:rPr>
-          <w:rFonts w:ascii="Times New Roman" w:hAnsi="Times New Roman"/>
-        </w:rPr>
-        <w:t xml:space="preserve">Three Gap Theorem and applications,</w:t>
-      </w:r>
-      <w:r>
-        <w:rPr>
-          <w:rFonts w:ascii="Times New Roman" w:hAnsi="Times New Roman"/>
-        </w:rPr>
-        <w:t xml:space="preserve">”</w:t>
-      </w:r>
-      <w:r>
-        <w:rPr>
-          <w:rFonts w:ascii="Times New Roman" w:hAnsi="Times New Roman"/>
-        </w:rPr>
-        <w:t xml:space="preserve"> </w:t>
-      </w:r>
-      <w:r>
-        <w:rPr>
-          <w:rFonts w:ascii="Times New Roman" w:hAnsi="Times New Roman"/>
-        </w:rPr>
-        <w:t xml:space="preserve">Conference on Pure, Applied, and Computational Mathematics, 2023.</w:t>
-      </w:r>
-    </w:p>
-    <w:p>
-      <w:pPr>
-        <w:pStyle w:val="BodyText"/>
-      </w:pPr>
-      <w:r>
-        <w:rPr>
-          <w:rFonts w:ascii="Times New Roman" w:hAnsi="Times New Roman"/>
-        </w:rPr>
-        <w:t xml:space="preserve">[32] M. Mayero,</w:t>
-      </w:r>
-      <w:r>
-        <w:rPr>
-          <w:rFonts w:ascii="Times New Roman" w:hAnsi="Times New Roman"/>
-        </w:rPr>
-        <w:t xml:space="preserve"> </w:t>
-      </w:r>
-      <w:r>
-        <w:rPr>
-          <w:rFonts w:ascii="Times New Roman" w:hAnsi="Times New Roman"/>
-        </w:rPr>
-        <w:t xml:space="preserve">“</w:t>
-      </w:r>
-      <w:r>
-        <w:rPr>
-          <w:rFonts w:ascii="Times New Roman" w:hAnsi="Times New Roman"/>
-        </w:rPr>
-        <w:t xml:space="preserve">The Three Gap Theorem (Steinhaus Conjecture),</w:t>
-      </w:r>
-      <w:r>
-        <w:rPr>
-          <w:rFonts w:ascii="Times New Roman" w:hAnsi="Times New Roman"/>
-        </w:rPr>
-        <w:t xml:space="preserve">”</w:t>
-      </w:r>
-      <w:r>
-        <w:rPr>
-          <w:rFonts w:ascii="Times New Roman" w:hAnsi="Times New Roman"/>
-        </w:rPr>
-        <w:t xml:space="preserve"> </w:t>
-      </w:r>
-      <w:r>
-        <w:rPr>
-          <w:rFonts w:ascii="Times New Roman" w:hAnsi="Times New Roman"/>
-        </w:rPr>
-        <w:t xml:space="preserve">in Types for Proofs and Programs (TYPES 1999), LNCS vol. 1956, Springer, 2000.</w:t>
-      </w:r>
-    </w:p>
-    <w:p>
-      <w:pPr>
-        <w:pStyle w:val="BodyText"/>
-      </w:pPr>
-      <w:r>
-        <w:rPr>
-          <w:rFonts w:ascii="Times New Roman" w:hAnsi="Times New Roman"/>
-        </w:rPr>
-        <w:t xml:space="preserve">[33] S. Garcia, M. Grill, J. Stiborek, and A. Zunino,</w:t>
-      </w:r>
-      <w:r>
-        <w:rPr>
-          <w:rFonts w:ascii="Times New Roman" w:hAnsi="Times New Roman"/>
-        </w:rPr>
-        <w:t xml:space="preserve"> </w:t>
-      </w:r>
-      <w:r>
-        <w:rPr>
-          <w:rFonts w:ascii="Times New Roman" w:hAnsi="Times New Roman"/>
-        </w:rPr>
-        <w:t xml:space="preserve">“</w:t>
-      </w:r>
-      <w:r>
-        <w:rPr>
-          <w:rFonts w:ascii="Times New Roman" w:hAnsi="Times New Roman"/>
-        </w:rPr>
-        <w:t xml:space="preserve">An empirical comparison of botnet detection methods,</w:t>
-      </w:r>
-      <w:r>
-        <w:rPr>
-          <w:rFonts w:ascii="Times New Roman" w:hAnsi="Times New Roman"/>
-        </w:rPr>
-        <w:t xml:space="preserve">”</w:t>
-      </w:r>
-      <w:r>
-        <w:rPr>
-          <w:rFonts w:ascii="Times New Roman" w:hAnsi="Times New Roman"/>
-        </w:rPr>
-        <w:t xml:space="preserve"> </w:t>
-      </w:r>
-      <w:r>
-        <w:rPr>
-          <w:rFonts w:ascii="Times New Roman" w:hAnsi="Times New Roman"/>
-        </w:rPr>
-        <w:t xml:space="preserve">Computers &amp; Security, vol. 45, pp. 100–123, 2014. Dataset: CTU-13, https://www.stratosphereips.org/datasets-ctu13.</w:t>
-      </w:r>
-    </w:p>
-    <w:p>
-      <w:pPr>
-        <w:pStyle w:val="BodyText"/>
-      </w:pPr>
-      <w:r>
-        <w:rPr>
-          <w:rFonts w:ascii="Times New Roman" w:hAnsi="Times New Roman"/>
-        </w:rPr>
-        <w:t xml:space="preserve">[34] Stratosphere IPS Project,</w:t>
-      </w:r>
-      <w:r>
-        <w:rPr>
-          <w:rFonts w:ascii="Times New Roman" w:hAnsi="Times New Roman"/>
-        </w:rPr>
-        <w:t xml:space="preserve"> </w:t>
-      </w:r>
-      <w:r>
-        <w:rPr>
-          <w:rFonts w:ascii="Times New Roman" w:hAnsi="Times New Roman"/>
-        </w:rPr>
-        <w:t xml:space="preserve">“</w:t>
-      </w:r>
-      <w:r>
-        <w:rPr>
-          <w:rFonts w:ascii="Times New Roman" w:hAnsi="Times New Roman"/>
-        </w:rPr>
-        <w:t xml:space="preserve">Stratosphere Laboratory Datasets,</w:t>
-      </w:r>
-      <w:r>
-        <w:rPr>
-          <w:rFonts w:ascii="Times New Roman" w:hAnsi="Times New Roman"/>
-        </w:rPr>
-        <w:t xml:space="preserve">”</w:t>
-      </w:r>
-      <w:r>
-        <w:rPr>
-          <w:rFonts w:ascii="Times New Roman" w:hAnsi="Times New Roman"/>
-        </w:rPr>
-        <w:t xml:space="preserve"> </w:t>
-      </w:r>
-      <w:r>
-        <w:rPr>
-          <w:rFonts w:ascii="Times New Roman" w:hAnsi="Times New Roman"/>
-        </w:rPr>
-        <w:t xml:space="preserve">Czech Technical University in Prague, https://www.stratosphereips.org/datasets-overview (accessed May 2026).</w:t>
-      </w:r>
-    </w:p>
-    <w:p>
-      <w:r>
-        <w:rPr>
-          <w:rFonts w:ascii="Times New Roman" w:hAnsi="Times New Roman"/>
-        </w:rPr>
-        <w:pict>
-          <v:rect style="width:0;height:1.5pt" o:hralign="center" o:hrstd="t" o:hr="t"/>
-        </w:pict>
-      </w:r>
-    </w:p>
-    <w:bookmarkEnd w:id="136"/>
-    <w:bookmarkStart w:id="137" w:name="supplementary-materials"/>
+    <w:bookmarkEnd w:id="129"/>
+    <w:bookmarkStart w:id="130" w:name="supplementary-materials"/>
     <w:p>
       <w:pPr>
         <w:pStyle w:val="Heading2"/>
@@ -19445,8 +17274,8 @@
         </w:pict>
       </w:r>
     </w:p>
-    <w:bookmarkEnd w:id="137"/>
-    <w:bookmarkStart w:id="138" w:name="figure-inventory"/>
+    <w:bookmarkEnd w:id="130"/>
+    <w:bookmarkStart w:id="131" w:name="figure-inventory"/>
     <w:p>
       <w:pPr>
         <w:pStyle w:val="Heading2"/>
@@ -20748,8 +18577,8 @@
         </w:tc>
       </w:tr>
     </w:tbl>
-    <w:bookmarkEnd w:id="138"/>
-    <w:bookmarkEnd w:id="139"/>
+    <w:bookmarkEnd w:id="131"/>
+    <w:bookmarkEnd w:id="132"/>
     <w:sectPr>
       <w:headerReference w:type="default" r:id="rId9"/>
       <w:footerReference w:type="default" r:id="rId10"/>
